--- a/pr-preview/pr-235/model-validation-handout.docx
+++ b/pr-preview/pr-235/model-validation-handout.docx
@@ -15,7 +15,7 @@
         <w:pStyle w:val="Date"/>
       </w:pPr>
       <w:r>
-        <w:t xml:space="preserve">Last modified: 2026-10-16 00:45:31 (PDT)</w:t>
+        <w:t xml:space="preserve">Last modified: 2026-10-16 01:58:44 (PDT)</w:t>
       </w:r>
     </w:p>
     <w:bookmarkStart w:id="17" w:name="sec-data-sets"/>
@@ -30941,7 +30941,7 @@
     </w:p>
     <w:bookmarkEnd w:id="102"/>
     <w:bookmarkEnd w:id="103"/>
-    <w:bookmarkStart w:id="145" w:name="sec-data-splits"/>
+    <w:bookmarkStart w:id="150" w:name="sec-data-splits"/>
     <w:p>
       <w:pPr>
         <w:pStyle w:val="Heading2"/>
@@ -32714,7 +32714,7 @@
       <w:bookmarkEnd w:id="112"/>
     </w:p>
     <w:bookmarkEnd w:id="113"/>
-    <w:bookmarkStart w:id="115" w:name="def-validation-choice"/>
+    <w:bookmarkStart w:id="115" w:name="def-validation-error"/>
     <w:p>
       <w:pPr>
         <w:pStyle w:val="FirstParagraph"/>
@@ -32724,7 +32724,428 @@
           <w:b/>
           <w:bCs/>
         </w:rPr>
-        <w:t xml:space="preserve">Definition 23 (Validation choice)</w:t>
+        <w:t xml:space="preserve">Definition 23 (Validation error)</w:t>
+      </w:r>
+      <w:r>
+        <w:t xml:space="preserve"> </w:t>
+      </w:r>
+      <w:r>
+        <w:t xml:space="preserve">The</w:t>
+      </w:r>
+      <w:r>
+        <w:t xml:space="preserve"> </w:t>
+      </w:r>
+      <w:r>
+        <w:rPr>
+          <w:b/>
+          <w:bCs/>
+        </w:rPr>
+        <w:t xml:space="preserve">validation error</w:t>
+      </w:r>
+      <w:r>
+        <w:t xml:space="preserve"> </w:t>
+      </w:r>
+      <w:r>
+        <w:t xml:space="preserve">of a</w:t>
+      </w:r>
+      <w:r>
+        <w:t xml:space="preserve"> </w:t>
+      </w:r>
+      <w:hyperlink w:anchor="def-prediction-rule">
+        <w:r>
+          <w:rPr>
+            <w:rStyle w:val="Hyperlink"/>
+          </w:rPr>
+          <w:t xml:space="preserve">prediction rule</w:t>
+        </w:r>
+      </w:hyperlink>
+      <w:r>
+        <w:t xml:space="preserve"> </w:t>
+      </w:r>
+      <m:oMath>
+        <m:acc>
+          <m:accPr>
+            <m:chr m:val="̂"/>
+          </m:accPr>
+          <m:e>
+            <m:r>
+              <m:t>y</m:t>
+            </m:r>
+          </m:e>
+        </m:acc>
+      </m:oMath>
+      <w:r>
+        <w:t xml:space="preserve"> </w:t>
+      </w:r>
+      <w:r>
+        <w:t xml:space="preserve">fitted to a</w:t>
+      </w:r>
+      <w:r>
+        <w:t xml:space="preserve"> </w:t>
+      </w:r>
+      <w:hyperlink w:anchor="def-training-set">
+        <w:r>
+          <w:rPr>
+            <w:rStyle w:val="Hyperlink"/>
+          </w:rPr>
+          <w:t xml:space="preserve">training set</w:t>
+        </w:r>
+      </w:hyperlink>
+      <w:r>
+        <w:t xml:space="preserve"> </w:t>
+      </w:r>
+      <m:oMath>
+        <m:sSub>
+          <m:e>
+            <m:r>
+              <m:rPr>
+                <m:scr m:val="script"/>
+                <m:sty m:val="p"/>
+              </m:rPr>
+              <m:t>D</m:t>
+            </m:r>
+          </m:e>
+          <m:sub>
+            <m:r>
+              <m:rPr>
+                <m:nor/>
+                <m:sty m:val="p"/>
+              </m:rPr>
+              <m:t>train</m:t>
+            </m:r>
+          </m:sub>
+        </m:sSub>
+      </m:oMath>
+      <w:r>
+        <w:t xml:space="preserve"> </w:t>
+      </w:r>
+      <w:r>
+        <w:t xml:space="preserve">is the</w:t>
+      </w:r>
+      <w:r>
+        <w:t xml:space="preserve"> </w:t>
+      </w:r>
+      <w:hyperlink r:id="rId34">
+        <w:r>
+          <w:rPr>
+            <w:rStyle w:val="Hyperlink"/>
+          </w:rPr>
+          <w:t xml:space="preserve">mean squared error</w:t>
+        </w:r>
+      </w:hyperlink>
+      <w:r>
+        <w:t xml:space="preserve"> </w:t>
+      </w:r>
+      <w:r>
+        <w:t xml:space="preserve">of its predictions for the</w:t>
+      </w:r>
+      <w:r>
+        <w:t xml:space="preserve"> </w:t>
+      </w:r>
+      <w:hyperlink w:anchor="def-validation-set">
+        <w:r>
+          <w:rPr>
+            <w:rStyle w:val="Hyperlink"/>
+          </w:rPr>
+          <w:t xml:space="preserve">validation set</w:t>
+        </w:r>
+      </w:hyperlink>
+      <w:r>
+        <w:t xml:space="preserve">,</w:t>
+      </w:r>
+      <w:r>
+        <w:t xml:space="preserve"> </w:t>
+      </w:r>
+      <w:r>
+        <w:t xml:space="preserve">indexed by</w:t>
+      </w:r>
+      <w:r>
+        <w:t xml:space="preserve"> </w:t>
+      </w:r>
+      <m:oMath>
+        <m:sSub>
+          <m:e>
+            <m:r>
+              <m:t>I</m:t>
+            </m:r>
+          </m:e>
+          <m:sub>
+            <m:r>
+              <m:rPr>
+                <m:nor/>
+                <m:sty m:val="p"/>
+              </m:rPr>
+              <m:t>val</m:t>
+            </m:r>
+          </m:sub>
+        </m:sSub>
+      </m:oMath>
+      <w:r>
+        <w:t xml:space="preserve">:</w:t>
+      </w:r>
+    </w:p>
+    <w:p>
+      <w:pPr>
+        <w:pStyle w:val="BodyText"/>
+      </w:pPr>
+      <w:bookmarkStart w:id="114" w:name="eq-validation-error"/>
+      <m:oMathPara>
+        <m:oMathParaPr>
+          <m:jc m:val="center"/>
+        </m:oMathParaPr>
+        <m:oMath>
+          <m:sSub>
+            <m:e>
+              <m:bar>
+                <m:barPr>
+                  <m:pos m:val="top"/>
+                </m:barPr>
+                <m:e>
+                  <m:r>
+                    <m:rPr>
+                      <m:sty m:val="p"/>
+                    </m:rPr>
+                    <m:t>err</m:t>
+                  </m:r>
+                </m:e>
+              </m:bar>
+            </m:e>
+            <m:sub>
+              <m:r>
+                <m:rPr>
+                  <m:nor/>
+                  <m:sty m:val="p"/>
+                </m:rPr>
+                <m:t>val</m:t>
+              </m:r>
+            </m:sub>
+          </m:sSub>
+          <m:limUpp>
+            <m:e>
+              <m:r>
+                <m:rPr>
+                  <m:sty m:val="p"/>
+                </m:rPr>
+                <m:t>=</m:t>
+              </m:r>
+            </m:e>
+            <m:lim>
+              <m:r>
+                <m:rPr>
+                  <m:nor/>
+                  <m:sty m:val="p"/>
+                </m:rPr>
+                <m:t>def</m:t>
+              </m:r>
+            </m:lim>
+          </m:limUpp>
+          <m:f>
+            <m:fPr>
+              <m:type m:val="bar"/>
+            </m:fPr>
+            <m:num>
+              <m:r>
+                <m:t>1</m:t>
+              </m:r>
+            </m:num>
+            <m:den>
+              <m:r>
+                <m:t>​</m:t>
+              </m:r>
+              <m:d>
+                <m:dPr>
+                  <m:begChr m:val="|"/>
+                  <m:sepChr m:val=""/>
+                  <m:endChr m:val="|"/>
+                  <m:grow/>
+                </m:dPr>
+                <m:e>
+                  <m:sSub>
+                    <m:e>
+                      <m:r>
+                        <m:t>I</m:t>
+                      </m:r>
+                    </m:e>
+                    <m:sub>
+                      <m:r>
+                        <m:rPr>
+                          <m:nor/>
+                          <m:sty m:val="p"/>
+                        </m:rPr>
+                        <m:t>val</m:t>
+                      </m:r>
+                    </m:sub>
+                  </m:sSub>
+                </m:e>
+              </m:d>
+              <m:r>
+                <m:t>​</m:t>
+              </m:r>
+            </m:den>
+          </m:f>
+          <m:nary>
+            <m:naryPr>
+              <m:chr m:val="∑"/>
+              <m:limLoc m:val="undOvr"/>
+              <m:subHide m:val="off"/>
+              <m:supHide m:val="on"/>
+            </m:naryPr>
+            <m:sub>
+              <m:r>
+                <m:t>i</m:t>
+              </m:r>
+              <m:r>
+                <m:rPr>
+                  <m:sty m:val="p"/>
+                </m:rPr>
+                <m:t>∈</m:t>
+              </m:r>
+              <m:sSub>
+                <m:e>
+                  <m:r>
+                    <m:t>I</m:t>
+                  </m:r>
+                </m:e>
+                <m:sub>
+                  <m:r>
+                    <m:rPr>
+                      <m:nor/>
+                      <m:sty m:val="p"/>
+                    </m:rPr>
+                    <m:t>val</m:t>
+                  </m:r>
+                </m:sub>
+              </m:sSub>
+            </m:sub>
+            <m:sup>
+              <m:r>
+                <m:t>​</m:t>
+              </m:r>
+            </m:sup>
+            <m:e>
+              <m:sSup>
+                <m:e>
+                  <m:r>
+                    <m:t>​</m:t>
+                  </m:r>
+                  <m:d>
+                    <m:dPr>
+                      <m:begChr m:val="("/>
+                      <m:sepChr m:val=""/>
+                      <m:endChr m:val=")"/>
+                      <m:grow/>
+                    </m:dPr>
+                    <m:e>
+                      <m:acc>
+                        <m:accPr>
+                          <m:chr m:val="̂"/>
+                        </m:accPr>
+                        <m:e>
+                          <m:r>
+                            <m:t>y</m:t>
+                          </m:r>
+                        </m:e>
+                      </m:acc>
+                      <m:r>
+                        <m:t>​</m:t>
+                      </m:r>
+                      <m:d>
+                        <m:dPr>
+                          <m:begChr m:val="("/>
+                          <m:sepChr m:val=""/>
+                          <m:endChr m:val=")"/>
+                          <m:grow/>
+                        </m:dPr>
+                        <m:e>
+                          <m:sSub>
+                            <m:e>
+                              <m:r>
+                                <m:t>x</m:t>
+                              </m:r>
+                            </m:e>
+                            <m:sub>
+                              <m:r>
+                                <m:t>i</m:t>
+                              </m:r>
+                            </m:sub>
+                          </m:sSub>
+                        </m:e>
+                      </m:d>
+                      <m:r>
+                        <m:t>​</m:t>
+                      </m:r>
+                      <m:r>
+                        <m:rPr>
+                          <m:sty m:val="p"/>
+                        </m:rPr>
+                        <m:t>−</m:t>
+                      </m:r>
+                      <m:sSub>
+                        <m:e>
+                          <m:r>
+                            <m:t>y</m:t>
+                          </m:r>
+                        </m:e>
+                        <m:sub>
+                          <m:r>
+                            <m:t>i</m:t>
+                          </m:r>
+                        </m:sub>
+                      </m:sSub>
+                    </m:e>
+                  </m:d>
+                  <m:r>
+                    <m:t>​</m:t>
+                  </m:r>
+                </m:e>
+                <m:sup>
+                  <m:r>
+                    <m:t>2</m:t>
+                  </m:r>
+                </m:sup>
+              </m:sSup>
+            </m:e>
+          </m:nary>
+          <m:r>
+            <m:rPr>
+              <m:sty m:val="p"/>
+            </m:rPr>
+            <m:t>.</m:t>
+          </m:r>
+          <m:r>
+            <m:t>  </m:t>
+          </m:r>
+          <m:r>
+            <m:rPr>
+              <m:sty m:val="p"/>
+            </m:rPr>
+            <m:t>(</m:t>
+          </m:r>
+          <m:r>
+            <m:t>25</m:t>
+          </m:r>
+          <m:r>
+            <m:rPr>
+              <m:sty m:val="p"/>
+            </m:rPr>
+            <m:t>)</m:t>
+          </m:r>
+        </m:oMath>
+      </m:oMathPara>
+      <w:bookmarkEnd w:id="114"/>
+    </w:p>
+    <w:bookmarkEnd w:id="115"/>
+    <w:bookmarkStart w:id="117" w:name="def-validation-choice"/>
+    <w:p>
+      <w:pPr>
+        <w:pStyle w:val="FirstParagraph"/>
+      </w:pPr>
+      <w:r>
+        <w:rPr>
+          <w:b/>
+          <w:bCs/>
+        </w:rPr>
+        <w:t xml:space="preserve">Definition 24 (Validation choice)</w:t>
       </w:r>
       <w:r>
         <w:t xml:space="preserve"> </w:t>
@@ -32920,7 +33341,7 @@
       <w:pPr>
         <w:pStyle w:val="BodyText"/>
       </w:pPr>
-      <w:bookmarkStart w:id="114" w:name="eq-validation-choice"/>
+      <w:bookmarkStart w:id="116" w:name="eq-validation-choice"/>
       <m:oMathPara>
         <m:oMathParaPr>
           <m:jc m:val="center"/>
@@ -33187,7 +33608,7 @@
             <m:t>(</m:t>
           </m:r>
           <m:r>
-            <m:t>25</m:t>
+            <m:t>26</m:t>
           </m:r>
           <m:r>
             <m:rPr>
@@ -33197,10 +33618,10 @@
           </m:r>
         </m:oMath>
       </m:oMathPara>
-      <w:bookmarkEnd w:id="114"/>
+      <w:bookmarkEnd w:id="116"/>
     </w:p>
-    <w:bookmarkEnd w:id="115"/>
-    <w:bookmarkStart w:id="117" w:name="def-test-set"/>
+    <w:bookmarkEnd w:id="117"/>
+    <w:bookmarkStart w:id="119" w:name="def-test-set"/>
     <w:p>
       <w:pPr>
         <w:pStyle w:val="FirstParagraph"/>
@@ -33210,7 +33631,7 @@
           <w:b/>
           <w:bCs/>
         </w:rPr>
-        <w:t xml:space="preserve">Definition 24 (Test set)</w:t>
+        <w:t xml:space="preserve">Definition 25 (Test set)</w:t>
       </w:r>
       <w:r>
         <w:t xml:space="preserve"> </w:t>
@@ -33344,7 +33765,7 @@
       <w:pPr>
         <w:pStyle w:val="BodyText"/>
       </w:pPr>
-      <w:bookmarkStart w:id="116" w:name="eq-test-set"/>
+      <w:bookmarkStart w:id="118" w:name="eq-test-set"/>
       <m:oMathPara>
         <m:oMathParaPr>
           <m:jc m:val="center"/>
@@ -33455,7 +33876,7 @@
             <m:t>(</m:t>
           </m:r>
           <m:r>
-            <m:t>26</m:t>
+            <m:t>27</m:t>
           </m:r>
           <m:r>
             <m:rPr>
@@ -33465,10 +33886,431 @@
           </m:r>
         </m:oMath>
       </m:oMathPara>
-      <w:bookmarkEnd w:id="116"/>
+      <w:bookmarkEnd w:id="118"/>
     </w:p>
-    <w:bookmarkEnd w:id="117"/>
-    <w:bookmarkStart w:id="121" w:name="rem-data-splits"/>
+    <w:bookmarkEnd w:id="119"/>
+    <w:bookmarkStart w:id="121" w:name="def-test-error"/>
+    <w:p>
+      <w:pPr>
+        <w:pStyle w:val="FirstParagraph"/>
+      </w:pPr>
+      <w:r>
+        <w:rPr>
+          <w:b/>
+          <w:bCs/>
+        </w:rPr>
+        <w:t xml:space="preserve">Definition 26 (Test error)</w:t>
+      </w:r>
+      <w:r>
+        <w:t xml:space="preserve"> </w:t>
+      </w:r>
+      <w:r>
+        <w:t xml:space="preserve">The</w:t>
+      </w:r>
+      <w:r>
+        <w:t xml:space="preserve"> </w:t>
+      </w:r>
+      <w:r>
+        <w:rPr>
+          <w:b/>
+          <w:bCs/>
+        </w:rPr>
+        <w:t xml:space="preserve">test error</w:t>
+      </w:r>
+      <w:r>
+        <w:t xml:space="preserve"> </w:t>
+      </w:r>
+      <w:r>
+        <w:t xml:space="preserve">of a</w:t>
+      </w:r>
+      <w:r>
+        <w:t xml:space="preserve"> </w:t>
+      </w:r>
+      <w:hyperlink w:anchor="def-prediction-rule">
+        <w:r>
+          <w:rPr>
+            <w:rStyle w:val="Hyperlink"/>
+          </w:rPr>
+          <w:t xml:space="preserve">prediction rule</w:t>
+        </w:r>
+      </w:hyperlink>
+      <w:r>
+        <w:t xml:space="preserve"> </w:t>
+      </w:r>
+      <m:oMath>
+        <m:acc>
+          <m:accPr>
+            <m:chr m:val="̂"/>
+          </m:accPr>
+          <m:e>
+            <m:r>
+              <m:t>y</m:t>
+            </m:r>
+          </m:e>
+        </m:acc>
+      </m:oMath>
+      <w:r>
+        <w:t xml:space="preserve"> </w:t>
+      </w:r>
+      <w:r>
+        <w:t xml:space="preserve">fitted to a</w:t>
+      </w:r>
+      <w:r>
+        <w:t xml:space="preserve"> </w:t>
+      </w:r>
+      <w:hyperlink w:anchor="def-training-set">
+        <w:r>
+          <w:rPr>
+            <w:rStyle w:val="Hyperlink"/>
+          </w:rPr>
+          <w:t xml:space="preserve">training set</w:t>
+        </w:r>
+      </w:hyperlink>
+      <w:r>
+        <w:t xml:space="preserve"> </w:t>
+      </w:r>
+      <m:oMath>
+        <m:sSub>
+          <m:e>
+            <m:r>
+              <m:rPr>
+                <m:scr m:val="script"/>
+                <m:sty m:val="p"/>
+              </m:rPr>
+              <m:t>D</m:t>
+            </m:r>
+          </m:e>
+          <m:sub>
+            <m:r>
+              <m:rPr>
+                <m:nor/>
+                <m:sty m:val="p"/>
+              </m:rPr>
+              <m:t>train</m:t>
+            </m:r>
+          </m:sub>
+        </m:sSub>
+      </m:oMath>
+      <w:r>
+        <w:t xml:space="preserve"> </w:t>
+      </w:r>
+      <w:r>
+        <w:t xml:space="preserve">is the</w:t>
+      </w:r>
+      <w:r>
+        <w:t xml:space="preserve"> </w:t>
+      </w:r>
+      <w:hyperlink r:id="rId34">
+        <w:r>
+          <w:rPr>
+            <w:rStyle w:val="Hyperlink"/>
+          </w:rPr>
+          <w:t xml:space="preserve">mean squared error</w:t>
+        </w:r>
+      </w:hyperlink>
+      <w:r>
+        <w:t xml:space="preserve"> </w:t>
+      </w:r>
+      <w:r>
+        <w:t xml:space="preserve">of its predictions for the</w:t>
+      </w:r>
+      <w:r>
+        <w:t xml:space="preserve"> </w:t>
+      </w:r>
+      <w:hyperlink w:anchor="def-test-set">
+        <w:r>
+          <w:rPr>
+            <w:rStyle w:val="Hyperlink"/>
+          </w:rPr>
+          <w:t xml:space="preserve">test set</w:t>
+        </w:r>
+      </w:hyperlink>
+      <w:r>
+        <w:t xml:space="preserve">,</w:t>
+      </w:r>
+      <w:r>
+        <w:t xml:space="preserve"> </w:t>
+      </w:r>
+      <w:r>
+        <w:t xml:space="preserve">indexed by</w:t>
+      </w:r>
+      <w:r>
+        <w:t xml:space="preserve"> </w:t>
+      </w:r>
+      <m:oMath>
+        <m:sSub>
+          <m:e>
+            <m:r>
+              <m:t>I</m:t>
+            </m:r>
+          </m:e>
+          <m:sub>
+            <m:r>
+              <m:rPr>
+                <m:nor/>
+                <m:sty m:val="p"/>
+              </m:rPr>
+              <m:t>test</m:t>
+            </m:r>
+          </m:sub>
+        </m:sSub>
+      </m:oMath>
+      <w:r>
+        <w:t xml:space="preserve">:</w:t>
+      </w:r>
+    </w:p>
+    <w:p>
+      <w:pPr>
+        <w:pStyle w:val="BodyText"/>
+      </w:pPr>
+      <w:bookmarkStart w:id="120" w:name="eq-test-error"/>
+      <m:oMathPara>
+        <m:oMathParaPr>
+          <m:jc m:val="center"/>
+        </m:oMathParaPr>
+        <m:oMath>
+          <m:sSub>
+            <m:e>
+              <m:bar>
+                <m:barPr>
+                  <m:pos m:val="top"/>
+                </m:barPr>
+                <m:e>
+                  <m:r>
+                    <m:rPr>
+                      <m:sty m:val="p"/>
+                    </m:rPr>
+                    <m:t>err</m:t>
+                  </m:r>
+                </m:e>
+              </m:bar>
+            </m:e>
+            <m:sub>
+              <m:r>
+                <m:rPr>
+                  <m:nor/>
+                  <m:sty m:val="p"/>
+                </m:rPr>
+                <m:t>test</m:t>
+              </m:r>
+            </m:sub>
+          </m:sSub>
+          <m:limUpp>
+            <m:e>
+              <m:r>
+                <m:rPr>
+                  <m:sty m:val="p"/>
+                </m:rPr>
+                <m:t>=</m:t>
+              </m:r>
+            </m:e>
+            <m:lim>
+              <m:r>
+                <m:rPr>
+                  <m:nor/>
+                  <m:sty m:val="p"/>
+                </m:rPr>
+                <m:t>def</m:t>
+              </m:r>
+            </m:lim>
+          </m:limUpp>
+          <m:f>
+            <m:fPr>
+              <m:type m:val="bar"/>
+            </m:fPr>
+            <m:num>
+              <m:r>
+                <m:t>1</m:t>
+              </m:r>
+            </m:num>
+            <m:den>
+              <m:r>
+                <m:t>​</m:t>
+              </m:r>
+              <m:d>
+                <m:dPr>
+                  <m:begChr m:val="|"/>
+                  <m:sepChr m:val=""/>
+                  <m:endChr m:val="|"/>
+                  <m:grow/>
+                </m:dPr>
+                <m:e>
+                  <m:sSub>
+                    <m:e>
+                      <m:r>
+                        <m:t>I</m:t>
+                      </m:r>
+                    </m:e>
+                    <m:sub>
+                      <m:r>
+                        <m:rPr>
+                          <m:nor/>
+                          <m:sty m:val="p"/>
+                        </m:rPr>
+                        <m:t>test</m:t>
+                      </m:r>
+                    </m:sub>
+                  </m:sSub>
+                </m:e>
+              </m:d>
+              <m:r>
+                <m:t>​</m:t>
+              </m:r>
+            </m:den>
+          </m:f>
+          <m:nary>
+            <m:naryPr>
+              <m:chr m:val="∑"/>
+              <m:limLoc m:val="undOvr"/>
+              <m:subHide m:val="off"/>
+              <m:supHide m:val="on"/>
+            </m:naryPr>
+            <m:sub>
+              <m:r>
+                <m:t>i</m:t>
+              </m:r>
+              <m:r>
+                <m:rPr>
+                  <m:sty m:val="p"/>
+                </m:rPr>
+                <m:t>∈</m:t>
+              </m:r>
+              <m:sSub>
+                <m:e>
+                  <m:r>
+                    <m:t>I</m:t>
+                  </m:r>
+                </m:e>
+                <m:sub>
+                  <m:r>
+                    <m:rPr>
+                      <m:nor/>
+                      <m:sty m:val="p"/>
+                    </m:rPr>
+                    <m:t>test</m:t>
+                  </m:r>
+                </m:sub>
+              </m:sSub>
+            </m:sub>
+            <m:sup>
+              <m:r>
+                <m:t>​</m:t>
+              </m:r>
+            </m:sup>
+            <m:e>
+              <m:sSup>
+                <m:e>
+                  <m:r>
+                    <m:t>​</m:t>
+                  </m:r>
+                  <m:d>
+                    <m:dPr>
+                      <m:begChr m:val="("/>
+                      <m:sepChr m:val=""/>
+                      <m:endChr m:val=")"/>
+                      <m:grow/>
+                    </m:dPr>
+                    <m:e>
+                      <m:acc>
+                        <m:accPr>
+                          <m:chr m:val="̂"/>
+                        </m:accPr>
+                        <m:e>
+                          <m:r>
+                            <m:t>y</m:t>
+                          </m:r>
+                        </m:e>
+                      </m:acc>
+                      <m:r>
+                        <m:t>​</m:t>
+                      </m:r>
+                      <m:d>
+                        <m:dPr>
+                          <m:begChr m:val="("/>
+                          <m:sepChr m:val=""/>
+                          <m:endChr m:val=")"/>
+                          <m:grow/>
+                        </m:dPr>
+                        <m:e>
+                          <m:sSub>
+                            <m:e>
+                              <m:r>
+                                <m:t>x</m:t>
+                              </m:r>
+                            </m:e>
+                            <m:sub>
+                              <m:r>
+                                <m:t>i</m:t>
+                              </m:r>
+                            </m:sub>
+                          </m:sSub>
+                        </m:e>
+                      </m:d>
+                      <m:r>
+                        <m:t>​</m:t>
+                      </m:r>
+                      <m:r>
+                        <m:rPr>
+                          <m:sty m:val="p"/>
+                        </m:rPr>
+                        <m:t>−</m:t>
+                      </m:r>
+                      <m:sSub>
+                        <m:e>
+                          <m:r>
+                            <m:t>y</m:t>
+                          </m:r>
+                        </m:e>
+                        <m:sub>
+                          <m:r>
+                            <m:t>i</m:t>
+                          </m:r>
+                        </m:sub>
+                      </m:sSub>
+                    </m:e>
+                  </m:d>
+                  <m:r>
+                    <m:t>​</m:t>
+                  </m:r>
+                </m:e>
+                <m:sup>
+                  <m:r>
+                    <m:t>2</m:t>
+                  </m:r>
+                </m:sup>
+              </m:sSup>
+            </m:e>
+          </m:nary>
+          <m:r>
+            <m:rPr>
+              <m:sty m:val="p"/>
+            </m:rPr>
+            <m:t>.</m:t>
+          </m:r>
+          <m:r>
+            <m:t>  </m:t>
+          </m:r>
+          <m:r>
+            <m:rPr>
+              <m:sty m:val="p"/>
+            </m:rPr>
+            <m:t>(</m:t>
+          </m:r>
+          <m:r>
+            <m:t>28</m:t>
+          </m:r>
+          <m:r>
+            <m:rPr>
+              <m:sty m:val="p"/>
+            </m:rPr>
+            <m:t>)</m:t>
+          </m:r>
+        </m:oMath>
+      </m:oMathPara>
+      <w:bookmarkEnd w:id="120"/>
+    </w:p>
+    <w:bookmarkEnd w:id="121"/>
+    <w:bookmarkStart w:id="125" w:name="rem-data-splits"/>
     <w:p>
       <w:pPr>
         <w:pStyle w:val="FirstParagraph"/>
@@ -33643,7 +34485,7 @@
       <w:r>
         <w:t xml:space="preserve"> </w:t>
       </w:r>
-      <w:hyperlink r:id="rId118">
+      <w:hyperlink r:id="rId122">
         <w:r>
           <w:rPr>
             <w:rStyle w:val="Hyperlink"/>
@@ -33663,7 +34505,7 @@
       <w:r>
         <w:t xml:space="preserve"> </w:t>
       </w:r>
-      <w:hyperlink r:id="rId119">
+      <w:hyperlink r:id="rId123">
         <w:r>
           <w:rPr>
             <w:rStyle w:val="Hyperlink"/>
@@ -33683,7 +34525,7 @@
       <w:r>
         <w:t xml:space="preserve"> </w:t>
       </w:r>
-      <w:hyperlink r:id="rId120">
+      <w:hyperlink r:id="rId124">
         <w:r>
           <w:rPr>
             <w:rStyle w:val="Hyperlink"/>
@@ -33701,8 +34543,219 @@
         <w:t xml:space="preserve">They use a different symbol for the training set and a parenthesized observation index, but the same three-way split.</w:t>
       </w:r>
     </w:p>
-    <w:bookmarkEnd w:id="121"/>
-    <w:bookmarkStart w:id="144" w:name="exm-train-validation-test-split"/>
+    <w:bookmarkEnd w:id="125"/>
+    <w:bookmarkStart w:id="126" w:name="rem-validation-test-error"/>
+    <w:p>
+      <w:pPr>
+        <w:pStyle w:val="BodyText"/>
+      </w:pPr>
+      <w:r>
+        <w:rPr>
+          <w:i/>
+          <w:iCs/>
+        </w:rPr>
+        <w:t xml:space="preserve">Remark 16</w:t>
+      </w:r>
+      <w:r>
+        <w:t xml:space="preserve"> (What the validation and test errors estimate). </w:t>
+      </w:r>
+      <w:r>
+        <w:t xml:space="preserve">The</w:t>
+      </w:r>
+      <w:r>
+        <w:t xml:space="preserve"> </w:t>
+      </w:r>
+      <w:hyperlink w:anchor="def-validation-error">
+        <w:r>
+          <w:rPr>
+            <w:rStyle w:val="Hyperlink"/>
+          </w:rPr>
+          <w:t xml:space="preserve">validation error</w:t>
+        </w:r>
+      </w:hyperlink>
+      <w:r>
+        <w:t xml:space="preserve"> </w:t>
+      </w:r>
+      <w:r>
+        <w:t xml:space="preserve">and the</w:t>
+      </w:r>
+      <w:r>
+        <w:t xml:space="preserve"> </w:t>
+      </w:r>
+      <w:hyperlink w:anchor="def-test-error">
+        <w:r>
+          <w:rPr>
+            <w:rStyle w:val="Hyperlink"/>
+          </w:rPr>
+          <w:t xml:space="preserve">test error</w:t>
+        </w:r>
+      </w:hyperlink>
+      <w:r>
+        <w:t xml:space="preserve"> </w:t>
+      </w:r>
+      <w:r>
+        <w:t xml:space="preserve">differ from the</w:t>
+      </w:r>
+      <w:r>
+        <w:t xml:space="preserve"> </w:t>
+      </w:r>
+      <w:hyperlink w:anchor="def-training-mse">
+        <w:r>
+          <w:rPr>
+            <w:rStyle w:val="Hyperlink"/>
+          </w:rPr>
+          <w:t xml:space="preserve">training error</w:t>
+        </w:r>
+      </w:hyperlink>
+      <w:r>
+        <w:t xml:space="preserve"> </w:t>
+      </w:r>
+      <m:oMath>
+        <m:bar>
+          <m:barPr>
+            <m:pos m:val="top"/>
+          </m:barPr>
+          <m:e>
+            <m:r>
+              <m:rPr>
+                <m:sty m:val="p"/>
+              </m:rPr>
+              <m:t>err</m:t>
+            </m:r>
+          </m:e>
+        </m:bar>
+      </m:oMath>
+      <w:r>
+        <w:t xml:space="preserve"> </w:t>
+      </w:r>
+      <w:r>
+        <w:t xml:space="preserve">only in the set that scores the rule.</w:t>
+      </w:r>
+      <w:r>
+        <w:t xml:space="preserve"> </w:t>
+      </w:r>
+      <w:r>
+        <w:t xml:space="preserve">The rule was not fitted to the validation or test set,</w:t>
+      </w:r>
+      <w:r>
+        <w:t xml:space="preserve"> </w:t>
+      </w:r>
+      <w:r>
+        <w:t xml:space="preserve">so each estimates the</w:t>
+      </w:r>
+      <w:r>
+        <w:t xml:space="preserve"> </w:t>
+      </w:r>
+      <w:hyperlink w:anchor="def-generalization-error">
+        <w:r>
+          <w:rPr>
+            <w:rStyle w:val="Hyperlink"/>
+          </w:rPr>
+          <w:t xml:space="preserve">generalization error</w:t>
+        </w:r>
+      </w:hyperlink>
+      <w:r>
+        <w:t xml:space="preserve"> </w:t>
+      </w:r>
+      <w:r>
+        <w:t xml:space="preserve">of the fitted rule</w:t>
+      </w:r>
+      <w:r>
+        <w:t xml:space="preserve"> </w:t>
+      </w:r>
+      <w:r>
+        <w:t xml:space="preserve">without the optimism of the training error.</w:t>
+      </w:r>
+      <w:r>
+        <w:t xml:space="preserve"> </w:t>
+      </w:r>
+      <w:r>
+        <w:t xml:space="preserve">The</w:t>
+      </w:r>
+      <w:r>
+        <w:t xml:space="preserve"> </w:t>
+      </w:r>
+      <w:hyperlink w:anchor="def-validation-choice">
+        <w:r>
+          <w:rPr>
+            <w:rStyle w:val="Hyperlink"/>
+          </w:rPr>
+          <w:t xml:space="preserve">validation choice</w:t>
+        </w:r>
+      </w:hyperlink>
+      <w:r>
+        <w:t xml:space="preserve"> </w:t>
+      </w:r>
+      <w:r>
+        <w:t xml:space="preserve">selects the rule with the smallest validation error,</w:t>
+      </w:r>
+      <w:r>
+        <w:t xml:space="preserve"> </w:t>
+      </w:r>
+      <w:r>
+        <w:t xml:space="preserve">so the validation error of the chosen rule is still optimistic;</w:t>
+      </w:r>
+      <w:r>
+        <w:t xml:space="preserve"> </w:t>
+      </w:r>
+      <w:r>
+        <w:t xml:space="preserve">the test error is computed once, after the choice, so it is not.</w:t>
+      </w:r>
+    </w:p>
+    <w:p>
+      <w:pPr>
+        <w:pStyle w:val="BodyText"/>
+      </w:pPr>
+      <w:r>
+        <w:t xml:space="preserve">Hastie et al. (2009, sec. 7.2)</w:t>
+      </w:r>
+      <w:r>
+        <w:t xml:space="preserve"> </w:t>
+      </w:r>
+      <w:r>
+        <w:t xml:space="preserve">use</w:t>
+      </w:r>
+      <w:r>
+        <w:t xml:space="preserve"> </w:t>
+      </w:r>
+      <w:r>
+        <w:t xml:space="preserve">“test error”</w:t>
+      </w:r>
+      <w:r>
+        <w:t xml:space="preserve"> </w:t>
+      </w:r>
+      <w:r>
+        <w:t xml:space="preserve">for the generalization error of the fitted rule itself.</w:t>
+      </w:r>
+      <w:r>
+        <w:t xml:space="preserve"> </w:t>
+      </w:r>
+      <w:r>
+        <w:t xml:space="preserve">Here the test error is the number computed from the test set, and the generalization error is what it estimates.</w:t>
+      </w:r>
+    </w:p>
+    <w:p>
+      <w:pPr>
+        <w:pStyle w:val="BodyText"/>
+      </w:pPr>
+      <w:r>
+        <w:t xml:space="preserve">This page scores predictions by squared error throughout, so both errors are mean squared errors.</w:t>
+      </w:r>
+      <w:r>
+        <w:t xml:space="preserve"> </w:t>
+      </w:r>
+      <w:r>
+        <w:t xml:space="preserve">Averaging any other loss over the same set, such as the absolute error,</w:t>
+      </w:r>
+      <w:r>
+        <w:t xml:space="preserve"> </w:t>
+      </w:r>
+      <w:r>
+        <w:t xml:space="preserve">gives the corresponding validation and test errors.</w:t>
+      </w:r>
+    </w:p>
+    <w:bookmarkEnd w:id="126"/>
+    <w:bookmarkStart w:id="149" w:name="exm-train-validation-test-split"/>
     <w:p>
       <w:pPr>
         <w:pStyle w:val="BodyText"/>
@@ -33936,7 +34989,7 @@
       <w:tr>
         <w:tc>
           <w:tcPr/>
-          <w:bookmarkStart w:id="122" w:name="tbl-train-validation-test-split-sizes"/>
+          <w:bookmarkStart w:id="127" w:name="tbl-train-validation-test-split-sizes"/>
           <w:p>
             <w:pPr>
               <w:jc w:val="center"/>
@@ -34568,7 +35621,7 @@
               <w:t xml:space="preserve">#&gt; 3 test           7</w:t>
             </w:r>
           </w:p>
-          <w:bookmarkEnd w:id="122"/>
+          <w:bookmarkEnd w:id="127"/>
         </w:tc>
       </w:tr>
     </w:tbl>
@@ -38426,7 +39479,7 @@
       <w:tr>
         <w:tc>
           <w:tcPr/>
-          <w:bookmarkStart w:id="126" w:name="fig-linear-model-superimposed"/>
+          <w:bookmarkStart w:id="131" w:name="fig-linear-model-superimposed"/>
           <w:p>
             <w:pPr>
               <w:pStyle w:val="SourceCode"/>
@@ -38466,18 +39519,18 @@
                 <wp:inline>
                   <wp:extent cx="4620126" cy="3696101"/>
                   <wp:effectExtent b="0" l="0" r="0" t="0"/>
-                  <wp:docPr descr="" title="" id="124" name="Picture"/>
+                  <wp:docPr descr="" title="" id="129" name="Picture"/>
                   <a:graphic>
                     <a:graphicData uri="http://schemas.openxmlformats.org/drawingml/2006/picture">
                       <pic:pic>
                         <pic:nvPicPr>
-                          <pic:cNvPr descr="model-validation_files/figure-docx/unnamed-chunk-3-1.png" id="125" name="Picture"/>
+                          <pic:cNvPr descr="model-validation_files/figure-docx/unnamed-chunk-3-1.png" id="130" name="Picture"/>
                           <pic:cNvPicPr>
                             <a:picLocks noChangeArrowheads="1" noChangeAspect="1"/>
                           </pic:cNvPicPr>
                         </pic:nvPicPr>
                         <pic:blipFill>
-                          <a:blip r:embed="rId123"/>
+                          <a:blip r:embed="rId128"/>
                           <a:stretch>
                             <a:fillRect/>
                           </a:stretch>
@@ -38517,7 +39570,7 @@
               <w:t xml:space="preserve">Figure 2: Linear model fit superimposed on data partitions</w:t>
             </w:r>
           </w:p>
-          <w:bookmarkEnd w:id="126"/>
+          <w:bookmarkEnd w:id="131"/>
         </w:tc>
       </w:tr>
     </w:tbl>
@@ -38542,7 +39595,7 @@
       <w:tr>
         <w:tc>
           <w:tcPr/>
-          <w:bookmarkStart w:id="130" w:name="fig-quadratic-model-superimposed"/>
+          <w:bookmarkStart w:id="135" w:name="fig-quadratic-model-superimposed"/>
           <w:p>
             <w:pPr>
               <w:pStyle w:val="SourceCode"/>
@@ -38582,18 +39635,18 @@
                 <wp:inline>
                   <wp:extent cx="4620126" cy="3696101"/>
                   <wp:effectExtent b="0" l="0" r="0" t="0"/>
-                  <wp:docPr descr="" title="" id="128" name="Picture"/>
+                  <wp:docPr descr="" title="" id="133" name="Picture"/>
                   <a:graphic>
                     <a:graphicData uri="http://schemas.openxmlformats.org/drawingml/2006/picture">
                       <pic:pic>
                         <pic:nvPicPr>
-                          <pic:cNvPr descr="model-validation_files/figure-docx/unnamed-chunk-4-1.png" id="129" name="Picture"/>
+                          <pic:cNvPr descr="model-validation_files/figure-docx/unnamed-chunk-4-1.png" id="134" name="Picture"/>
                           <pic:cNvPicPr>
                             <a:picLocks noChangeArrowheads="1" noChangeAspect="1"/>
                           </pic:cNvPicPr>
                         </pic:nvPicPr>
                         <pic:blipFill>
-                          <a:blip r:embed="rId127"/>
+                          <a:blip r:embed="rId132"/>
                           <a:stretch>
                             <a:fillRect/>
                           </a:stretch>
@@ -38633,7 +39686,7 @@
               <w:t xml:space="preserve">Figure 3: Quadratic model fit superimposed on data partitions</w:t>
             </w:r>
           </w:p>
-          <w:bookmarkEnd w:id="130"/>
+          <w:bookmarkEnd w:id="135"/>
         </w:tc>
       </w:tr>
     </w:tbl>
@@ -38658,7 +39711,7 @@
       <w:tr>
         <w:tc>
           <w:tcPr/>
-          <w:bookmarkStart w:id="134" w:name="fig-cubic-model-superimposed"/>
+          <w:bookmarkStart w:id="139" w:name="fig-cubic-model-superimposed"/>
           <w:p>
             <w:pPr>
               <w:pStyle w:val="SourceCode"/>
@@ -38698,18 +39751,18 @@
                 <wp:inline>
                   <wp:extent cx="4620126" cy="3696101"/>
                   <wp:effectExtent b="0" l="0" r="0" t="0"/>
-                  <wp:docPr descr="" title="" id="132" name="Picture"/>
+                  <wp:docPr descr="" title="" id="137" name="Picture"/>
                   <a:graphic>
                     <a:graphicData uri="http://schemas.openxmlformats.org/drawingml/2006/picture">
                       <pic:pic>
                         <pic:nvPicPr>
-                          <pic:cNvPr descr="model-validation_files/figure-docx/unnamed-chunk-5-1.png" id="133" name="Picture"/>
+                          <pic:cNvPr descr="model-validation_files/figure-docx/unnamed-chunk-5-1.png" id="138" name="Picture"/>
                           <pic:cNvPicPr>
                             <a:picLocks noChangeArrowheads="1" noChangeAspect="1"/>
                           </pic:cNvPicPr>
                         </pic:nvPicPr>
                         <pic:blipFill>
-                          <a:blip r:embed="rId131"/>
+                          <a:blip r:embed="rId136"/>
                           <a:stretch>
                             <a:fillRect/>
                           </a:stretch>
@@ -38749,7 +39802,7 @@
               <w:t xml:space="preserve">Figure 4: Cubic model fit superimposed on data partitions</w:t>
             </w:r>
           </w:p>
-          <w:bookmarkEnd w:id="134"/>
+          <w:bookmarkEnd w:id="139"/>
         </w:tc>
       </w:tr>
     </w:tbl>
@@ -38774,7 +39827,7 @@
       <w:tr>
         <w:tc>
           <w:tcPr/>
-          <w:bookmarkStart w:id="138" w:name="fig-quartic-model-superimposed"/>
+          <w:bookmarkStart w:id="143" w:name="fig-quartic-model-superimposed"/>
           <w:p>
             <w:pPr>
               <w:pStyle w:val="SourceCode"/>
@@ -38814,18 +39867,18 @@
                 <wp:inline>
                   <wp:extent cx="4620126" cy="3696101"/>
                   <wp:effectExtent b="0" l="0" r="0" t="0"/>
-                  <wp:docPr descr="" title="" id="136" name="Picture"/>
+                  <wp:docPr descr="" title="" id="141" name="Picture"/>
                   <a:graphic>
                     <a:graphicData uri="http://schemas.openxmlformats.org/drawingml/2006/picture">
                       <pic:pic>
                         <pic:nvPicPr>
-                          <pic:cNvPr descr="model-validation_files/figure-docx/unnamed-chunk-6-1.png" id="137" name="Picture"/>
+                          <pic:cNvPr descr="model-validation_files/figure-docx/unnamed-chunk-6-1.png" id="142" name="Picture"/>
                           <pic:cNvPicPr>
                             <a:picLocks noChangeArrowheads="1" noChangeAspect="1"/>
                           </pic:cNvPicPr>
                         </pic:nvPicPr>
                         <pic:blipFill>
-                          <a:blip r:embed="rId135"/>
+                          <a:blip r:embed="rId140"/>
                           <a:stretch>
                             <a:fillRect/>
                           </a:stretch>
@@ -38865,7 +39918,7 @@
               <w:t xml:space="preserve">Figure 5: Quartic model fit superimposed on data partitions</w:t>
             </w:r>
           </w:p>
-          <w:bookmarkEnd w:id="138"/>
+          <w:bookmarkEnd w:id="143"/>
         </w:tc>
       </w:tr>
     </w:tbl>
@@ -38890,7 +39943,7 @@
       <w:tr>
         <w:tc>
           <w:tcPr/>
-          <w:bookmarkStart w:id="139" w:name="tbl-train-validation-results"/>
+          <w:bookmarkStart w:id="144" w:name="tbl-train-validation-results"/>
           <w:p>
             <w:pPr>
               <w:jc w:val="center"/>
@@ -38979,7 +40032,7 @@
               <w:t xml:space="preserve">#&gt; 4 quartic            1.90            3.97</w:t>
             </w:r>
           </w:p>
-          <w:bookmarkEnd w:id="139"/>
+          <w:bookmarkEnd w:id="144"/>
         </w:tc>
       </w:tr>
     </w:tbl>
@@ -39048,7 +40101,7 @@
       <w:tr>
         <w:tc>
           <w:tcPr/>
-          <w:bookmarkStart w:id="140" w:name="tbl-train-validation-test-rmse"/>
+          <w:bookmarkStart w:id="145" w:name="tbl-train-validation-test-rmse"/>
           <w:p>
             <w:pPr>
               <w:jc w:val="center"/>
@@ -39125,7 +40178,7 @@
               <w:t xml:space="preserve">#&gt; 2 test       linear  2.44</w:t>
             </w:r>
           </w:p>
-          <w:bookmarkEnd w:id="140"/>
+          <w:bookmarkEnd w:id="145"/>
         </w:tc>
       </w:tr>
     </w:tbl>
@@ -39178,18 +40231,18 @@
                 <wp:inline>
                   <wp:extent cx="152400" cy="152400"/>
                   <wp:effectExtent b="0" l="0" r="0" t="0"/>
-                  <wp:docPr descr="" title="" id="142" name="Picture"/>
+                  <wp:docPr descr="" title="" id="147" name="Picture"/>
                   <a:graphic>
                     <a:graphicData uri="http://schemas.openxmlformats.org/drawingml/2006/picture">
                       <pic:pic>
                         <pic:nvPicPr>
-                          <pic:cNvPr descr="/opt/quarto/share/formats/docx/note.png" id="143" name="Picture"/>
+                          <pic:cNvPr descr="/opt/quarto/share/formats/docx/note.png" id="148" name="Picture"/>
                           <pic:cNvPicPr>
                             <a:picLocks noChangeArrowheads="1" noChangeAspect="1"/>
                           </pic:cNvPicPr>
                         </pic:nvPicPr>
                         <pic:blipFill>
-                          <a:blip r:embed="rId141"/>
+                          <a:blip r:embed="rId146"/>
                           <a:stretch>
                             <a:fillRect/>
                           </a:stretch>
@@ -39262,9 +40315,9 @@
         </w:tc>
       </w:tr>
     </w:tbl>
-    <w:bookmarkEnd w:id="144"/>
-    <w:bookmarkEnd w:id="145"/>
-    <w:bookmarkStart w:id="181" w:name="sec-kfold"/>
+    <w:bookmarkEnd w:id="149"/>
+    <w:bookmarkEnd w:id="150"/>
+    <w:bookmarkStart w:id="186" w:name="sec-kfold"/>
     <w:p>
       <w:pPr>
         <w:pStyle w:val="Heading2"/>
@@ -39284,7 +40337,7 @@
         <w:t xml:space="preserve">-fold cross-validation</w:t>
       </w:r>
     </w:p>
-    <w:bookmarkStart w:id="146" w:name="exr-kfold"/>
+    <w:bookmarkStart w:id="151" w:name="exr-kfold"/>
     <w:p>
       <w:pPr>
         <w:pStyle w:val="FirstParagraph"/>
@@ -39435,8 +40488,8 @@
         <w:t xml:space="preserve">How many times is a given car used for fitting, and how many times for prediction?</w:t>
       </w:r>
     </w:p>
-    <w:bookmarkEnd w:id="146"/>
-    <w:bookmarkStart w:id="147" w:name="sol-kfold"/>
+    <w:bookmarkEnd w:id="151"/>
+    <w:bookmarkStart w:id="152" w:name="sol-kfold"/>
     <w:p>
       <w:pPr>
         <w:pStyle w:val="FirstParagraph"/>
@@ -39610,8 +40663,8 @@
         <w:t xml:space="preserve">fits.</w:t>
       </w:r>
     </w:p>
-    <w:bookmarkEnd w:id="147"/>
-    <w:bookmarkStart w:id="149" w:name="def-folds"/>
+    <w:bookmarkEnd w:id="152"/>
+    <w:bookmarkStart w:id="154" w:name="def-folds"/>
     <w:p>
       <w:pPr>
         <w:pStyle w:val="FirstParagraph"/>
@@ -39621,7 +40674,7 @@
           <w:b/>
           <w:bCs/>
         </w:rPr>
-        <w:t xml:space="preserve">Definition 25 (Folds)</w:t>
+        <w:t xml:space="preserve">Definition 27 (Folds)</w:t>
       </w:r>
       <w:r>
         <w:t xml:space="preserve"> </w:t>
@@ -39800,7 +40853,7 @@
       <w:pPr>
         <w:pStyle w:val="BodyText"/>
       </w:pPr>
-      <w:bookmarkStart w:id="148" w:name="eq-folds"/>
+      <w:bookmarkStart w:id="153" w:name="eq-folds"/>
       <m:oMathPara>
         <m:oMathParaPr>
           <m:jc m:val="center"/>
@@ -39881,7 +40934,7 @@
             <m:t>(</m:t>
           </m:r>
           <m:r>
-            <m:t>27</m:t>
+            <m:t>29</m:t>
           </m:r>
           <m:r>
             <m:rPr>
@@ -39891,10 +40944,10 @@
           </m:r>
         </m:oMath>
       </m:oMathPara>
-      <w:bookmarkEnd w:id="148"/>
+      <w:bookmarkEnd w:id="153"/>
     </w:p>
-    <w:bookmarkEnd w:id="149"/>
-    <w:bookmarkStart w:id="150" w:name="rem-source-folds"/>
+    <w:bookmarkEnd w:id="154"/>
+    <w:bookmarkStart w:id="155" w:name="rem-source-folds"/>
     <w:p>
       <w:pPr>
         <w:pStyle w:val="FirstParagraph"/>
@@ -39904,7 +40957,7 @@
           <w:i/>
           <w:iCs/>
         </w:rPr>
-        <w:t xml:space="preserve">Remark 16</w:t>
+        <w:t xml:space="preserve">Remark 17</w:t>
       </w:r>
       <w:r>
         <w:t xml:space="preserve"> (Source: Folds). </w:t>
@@ -39948,8 +41001,8 @@
         <w:t xml:space="preserve">roughly equal-sized parts.</w:t>
       </w:r>
     </w:p>
-    <w:bookmarkEnd w:id="150"/>
-    <w:bookmarkStart w:id="152" w:name="def-fold-size"/>
+    <w:bookmarkEnd w:id="155"/>
+    <w:bookmarkStart w:id="157" w:name="def-fold-size"/>
     <w:p>
       <w:pPr>
         <w:pStyle w:val="BodyText"/>
@@ -39959,7 +41012,7 @@
           <w:b/>
           <w:bCs/>
         </w:rPr>
-        <w:t xml:space="preserve">Definition 26 (Fold size)</w:t>
+        <w:t xml:space="preserve">Definition 28 (Fold size)</w:t>
       </w:r>
       <w:r>
         <w:t xml:space="preserve"> </w:t>
@@ -40043,7 +41096,7 @@
       <w:pPr>
         <w:pStyle w:val="BodyText"/>
       </w:pPr>
-      <w:bookmarkStart w:id="151" w:name="eq-fold-size"/>
+      <w:bookmarkStart w:id="156" w:name="eq-fold-size"/>
       <m:oMathPara>
         <m:oMathParaPr>
           <m:jc m:val="center"/>
@@ -40128,7 +41181,7 @@
             <m:t>(</m:t>
           </m:r>
           <m:r>
-            <m:t>28</m:t>
+            <m:t>30</m:t>
           </m:r>
           <m:r>
             <m:rPr>
@@ -40138,10 +41191,10 @@
           </m:r>
         </m:oMath>
       </m:oMathPara>
-      <w:bookmarkEnd w:id="151"/>
+      <w:bookmarkEnd w:id="156"/>
     </w:p>
-    <w:bookmarkEnd w:id="152"/>
-    <w:bookmarkStart w:id="154" w:name="def-fold-assignment"/>
+    <w:bookmarkEnd w:id="157"/>
+    <w:bookmarkStart w:id="159" w:name="def-fold-assignment"/>
     <w:p>
       <w:pPr>
         <w:pStyle w:val="FirstParagraph"/>
@@ -40151,7 +41204,7 @@
           <w:b/>
           <w:bCs/>
         </w:rPr>
-        <w:t xml:space="preserve">Definition 27 (Fold assignment)</w:t>
+        <w:t xml:space="preserve">Definition 29 (Fold assignment)</w:t>
       </w:r>
       <w:r>
         <w:t xml:space="preserve"> </w:t>
@@ -40296,7 +41349,7 @@
       <w:pPr>
         <w:pStyle w:val="BodyText"/>
       </w:pPr>
-      <w:bookmarkStart w:id="153" w:name="eq-fold-assignment"/>
+      <w:bookmarkStart w:id="158" w:name="eq-fold-assignment"/>
       <m:oMathPara>
         <m:oMathParaPr>
           <m:jc m:val="center"/>
@@ -40362,7 +41415,7 @@
             <m:t>(</m:t>
           </m:r>
           <m:r>
-            <m:t>29</m:t>
+            <m:t>31</m:t>
           </m:r>
           <m:r>
             <m:rPr>
@@ -40372,10 +41425,10 @@
           </m:r>
         </m:oMath>
       </m:oMathPara>
-      <w:bookmarkEnd w:id="153"/>
+      <w:bookmarkEnd w:id="158"/>
     </w:p>
-    <w:bookmarkEnd w:id="154"/>
-    <w:bookmarkStart w:id="155" w:name="rem-source-fold-assignment"/>
+    <w:bookmarkEnd w:id="159"/>
+    <w:bookmarkStart w:id="160" w:name="rem-source-fold-assignment"/>
     <w:p>
       <w:pPr>
         <w:pStyle w:val="FirstParagraph"/>
@@ -40385,7 +41438,7 @@
           <w:i/>
           <w:iCs/>
         </w:rPr>
-        <w:t xml:space="preserve">Remark 17</w:t>
+        <w:t xml:space="preserve">Remark 18</w:t>
       </w:r>
       <w:r>
         <w:t xml:space="preserve"> (Source: Fold assignment). </w:t>
@@ -40436,8 +41489,8 @@
         <w:t xml:space="preserve">.</w:t>
       </w:r>
     </w:p>
-    <w:bookmarkEnd w:id="155"/>
-    <w:bookmarkStart w:id="157" w:name="def-fold-out-rule"/>
+    <w:bookmarkEnd w:id="160"/>
+    <w:bookmarkStart w:id="162" w:name="def-fold-out-rule"/>
     <w:p>
       <w:pPr>
         <w:pStyle w:val="BodyText"/>
@@ -40447,7 +41500,7 @@
           <w:b/>
           <w:bCs/>
         </w:rPr>
-        <w:t xml:space="preserve">Definition 28 (Fold-out rule)</w:t>
+        <w:t xml:space="preserve">Definition 30 (Fold-out rule)</w:t>
       </w:r>
       <w:r>
         <w:t xml:space="preserve"> </w:t>
@@ -40629,7 +41682,7 @@
       <w:pPr>
         <w:pStyle w:val="BodyText"/>
       </w:pPr>
-      <w:bookmarkStart w:id="156" w:name="eq-fold-out-rule"/>
+      <w:bookmarkStart w:id="161" w:name="eq-fold-out-rule"/>
       <m:oMathPara>
         <m:oMathParaPr>
           <m:jc m:val="center"/>
@@ -40852,7 +41905,7 @@
             <m:t>(</m:t>
           </m:r>
           <m:r>
-            <m:t>30</m:t>
+            <m:t>32</m:t>
           </m:r>
           <m:r>
             <m:rPr>
@@ -40862,10 +41915,10 @@
           </m:r>
         </m:oMath>
       </m:oMathPara>
-      <w:bookmarkEnd w:id="156"/>
+      <w:bookmarkEnd w:id="161"/>
     </w:p>
-    <w:bookmarkEnd w:id="157"/>
-    <w:bookmarkStart w:id="158" w:name="rem-source-fold-out-rule"/>
+    <w:bookmarkEnd w:id="162"/>
+    <w:bookmarkStart w:id="163" w:name="rem-source-fold-out-rule"/>
     <w:p>
       <w:pPr>
         <w:pStyle w:val="FirstParagraph"/>
@@ -40875,7 +41928,7 @@
           <w:i/>
           <w:iCs/>
         </w:rPr>
-        <w:t xml:space="preserve">Remark 18</w:t>
+        <w:t xml:space="preserve">Remark 19</w:t>
       </w:r>
       <w:r>
         <w:t xml:space="preserve"> (Source: Fold-out rule). </w:t>
@@ -40937,8 +41990,8 @@
         <w:t xml:space="preserve">.</w:t>
       </w:r>
     </w:p>
-    <w:bookmarkEnd w:id="158"/>
-    <w:bookmarkStart w:id="159" w:name="def-kfold"/>
+    <w:bookmarkEnd w:id="163"/>
+    <w:bookmarkStart w:id="164" w:name="def-kfold"/>
     <w:p>
       <w:pPr>
         <w:pStyle w:val="BodyText"/>
@@ -40948,7 +42001,7 @@
           <w:b/>
           <w:bCs/>
         </w:rPr>
-        <w:t xml:space="preserve">Definition 29 (</w:t>
+        <w:t xml:space="preserve">Definition 31 (</w:t>
       </w:r>
       <m:oMath>
         <m:r>
@@ -41285,8 +42338,8 @@
         <w:t xml:space="preserve">Compute a summary prediction-error measure across all folds.</w:t>
       </w:r>
     </w:p>
-    <w:bookmarkEnd w:id="159"/>
-    <w:bookmarkStart w:id="160" w:name="rem-kfold-vs-validation-set"/>
+    <w:bookmarkEnd w:id="164"/>
+    <w:bookmarkStart w:id="165" w:name="rem-kfold-vs-validation-set"/>
     <w:p>
       <w:pPr>
         <w:pStyle w:val="FirstParagraph"/>
@@ -41296,7 +42349,7 @@
           <w:i/>
           <w:iCs/>
         </w:rPr>
-        <w:t xml:space="preserve">Remark 19</w:t>
+        <w:t xml:space="preserve">Remark 20</w:t>
       </w:r>
       <w:r>
         <w:t xml:space="preserve"> (Cross-validation instead of a single validation set). </w:t>
@@ -41388,8 +42441,8 @@
         <w:t xml:space="preserve">give 4 fits on 24 cars each.</w:t>
       </w:r>
     </w:p>
-    <w:bookmarkEnd w:id="160"/>
-    <w:bookmarkStart w:id="162" w:name="def-cv-estimate"/>
+    <w:bookmarkEnd w:id="165"/>
+    <w:bookmarkStart w:id="167" w:name="def-cv-estimate"/>
     <w:p>
       <w:pPr>
         <w:pStyle w:val="BodyText"/>
@@ -41399,7 +42452,7 @@
           <w:b/>
           <w:bCs/>
         </w:rPr>
-        <w:t xml:space="preserve">Definition 30 (Cross-validation estimate)</w:t>
+        <w:t xml:space="preserve">Definition 32 (Cross-validation estimate)</w:t>
       </w:r>
       <w:r>
         <w:t xml:space="preserve"> </w:t>
@@ -41605,7 +42658,7 @@
       <w:pPr>
         <w:pStyle w:val="BodyText"/>
       </w:pPr>
-      <w:bookmarkStart w:id="161" w:name="eq-cv-estimate"/>
+      <w:bookmarkStart w:id="166" w:name="eq-cv-estimate"/>
       <m:oMathPara>
         <m:oMathParaPr>
           <m:jc m:val="center"/>
@@ -41858,7 +42911,7 @@
             <m:t>(</m:t>
           </m:r>
           <m:r>
-            <m:t>31</m:t>
+            <m:t>33</m:t>
           </m:r>
           <m:r>
             <m:rPr>
@@ -41868,10 +42921,10 @@
           </m:r>
         </m:oMath>
       </m:oMathPara>
-      <w:bookmarkEnd w:id="161"/>
+      <w:bookmarkEnd w:id="166"/>
     </w:p>
-    <w:bookmarkEnd w:id="162"/>
-    <w:bookmarkStart w:id="163" w:name="rem-source-cv-estimate"/>
+    <w:bookmarkEnd w:id="167"/>
+    <w:bookmarkStart w:id="168" w:name="rem-source-cv-estimate"/>
     <w:p>
       <w:pPr>
         <w:pStyle w:val="FirstParagraph"/>
@@ -41881,7 +42934,7 @@
           <w:i/>
           <w:iCs/>
         </w:rPr>
-        <w:t xml:space="preserve">Remark 20</w:t>
+        <w:t xml:space="preserve">Remark 21</w:t>
       </w:r>
       <w:r>
         <w:t xml:space="preserve"> (Source: Cross-validation estimate). </w:t>
@@ -41923,8 +42976,8 @@
         <w:t xml:space="preserve">.</w:t>
       </w:r>
     </w:p>
-    <w:bookmarkEnd w:id="163"/>
-    <w:bookmarkStart w:id="164" w:name="exr-cv-estimate-by-fold"/>
+    <w:bookmarkEnd w:id="168"/>
+    <w:bookmarkStart w:id="169" w:name="exr-cv-estimate-by-fold"/>
     <w:p>
       <w:pPr>
         <w:pStyle w:val="BodyText"/>
@@ -41961,7 +43014,7 @@
           <w:rPr>
             <w:rStyle w:val="Hyperlink"/>
           </w:rPr>
-          <w:t xml:space="preserve">Equation 31</w:t>
+          <w:t xml:space="preserve">Equation 33</w:t>
         </w:r>
       </w:hyperlink>
       <w:r>
@@ -42129,8 +43182,8 @@
         <w:t xml:space="preserve">.</w:t>
       </w:r>
     </w:p>
-    <w:bookmarkEnd w:id="164"/>
-    <w:bookmarkStart w:id="165" w:name="sol-cv-estimate-by-fold"/>
+    <w:bookmarkEnd w:id="169"/>
+    <w:bookmarkStart w:id="170" w:name="sol-cv-estimate-by-fold"/>
     <w:p>
       <w:pPr>
         <w:pStyle w:val="BodyText"/>
@@ -42228,7 +43281,7 @@
           <w:rPr>
             <w:rStyle w:val="Hyperlink"/>
           </w:rPr>
-          <w:t xml:space="preserve">Definition 25</w:t>
+          <w:t xml:space="preserve">Definition 27</w:t>
         </w:r>
       </w:hyperlink>
       <w:r>
@@ -42254,7 +43307,7 @@
           <w:rPr>
             <w:rStyle w:val="Hyperlink"/>
           </w:rPr>
-          <w:t xml:space="preserve">Equation 31</w:t>
+          <w:t xml:space="preserve">Equation 33</w:t>
         </w:r>
       </w:hyperlink>
       <w:r>
@@ -42310,7 +43363,7 @@
           <w:rPr>
             <w:rStyle w:val="Hyperlink"/>
           </w:rPr>
-          <w:t xml:space="preserve">Equation 29</w:t>
+          <w:t xml:space="preserve">Equation 31</w:t>
         </w:r>
       </w:hyperlink>
       <w:r>
@@ -43291,8 +44344,8 @@
         <w:t xml:space="preserve">so each inner sum uses a single fitted rule.</w:t>
       </w:r>
     </w:p>
-    <w:bookmarkEnd w:id="165"/>
-    <w:bookmarkStart w:id="167" w:name="thm-cv-estimate-by-fold"/>
+    <w:bookmarkEnd w:id="170"/>
+    <w:bookmarkStart w:id="172" w:name="thm-cv-estimate-by-fold"/>
     <w:p>
       <w:pPr>
         <w:pStyle w:val="BodyText"/>
@@ -43381,7 +44434,7 @@
       <w:pPr>
         <w:pStyle w:val="BodyText"/>
       </w:pPr>
-      <w:bookmarkStart w:id="166" w:name="eq-cv-estimate-by-fold"/>
+      <w:bookmarkStart w:id="171" w:name="eq-cv-estimate-by-fold"/>
       <m:oMathPara>
         <m:oMathParaPr>
           <m:jc m:val="center"/>
@@ -43644,7 +44697,7 @@
             <m:t>(</m:t>
           </m:r>
           <m:r>
-            <m:t>32</m:t>
+            <m:t>34</m:t>
           </m:r>
           <m:r>
             <m:rPr>
@@ -43654,9 +44707,9 @@
           </m:r>
         </m:oMath>
       </m:oMathPara>
-      <w:bookmarkEnd w:id="166"/>
+      <w:bookmarkEnd w:id="171"/>
     </w:p>
-    <w:bookmarkEnd w:id="167"/>
+    <w:bookmarkEnd w:id="172"/>
     <w:p>
       <w:pPr>
         <w:pStyle w:val="FirstParagraph"/>
@@ -43689,7 +44742,7 @@
         <w:t xml:space="preserve">.</w:t>
       </w:r>
     </w:p>
-    <w:bookmarkStart w:id="169" w:name="def-fold-mse"/>
+    <w:bookmarkStart w:id="174" w:name="def-fold-mse"/>
     <w:p>
       <w:pPr>
         <w:pStyle w:val="BodyText"/>
@@ -43699,7 +44752,7 @@
           <w:b/>
           <w:bCs/>
         </w:rPr>
-        <w:t xml:space="preserve">Definition 31 (Fold mean squared error)</w:t>
+        <w:t xml:space="preserve">Definition 33 (Fold mean squared error)</w:t>
       </w:r>
       <w:r>
         <w:t xml:space="preserve"> </w:t>
@@ -43857,7 +44910,7 @@
       <w:pPr>
         <w:pStyle w:val="BodyText"/>
       </w:pPr>
-      <w:bookmarkStart w:id="168" w:name="eq-fold-mse"/>
+      <w:bookmarkStart w:id="173" w:name="eq-fold-mse"/>
       <m:oMathPara>
         <m:oMathParaPr>
           <m:jc m:val="center"/>
@@ -44087,7 +45140,7 @@
             <m:t>(</m:t>
           </m:r>
           <m:r>
-            <m:t>33</m:t>
+            <m:t>35</m:t>
           </m:r>
           <m:r>
             <m:rPr>
@@ -44097,10 +45150,10 @@
           </m:r>
         </m:oMath>
       </m:oMathPara>
-      <w:bookmarkEnd w:id="168"/>
+      <w:bookmarkEnd w:id="173"/>
     </w:p>
-    <w:bookmarkEnd w:id="169"/>
-    <w:bookmarkStart w:id="170" w:name="rem-source-fold-mse"/>
+    <w:bookmarkEnd w:id="174"/>
+    <w:bookmarkStart w:id="175" w:name="rem-source-fold-mse"/>
     <w:p>
       <w:pPr>
         <w:pStyle w:val="FirstParagraph"/>
@@ -44110,7 +45163,7 @@
           <w:i/>
           <w:iCs/>
         </w:rPr>
-        <w:t xml:space="preserve">Remark 21</w:t>
+        <w:t xml:space="preserve">Remark 22</w:t>
       </w:r>
       <w:r>
         <w:t xml:space="preserve"> (Source: Fold mean squared error). </w:t>
@@ -44180,8 +45233,8 @@
         <w:t xml:space="preserve">.</w:t>
       </w:r>
     </w:p>
-    <w:bookmarkEnd w:id="170"/>
-    <w:bookmarkStart w:id="171" w:name="rem-cv-estimate"/>
+    <w:bookmarkEnd w:id="175"/>
+    <w:bookmarkStart w:id="176" w:name="rem-cv-estimate"/>
     <w:p>
       <w:pPr>
         <w:pStyle w:val="BodyText"/>
@@ -44191,7 +45244,7 @@
           <w:i/>
           <w:iCs/>
         </w:rPr>
-        <w:t xml:space="preserve">Remark 22</w:t>
+        <w:t xml:space="preserve">Remark 23</w:t>
       </w:r>
       <w:r>
         <w:t xml:space="preserve"> (What the cross-validation estimate estimates). </w:t>
@@ -44207,7 +45260,7 @@
           <w:rPr>
             <w:rStyle w:val="Hyperlink"/>
           </w:rPr>
-          <w:t xml:space="preserve">Equation 31</w:t>
+          <w:t xml:space="preserve">Equation 33</w:t>
         </w:r>
       </w:hyperlink>
       <w:r>
@@ -44860,8 +45913,8 @@
         <w:t xml:space="preserve">use.</w:t>
       </w:r>
     </w:p>
-    <w:bookmarkEnd w:id="171"/>
-    <w:bookmarkStart w:id="172" w:name="rem-choosing-k"/>
+    <w:bookmarkEnd w:id="176"/>
+    <w:bookmarkStart w:id="177" w:name="rem-choosing-k"/>
     <w:p>
       <w:pPr>
         <w:pStyle w:val="BodyText"/>
@@ -44871,7 +45924,7 @@
           <w:i/>
           <w:iCs/>
         </w:rPr>
-        <w:t xml:space="preserve">Remark 23</w:t>
+        <w:t xml:space="preserve">Remark 24</w:t>
       </w:r>
       <w:r>
         <w:t xml:space="preserve"> (Choosing the number of folds). </w:t>
@@ -44938,7 +45991,7 @@
           <w:rPr>
             <w:rStyle w:val="Hyperlink"/>
           </w:rPr>
-          <w:t xml:space="preserve">Equation 31</w:t>
+          <w:t xml:space="preserve">Equation 33</w:t>
         </w:r>
       </w:hyperlink>
       <w:r>
@@ -45268,8 +46321,8 @@
         <w:t xml:space="preserve">is the usual compromise.</w:t>
       </w:r>
     </w:p>
-    <w:bookmarkEnd w:id="172"/>
-    <w:bookmarkStart w:id="177" w:name="exm-kfold-simulated"/>
+    <w:bookmarkEnd w:id="177"/>
+    <w:bookmarkStart w:id="182" w:name="exm-kfold-simulated"/>
     <w:p>
       <w:pPr>
         <w:pStyle w:val="BodyText"/>
@@ -45423,7 +46476,7 @@
           <w:rPr>
             <w:rStyle w:val="Hyperlink"/>
           </w:rPr>
-          <w:t xml:space="preserve">Equation 31</w:t>
+          <w:t xml:space="preserve">Equation 33</w:t>
         </w:r>
       </w:hyperlink>
       <w:r>
@@ -46501,7 +47554,7 @@
       <w:tr>
         <w:tc>
           <w:tcPr/>
-          <w:bookmarkStart w:id="176" w:name="fig-cv-simulated"/>
+          <w:bookmarkStart w:id="181" w:name="fig-cv-simulated"/>
           <w:p>
             <w:pPr>
               <w:pStyle w:val="SourceCode"/>
@@ -47447,18 +48500,18 @@
                 <wp:inline>
                   <wp:extent cx="4620126" cy="3696101"/>
                   <wp:effectExtent b="0" l="0" r="0" t="0"/>
-                  <wp:docPr descr="" title="" id="174" name="Picture"/>
+                  <wp:docPr descr="" title="" id="179" name="Picture"/>
                   <a:graphic>
                     <a:graphicData uri="http://schemas.openxmlformats.org/drawingml/2006/picture">
                       <pic:pic>
                         <pic:nvPicPr>
-                          <pic:cNvPr descr="model-validation_files/figure-docx/cv-simulated-plot-1.png" id="175" name="Picture"/>
+                          <pic:cNvPr descr="model-validation_files/figure-docx/cv-simulated-plot-1.png" id="180" name="Picture"/>
                           <pic:cNvPicPr>
                             <a:picLocks noChangeArrowheads="1" noChangeAspect="1"/>
                           </pic:cNvPicPr>
                         </pic:nvPicPr>
                         <pic:blipFill>
-                          <a:blip r:embed="rId173"/>
+                          <a:blip r:embed="rId178"/>
                           <a:stretch>
                             <a:fillRect/>
                           </a:stretch>
@@ -47527,7 +48580,7 @@
               <w:t xml:space="preserve">could be computed from real data.</w:t>
             </w:r>
           </w:p>
-          <w:bookmarkEnd w:id="176"/>
+          <w:bookmarkEnd w:id="181"/>
         </w:tc>
       </w:tr>
     </w:tbl>
@@ -48014,7 +49067,7 @@
           <w:rPr>
             <w:rStyle w:val="Hyperlink"/>
           </w:rPr>
-          <w:t xml:space="preserve">Remark 22</w:t>
+          <w:t xml:space="preserve">Remark 23</w:t>
         </w:r>
       </w:hyperlink>
       <w:r>
@@ -48078,7 +49131,7 @@
           <w:rPr>
             <w:rStyle w:val="Hyperlink"/>
           </w:rPr>
-          <w:t xml:space="preserve">Remark 22</w:t>
+          <w:t xml:space="preserve">Remark 23</w:t>
         </w:r>
       </w:hyperlink>
       <w:r>
@@ -49428,8 +50481,8 @@
         <w:t xml:space="preserve">new ones.</w:t>
       </w:r>
     </w:p>
-    <w:bookmarkEnd w:id="177"/>
-    <w:bookmarkStart w:id="180" w:name="exm-kfold-mtcars"/>
+    <w:bookmarkEnd w:id="182"/>
+    <w:bookmarkStart w:id="185" w:name="exm-kfold-mtcars"/>
     <w:p>
       <w:pPr>
         <w:pStyle w:val="BodyText"/>
@@ -49632,7 +50685,7 @@
       <w:tr>
         <w:tc>
           <w:tcPr/>
-          <w:bookmarkStart w:id="178" w:name="tbl-cv-mtcars-repeats"/>
+          <w:bookmarkStart w:id="183" w:name="tbl-cv-mtcars-repeats"/>
           <w:p>
             <w:pPr>
               <w:jc w:val="center"/>
@@ -50288,7 +51341,7 @@
               <w:t xml:space="preserve">#&gt; 5         5     3.38     2.74     2.78     2.81</w:t>
             </w:r>
           </w:p>
-          <w:bookmarkEnd w:id="178"/>
+          <w:bookmarkEnd w:id="183"/>
         </w:tc>
       </w:tr>
     </w:tbl>
@@ -50313,7 +51366,7 @@
       <w:tr>
         <w:tc>
           <w:tcPr/>
-          <w:bookmarkStart w:id="179" w:name="tbl-cv-mtcars"/>
+          <w:bookmarkStart w:id="184" w:name="tbl-cv-mtcars"/>
           <w:p>
             <w:pPr>
               <w:jc w:val="center"/>
@@ -50669,7 +51722,7 @@
               <w:t xml:space="preserve">#&gt; 5         5 2       2.74</w:t>
             </w:r>
           </w:p>
-          <w:bookmarkEnd w:id="179"/>
+          <w:bookmarkEnd w:id="184"/>
         </w:tc>
       </w:tr>
     </w:tbl>
@@ -51293,7 +52346,7 @@
           <w:rPr>
             <w:rStyle w:val="Hyperlink"/>
           </w:rPr>
-          <w:t xml:space="preserve">Equation 31</w:t>
+          <w:t xml:space="preserve">Equation 33</w:t>
         </w:r>
       </w:hyperlink>
       <w:r>
@@ -51359,9 +52412,9 @@
         <w:t xml:space="preserve">may not survive a different split.</w:t>
       </w:r>
     </w:p>
-    <w:bookmarkEnd w:id="180"/>
-    <w:bookmarkEnd w:id="181"/>
-    <w:bookmarkStart w:id="208" w:name="sec-loocv"/>
+    <w:bookmarkEnd w:id="185"/>
+    <w:bookmarkEnd w:id="186"/>
+    <w:bookmarkStart w:id="213" w:name="sec-loocv"/>
     <w:p>
       <w:pPr>
         <w:pStyle w:val="Heading2"/>
@@ -51370,7 +52423,7 @@
         <w:t xml:space="preserve">7 Leave-one-out cross-validation</w:t>
       </w:r>
     </w:p>
-    <w:bookmarkStart w:id="182" w:name="exr-loocv"/>
+    <w:bookmarkStart w:id="187" w:name="exr-loocv"/>
     <w:p>
       <w:pPr>
         <w:pStyle w:val="FirstParagraph"/>
@@ -51573,15 +52626,15 @@
           <w:rPr>
             <w:rStyle w:val="Hyperlink"/>
           </w:rPr>
-          <w:t xml:space="preserve">Equation 31</w:t>
+          <w:t xml:space="preserve">Equation 33</w:t>
         </w:r>
       </w:hyperlink>
       <w:r>
         <w:t xml:space="preserve">) differ?</w:t>
       </w:r>
     </w:p>
-    <w:bookmarkEnd w:id="182"/>
-    <w:bookmarkStart w:id="183" w:name="sol-loocv"/>
+    <w:bookmarkEnd w:id="187"/>
+    <w:bookmarkStart w:id="188" w:name="sol-loocv"/>
     <w:p>
       <w:pPr>
         <w:pStyle w:val="FirstParagraph"/>
@@ -51742,7 +52795,7 @@
           <w:rPr>
             <w:rStyle w:val="Hyperlink"/>
           </w:rPr>
-          <w:t xml:space="preserve">Equation 31</w:t>
+          <w:t xml:space="preserve">Equation 33</w:t>
         </w:r>
       </w:hyperlink>
       <w:r>
@@ -51778,8 +52831,8 @@
         <w:t xml:space="preserve">the estimate is not random.</w:t>
       </w:r>
     </w:p>
-    <w:bookmarkEnd w:id="183"/>
-    <w:bookmarkStart w:id="185" w:name="def-loocv"/>
+    <w:bookmarkEnd w:id="188"/>
+    <w:bookmarkStart w:id="190" w:name="def-loocv"/>
     <w:p>
       <w:pPr>
         <w:pStyle w:val="FirstParagraph"/>
@@ -51789,7 +52842,7 @@
           <w:b/>
           <w:bCs/>
         </w:rPr>
-        <w:t xml:space="preserve">Definition 32 (Leave-one-out cross-validation)</w:t>
+        <w:t xml:space="preserve">Definition 34 (Leave-one-out cross-validation)</w:t>
       </w:r>
       <w:r>
         <w:t xml:space="preserve"> </w:t>
@@ -52053,7 +53106,7 @@
           <w:rPr>
             <w:rStyle w:val="Hyperlink"/>
           </w:rPr>
-          <w:t xml:space="preserve">Equation 31</w:t>
+          <w:t xml:space="preserve">Equation 33</w:t>
         </w:r>
       </w:hyperlink>
       <w:r>
@@ -52087,7 +53140,7 @@
       <w:pPr>
         <w:pStyle w:val="BodyText"/>
       </w:pPr>
-      <w:bookmarkStart w:id="184" w:name="eq-loocv"/>
+      <w:bookmarkStart w:id="189" w:name="eq-loocv"/>
       <m:oMathPara>
         <m:oMathParaPr>
           <m:jc m:val="center"/>
@@ -52327,7 +53380,7 @@
             <m:t>(</m:t>
           </m:r>
           <m:r>
-            <m:t>34</m:t>
+            <m:t>36</m:t>
           </m:r>
           <m:r>
             <m:rPr>
@@ -52337,7 +53390,7 @@
           </m:r>
         </m:oMath>
       </m:oMathPara>
-      <w:bookmarkEnd w:id="184"/>
+      <w:bookmarkEnd w:id="189"/>
     </w:p>
     <w:p>
       <w:pPr>
@@ -52356,8 +53409,8 @@
         <w:t xml:space="preserve">.</w:t>
       </w:r>
     </w:p>
-    <w:bookmarkEnd w:id="185"/>
-    <w:bookmarkStart w:id="186" w:name="lem-loocv-not-random"/>
+    <w:bookmarkEnd w:id="190"/>
+    <w:bookmarkStart w:id="191" w:name="lem-loocv-not-random"/>
     <w:p>
       <w:pPr>
         <w:pStyle w:val="BodyText"/>
@@ -52706,7 +53759,7 @@
         <w:t xml:space="preserve">.</w:t>
       </w:r>
     </w:p>
-    <w:bookmarkEnd w:id="186"/>
+    <w:bookmarkEnd w:id="191"/>
     <w:p>
       <w:pPr>
         <w:pStyle w:val="BodyText"/>
@@ -52766,7 +53819,7 @@
           <w:rPr>
             <w:rStyle w:val="Hyperlink"/>
           </w:rPr>
-          <w:t xml:space="preserve">Equation 31</w:t>
+          <w:t xml:space="preserve">Equation 33</w:t>
         </w:r>
       </w:hyperlink>
       <w:r>
@@ -52783,7 +53836,7 @@
           <w:rPr>
             <w:rStyle w:val="Hyperlink"/>
           </w:rPr>
-          <w:t xml:space="preserve">Equation 30</w:t>
+          <w:t xml:space="preserve">Equation 32</w:t>
         </w:r>
       </w:hyperlink>
       <w:r>
@@ -52867,7 +53920,7 @@
           <w:rPr>
             <w:rStyle w:val="Hyperlink"/>
           </w:rPr>
-          <w:t xml:space="preserve">Equation 27</w:t>
+          <w:t xml:space="preserve">Equation 29</w:t>
         </w:r>
       </w:hyperlink>
       <w:r>
@@ -52971,7 +54024,7 @@
           <w:rPr>
             <w:rStyle w:val="Hyperlink"/>
           </w:rPr>
-          <w:t xml:space="preserve">Equation 29</w:t>
+          <w:t xml:space="preserve">Equation 31</w:t>
         </w:r>
       </w:hyperlink>
       <w:r>
@@ -53503,7 +54556,7 @@
           <w:rPr>
             <w:rStyle w:val="Hyperlink"/>
           </w:rPr>
-          <w:t xml:space="preserve">Equation 30</w:t>
+          <w:t xml:space="preserve">Equation 32</w:t>
         </w:r>
       </w:hyperlink>
       <w:r>
@@ -53832,7 +54885,7 @@
           <w:rPr>
             <w:rStyle w:val="Hyperlink"/>
           </w:rPr>
-          <w:t xml:space="preserve">Equation 31</w:t>
+          <w:t xml:space="preserve">Equation 33</w:t>
         </w:r>
       </w:hyperlink>
       <w:r>
@@ -53938,7 +54991,7 @@
           <w:rPr>
             <w:rStyle w:val="Hyperlink"/>
           </w:rPr>
-          <w:t xml:space="preserve">Equation 31</w:t>
+          <w:t xml:space="preserve">Equation 33</w:t>
         </w:r>
       </w:hyperlink>
       <w:r>
@@ -54232,7 +55285,7 @@
         <w:t xml:space="preserve">fits, with the folds numbered differently.</w:t>
       </w:r>
     </w:p>
-    <w:bookmarkStart w:id="188" w:name="def-term-vector"/>
+    <w:bookmarkStart w:id="193" w:name="def-term-vector"/>
     <w:p>
       <w:pPr>
         <w:pStyle w:val="FirstParagraph"/>
@@ -54242,7 +55295,7 @@
           <w:b/>
           <w:bCs/>
         </w:rPr>
-        <w:t xml:space="preserve">Definition 33 (Term vector)</w:t>
+        <w:t xml:space="preserve">Definition 35 (Term vector)</w:t>
       </w:r>
       <w:r>
         <w:t xml:space="preserve"> </w:t>
@@ -54493,7 +55546,7 @@
       <w:pPr>
         <w:pStyle w:val="BodyText"/>
       </w:pPr>
-      <w:bookmarkStart w:id="187" w:name="eq-term-vector"/>
+      <w:bookmarkStart w:id="192" w:name="eq-term-vector"/>
       <m:oMathPara>
         <m:oMathParaPr>
           <m:jc m:val="center"/>
@@ -54683,7 +55736,7 @@
             <m:t>(</m:t>
           </m:r>
           <m:r>
-            <m:t>35</m:t>
+            <m:t>37</m:t>
           </m:r>
           <m:r>
             <m:rPr>
@@ -54693,10 +55746,10 @@
           </m:r>
         </m:oMath>
       </m:oMathPara>
-      <w:bookmarkEnd w:id="187"/>
+      <w:bookmarkEnd w:id="192"/>
     </w:p>
-    <w:bookmarkEnd w:id="188"/>
-    <w:bookmarkStart w:id="190" w:name="rem-term-vector"/>
+    <w:bookmarkEnd w:id="193"/>
+    <w:bookmarkStart w:id="195" w:name="rem-term-vector"/>
     <w:p>
       <w:pPr>
         <w:pStyle w:val="FirstParagraph"/>
@@ -54706,7 +55759,7 @@
           <w:i/>
           <w:iCs/>
         </w:rPr>
-        <w:t xml:space="preserve">Remark 24</w:t>
+        <w:t xml:space="preserve">Remark 25</w:t>
       </w:r>
       <w:r>
         <w:t xml:space="preserve"> (The term vector of simple linear regression). </w:t>
@@ -54789,7 +55842,7 @@
       <w:r>
         <w:t xml:space="preserve"> </w:t>
       </w:r>
-      <w:hyperlink r:id="rId189">
+      <w:hyperlink r:id="rId194">
         <w:r>
           <w:rPr>
             <w:rStyle w:val="Hyperlink"/>
@@ -54825,8 +55878,8 @@
         <w:t xml:space="preserve">.</w:t>
       </w:r>
     </w:p>
-    <w:bookmarkEnd w:id="190"/>
-    <w:bookmarkStart w:id="192" w:name="def-cross-product-matrix"/>
+    <w:bookmarkEnd w:id="195"/>
+    <w:bookmarkStart w:id="197" w:name="def-cross-product-matrix"/>
     <w:p>
       <w:pPr>
         <w:pStyle w:val="BodyText"/>
@@ -54836,7 +55889,7 @@
           <w:b/>
           <w:bCs/>
         </w:rPr>
-        <w:t xml:space="preserve">Definition 34 (Cross-product matrix (sum-of-squares and cross-products matrix))</w:t>
+        <w:t xml:space="preserve">Definition 36 (Cross-product matrix (sum-of-squares and cross-products matrix))</w:t>
       </w:r>
       <w:r>
         <w:t xml:space="preserve"> </w:t>
@@ -54948,7 +56001,7 @@
       <w:pPr>
         <w:pStyle w:val="BodyText"/>
       </w:pPr>
-      <w:bookmarkStart w:id="191" w:name="eq-cross-product-matrix"/>
+      <w:bookmarkStart w:id="196" w:name="eq-cross-product-matrix"/>
       <m:oMathPara>
         <m:oMathParaPr>
           <m:jc m:val="center"/>
@@ -55071,7 +56124,7 @@
             <m:t>(</m:t>
           </m:r>
           <m:r>
-            <m:t>36</m:t>
+            <m:t>38</m:t>
           </m:r>
           <m:r>
             <m:rPr>
@@ -55081,10 +56134,10 @@
           </m:r>
         </m:oMath>
       </m:oMathPara>
-      <w:bookmarkEnd w:id="191"/>
+      <w:bookmarkEnd w:id="196"/>
     </w:p>
-    <w:bookmarkEnd w:id="192"/>
-    <w:bookmarkStart w:id="194" w:name="rem-source-cross-product-matrix"/>
+    <w:bookmarkEnd w:id="197"/>
+    <w:bookmarkStart w:id="199" w:name="rem-source-cross-product-matrix"/>
     <w:p>
       <w:pPr>
         <w:pStyle w:val="FirstParagraph"/>
@@ -55094,7 +56147,7 @@
           <w:i/>
           <w:iCs/>
         </w:rPr>
-        <w:t xml:space="preserve">Remark 25</w:t>
+        <w:t xml:space="preserve">Remark 26</w:t>
       </w:r>
       <w:r>
         <w:t xml:space="preserve"> (Source: Cross-product matrix (sum-of-squares and cross-products matrix)). </w:t>
@@ -55133,7 +56186,7 @@
       <w:r>
         <w:t xml:space="preserve"> </w:t>
       </w:r>
-      <w:hyperlink r:id="rId193">
+      <w:hyperlink r:id="rId198">
         <w:r>
           <w:rPr>
             <w:rStyle w:val="Hyperlink"/>
@@ -55145,8 +56198,8 @@
         <w:t xml:space="preserve">).</w:t>
       </w:r>
     </w:p>
-    <w:bookmarkEnd w:id="194"/>
-    <w:bookmarkStart w:id="197" w:name="rem-cross-product-matrix"/>
+    <w:bookmarkEnd w:id="199"/>
+    <w:bookmarkStart w:id="202" w:name="rem-cross-product-matrix"/>
     <w:p>
       <w:pPr>
         <w:pStyle w:val="BodyText"/>
@@ -55156,7 +56209,7 @@
           <w:i/>
           <w:iCs/>
         </w:rPr>
-        <w:t xml:space="preserve">Remark 26</w:t>
+        <w:t xml:space="preserve">Remark 27</w:t>
       </w:r>
       <w:r>
         <w:t xml:space="preserve"> (Cross-product matrix as a matrix product). </w:t>
@@ -55455,18 +56508,18 @@
                 <wp:inline>
                   <wp:extent cx="152400" cy="152400"/>
                   <wp:effectExtent b="0" l="0" r="0" t="0"/>
-                  <wp:docPr descr="" title="" id="195" name="Picture"/>
+                  <wp:docPr descr="" title="" id="200" name="Picture"/>
                   <a:graphic>
                     <a:graphicData uri="http://schemas.openxmlformats.org/drawingml/2006/picture">
                       <pic:pic>
                         <pic:nvPicPr>
-                          <pic:cNvPr descr="/opt/quarto/share/formats/docx/note.png" id="196" name="Picture"/>
+                          <pic:cNvPr descr="/opt/quarto/share/formats/docx/note.png" id="201" name="Picture"/>
                           <pic:cNvPicPr>
                             <a:picLocks noChangeArrowheads="1" noChangeAspect="1"/>
                           </pic:cNvPicPr>
                         </pic:nvPicPr>
                         <pic:blipFill>
-                          <a:blip r:embed="rId141"/>
+                          <a:blip r:embed="rId146"/>
                           <a:stretch>
                             <a:fillRect/>
                           </a:stretch>
@@ -55546,7 +56599,7 @@
             <w:r>
               <w:t xml:space="preserve"> </w:t>
             </w:r>
-            <w:hyperlink r:id="rId193">
+            <w:hyperlink r:id="rId198">
               <w:r>
                 <w:rPr>
                   <w:rStyle w:val="Hyperlink"/>
@@ -55574,8 +56627,8 @@
         </w:tc>
       </w:tr>
     </w:tbl>
-    <w:bookmarkEnd w:id="197"/>
-    <w:bookmarkStart w:id="200" w:name="def-leverage"/>
+    <w:bookmarkEnd w:id="202"/>
+    <w:bookmarkStart w:id="205" w:name="def-leverage"/>
     <w:p>
       <w:pPr>
         <w:pStyle w:val="BodyText"/>
@@ -55585,7 +56638,7 @@
           <w:b/>
           <w:bCs/>
         </w:rPr>
-        <w:t xml:space="preserve">Definition 35 (Leverage)</w:t>
+        <w:t xml:space="preserve">Definition 37 (Leverage)</w:t>
       </w:r>
       <w:r>
         <w:t xml:space="preserve"> </w:t>
@@ -55596,7 +56649,7 @@
       <w:r>
         <w:t xml:space="preserve"> </w:t>
       </w:r>
-      <w:hyperlink r:id="rId198">
+      <w:hyperlink r:id="rId203">
         <w:r>
           <w:rPr>
             <w:rStyle w:val="Hyperlink"/>
@@ -55740,7 +56793,7 @@
       <w:pPr>
         <w:pStyle w:val="BodyText"/>
       </w:pPr>
-      <w:bookmarkStart w:id="199" w:name="eq-leverage"/>
+      <w:bookmarkStart w:id="204" w:name="eq-leverage"/>
       <m:oMathPara>
         <m:oMathParaPr>
           <m:jc m:val="center"/>
@@ -55861,7 +56914,7 @@
             <m:t>(</m:t>
           </m:r>
           <m:r>
-            <m:t>37</m:t>
+            <m:t>39</m:t>
           </m:r>
           <m:r>
             <m:rPr>
@@ -55871,10 +56924,10 @@
           </m:r>
         </m:oMath>
       </m:oMathPara>
-      <w:bookmarkEnd w:id="199"/>
+      <w:bookmarkEnd w:id="204"/>
     </w:p>
-    <w:bookmarkEnd w:id="200"/>
-    <w:bookmarkStart w:id="202" w:name="rem-source-leverage"/>
+    <w:bookmarkEnd w:id="205"/>
+    <w:bookmarkStart w:id="207" w:name="rem-source-leverage"/>
     <w:p>
       <w:pPr>
         <w:pStyle w:val="FirstParagraph"/>
@@ -55884,7 +56937,7 @@
           <w:i/>
           <w:iCs/>
         </w:rPr>
-        <w:t xml:space="preserve">Remark 27</w:t>
+        <w:t xml:space="preserve">Remark 28</w:t>
       </w:r>
       <w:r>
         <w:t xml:space="preserve"> (Source: Leverage). </w:t>
@@ -55921,7 +56974,7 @@
       <w:r>
         <w:t xml:space="preserve"> </w:t>
       </w:r>
-      <w:hyperlink r:id="rId201">
+      <w:hyperlink r:id="rId206">
         <w:r>
           <w:rPr>
             <w:rStyle w:val="Hyperlink"/>
@@ -55933,8 +56986,8 @@
         <w:t xml:space="preserve">.</w:t>
       </w:r>
     </w:p>
-    <w:bookmarkEnd w:id="202"/>
-    <w:bookmarkStart w:id="204" w:name="thm-loocv-shortcut"/>
+    <w:bookmarkEnd w:id="207"/>
+    <w:bookmarkStart w:id="209" w:name="thm-loocv-shortcut"/>
     <w:p>
       <w:pPr>
         <w:pStyle w:val="BodyText"/>
@@ -55955,7 +57008,7 @@
       <w:r>
         <w:t xml:space="preserve"> </w:t>
       </w:r>
-      <w:hyperlink r:id="rId198">
+      <w:hyperlink r:id="rId203">
         <w:r>
           <w:rPr>
             <w:rStyle w:val="Hyperlink"/>
@@ -56181,7 +57234,7 @@
       <w:pPr>
         <w:pStyle w:val="BodyText"/>
       </w:pPr>
-      <w:bookmarkStart w:id="203" w:name="eq-loocv-shortcut"/>
+      <w:bookmarkStart w:id="208" w:name="eq-loocv-shortcut"/>
       <m:oMathPara>
         <m:oMathParaPr>
           <m:jc m:val="center"/>
@@ -56361,7 +57414,7 @@
             <m:t>(</m:t>
           </m:r>
           <m:r>
-            <m:t>38</m:t>
+            <m:t>40</m:t>
           </m:r>
           <m:r>
             <m:rPr>
@@ -56371,9 +57424,9 @@
           </m:r>
         </m:oMath>
       </m:oMathPara>
-      <w:bookmarkEnd w:id="203"/>
+      <w:bookmarkEnd w:id="208"/>
     </w:p>
-    <w:bookmarkEnd w:id="204"/>
+    <w:bookmarkEnd w:id="209"/>
     <w:p>
       <w:pPr>
         <w:pStyle w:val="FirstParagraph"/>
@@ -56502,7 +57555,7 @@
         <w:t xml:space="preserve">which this page does not develop.</w:t>
       </w:r>
     </w:p>
-    <w:bookmarkStart w:id="205" w:name="rem-source-loocv-shortcut"/>
+    <w:bookmarkStart w:id="210" w:name="rem-source-loocv-shortcut"/>
     <w:p>
       <w:pPr>
         <w:pStyle w:val="BodyText"/>
@@ -56512,7 +57565,7 @@
           <w:i/>
           <w:iCs/>
         </w:rPr>
-        <w:t xml:space="preserve">Remark 28</w:t>
+        <w:t xml:space="preserve">Remark 29</w:t>
       </w:r>
       <w:r>
         <w:t xml:space="preserve"> (Source: Leave-one-out cross-validation for least squares). </w:t>
@@ -56545,8 +57598,8 @@
         <w:t xml:space="preserve">for many linear fitting methods.</w:t>
       </w:r>
     </w:p>
-    <w:bookmarkEnd w:id="205"/>
-    <w:bookmarkStart w:id="206" w:name="exm-loocv-shortcut"/>
+    <w:bookmarkEnd w:id="210"/>
+    <w:bookmarkStart w:id="211" w:name="exm-loocv-shortcut"/>
     <w:p>
       <w:pPr>
         <w:pStyle w:val="BodyText"/>
@@ -56697,7 +57750,7 @@
           <w:rPr>
             <w:rStyle w:val="Hyperlink"/>
           </w:rPr>
-          <w:t xml:space="preserve">Equation 34</w:t>
+          <w:t xml:space="preserve">Equation 36</w:t>
         </w:r>
       </w:hyperlink>
       <w:r>
@@ -57634,7 +58687,7 @@
         <w:rPr>
           <w:rStyle w:val="CommentTok"/>
         </w:rPr>
-        <w:t xml:space="preserve">#&gt;    7.10543e-15    2.00000e+00</w:t>
+        <w:t xml:space="preserve">#&gt;    8.88178e-15    2.00000e+00</w:t>
       </w:r>
     </w:p>
     <w:p>
@@ -57642,7 +58695,7 @@
         <w:pStyle w:val="FirstParagraph"/>
       </w:pPr>
       <w:r>
-        <w:t xml:space="preserve">The two columns differ by at most 7.1e-15,</w:t>
+        <w:t xml:space="preserve">The two columns differ by at most 8.9e-15,</w:t>
       </w:r>
       <w:r>
         <w:t xml:space="preserve"> </w:t>
@@ -57686,8 +58739,8 @@
         <w:t xml:space="preserve">rerunning it always gives the same choice.</w:t>
       </w:r>
     </w:p>
-    <w:bookmarkEnd w:id="206"/>
-    <w:bookmarkStart w:id="207" w:name="rem-loocv"/>
+    <w:bookmarkEnd w:id="211"/>
+    <w:bookmarkStart w:id="212" w:name="rem-loocv"/>
     <w:p>
       <w:pPr>
         <w:pStyle w:val="BodyText"/>
@@ -57697,7 +58750,7 @@
           <w:i/>
           <w:iCs/>
         </w:rPr>
-        <w:t xml:space="preserve">Remark 29</w:t>
+        <w:t xml:space="preserve">Remark 30</w:t>
       </w:r>
       <w:r>
         <w:t xml:space="preserve"> (When to use leave-one-out cross-validation). </w:t>
@@ -57736,7 +58789,7 @@
           <w:rPr>
             <w:rStyle w:val="Hyperlink"/>
           </w:rPr>
-          <w:t xml:space="preserve">Remark 23</w:t>
+          <w:t xml:space="preserve">Remark 24</w:t>
         </w:r>
       </w:hyperlink>
       <w:r>
@@ -57756,7 +58809,7 @@
           <w:rPr>
             <w:rStyle w:val="Hyperlink"/>
           </w:rPr>
-          <w:t xml:space="preserve">Remark 22</w:t>
+          <w:t xml:space="preserve">Remark 23</w:t>
         </w:r>
       </w:hyperlink>
       <w:r>
@@ -58159,9 +59212,9 @@
         <w:t xml:space="preserve">fits.</w:t>
       </w:r>
     </w:p>
-    <w:bookmarkEnd w:id="207"/>
-    <w:bookmarkEnd w:id="208"/>
-    <w:bookmarkStart w:id="237" w:name="sec-cv-model-choice"/>
+    <w:bookmarkEnd w:id="212"/>
+    <w:bookmarkEnd w:id="213"/>
+    <w:bookmarkStart w:id="242" w:name="sec-cv-model-choice"/>
     <w:p>
       <w:pPr>
         <w:pStyle w:val="Heading2"/>
@@ -58170,7 +59223,7 @@
         <w:t xml:space="preserve">8 Choosing a model by cross-validation</w:t>
       </w:r>
     </w:p>
-    <w:bookmarkStart w:id="210" w:name="def-cv-estimate-indexed"/>
+    <w:bookmarkStart w:id="215" w:name="def-cv-estimate-indexed"/>
     <w:p>
       <w:pPr>
         <w:pStyle w:val="FirstParagraph"/>
@@ -58180,7 +59233,7 @@
           <w:b/>
           <w:bCs/>
         </w:rPr>
-        <w:t xml:space="preserve">Definition 36 (Cross-validation estimate of a named procedure)</w:t>
+        <w:t xml:space="preserve">Definition 38 (Cross-validation estimate of a named procedure)</w:t>
       </w:r>
       <w:r>
         <w:t xml:space="preserve"> </w:t>
@@ -58548,7 +59601,7 @@
       <w:pPr>
         <w:pStyle w:val="BodyText"/>
       </w:pPr>
-      <w:bookmarkStart w:id="209" w:name="eq-cv-estimate-indexed"/>
+      <w:bookmarkStart w:id="214" w:name="eq-cv-estimate-indexed"/>
       <m:oMathPara>
         <m:oMathParaPr>
           <m:jc m:val="center"/>
@@ -58948,7 +60001,7 @@
             <m:t>(</m:t>
           </m:r>
           <m:r>
-            <m:t>39</m:t>
+            <m:t>41</m:t>
           </m:r>
           <m:r>
             <m:rPr>
@@ -58958,10 +60011,10 @@
           </m:r>
         </m:oMath>
       </m:oMathPara>
-      <w:bookmarkEnd w:id="209"/>
+      <w:bookmarkEnd w:id="214"/>
     </w:p>
-    <w:bookmarkEnd w:id="210"/>
-    <w:bookmarkStart w:id="212" w:name="def-cv-choice"/>
+    <w:bookmarkEnd w:id="215"/>
+    <w:bookmarkStart w:id="217" w:name="def-cv-choice"/>
     <w:p>
       <w:pPr>
         <w:pStyle w:val="FirstParagraph"/>
@@ -58971,7 +60024,7 @@
           <w:b/>
           <w:bCs/>
         </w:rPr>
-        <w:t xml:space="preserve">Definition 37 (Cross-validation choice procedure)</w:t>
+        <w:t xml:space="preserve">Definition 39 (Cross-validation choice procedure)</w:t>
       </w:r>
       <w:r>
         <w:t xml:space="preserve"> </w:t>
@@ -59303,7 +60356,7 @@
       <w:pPr>
         <w:pStyle w:val="BodyText"/>
       </w:pPr>
-      <w:bookmarkStart w:id="211" w:name="eq-cv-choice"/>
+      <w:bookmarkStart w:id="216" w:name="eq-cv-choice"/>
       <m:oMathPara>
         <m:oMathParaPr>
           <m:jc m:val="center"/>
@@ -59577,7 +60630,7 @@
             <m:t>(</m:t>
           </m:r>
           <m:r>
-            <m:t>40</m:t>
+            <m:t>42</m:t>
           </m:r>
           <m:r>
             <m:rPr>
@@ -59587,10 +60640,10 @@
           </m:r>
         </m:oMath>
       </m:oMathPara>
-      <w:bookmarkEnd w:id="211"/>
+      <w:bookmarkEnd w:id="216"/>
     </w:p>
-    <w:bookmarkEnd w:id="212"/>
-    <w:bookmarkStart w:id="214" w:name="def-nested-cv"/>
+    <w:bookmarkEnd w:id="217"/>
+    <w:bookmarkStart w:id="219" w:name="def-nested-cv"/>
     <w:p>
       <w:pPr>
         <w:pStyle w:val="FirstParagraph"/>
@@ -59600,7 +60653,7 @@
           <w:b/>
           <w:bCs/>
         </w:rPr>
-        <w:t xml:space="preserve">Definition 38 (Nested cross-validation)</w:t>
+        <w:t xml:space="preserve">Definition 40 (Nested cross-validation)</w:t>
       </w:r>
       <w:r>
         <w:t xml:space="preserve"> </w:t>
@@ -59717,7 +60770,7 @@
       <w:pPr>
         <w:pStyle w:val="BodyText"/>
       </w:pPr>
-      <w:bookmarkStart w:id="213" w:name="eq-nested-cv"/>
+      <w:bookmarkStart w:id="218" w:name="eq-nested-cv"/>
       <m:oMathPara>
         <m:oMathParaPr>
           <m:jc m:val="center"/>
@@ -59834,7 +60887,7 @@
             <m:t>(</m:t>
           </m:r>
           <m:r>
-            <m:t>41</m:t>
+            <m:t>43</m:t>
           </m:r>
           <m:r>
             <m:rPr>
@@ -59844,10 +60897,10 @@
           </m:r>
         </m:oMath>
       </m:oMathPara>
-      <w:bookmarkEnd w:id="213"/>
+      <w:bookmarkEnd w:id="218"/>
     </w:p>
-    <w:bookmarkEnd w:id="214"/>
-    <w:bookmarkStart w:id="215" w:name="rem-source-nested-cv"/>
+    <w:bookmarkEnd w:id="219"/>
+    <w:bookmarkStart w:id="220" w:name="rem-source-nested-cv"/>
     <w:p>
       <w:pPr>
         <w:pStyle w:val="FirstParagraph"/>
@@ -59857,7 +60910,7 @@
           <w:i/>
           <w:iCs/>
         </w:rPr>
-        <w:t xml:space="preserve">Remark 30</w:t>
+        <w:t xml:space="preserve">Remark 31</w:t>
       </w:r>
       <w:r>
         <w:t xml:space="preserve"> (Source: Nested cross-validation). </w:t>
@@ -59878,8 +60931,8 @@
         <w:t xml:space="preserve">choices included.</w:t>
       </w:r>
     </w:p>
-    <w:bookmarkEnd w:id="215"/>
-    <w:bookmarkStart w:id="216" w:name="rem-nested-cv"/>
+    <w:bookmarkEnd w:id="220"/>
+    <w:bookmarkStart w:id="221" w:name="rem-nested-cv"/>
     <w:p>
       <w:pPr>
         <w:pStyle w:val="BodyText"/>
@@ -59889,7 +60942,7 @@
           <w:i/>
           <w:iCs/>
         </w:rPr>
-        <w:t xml:space="preserve">Remark 31</w:t>
+        <w:t xml:space="preserve">Remark 32</w:t>
       </w:r>
       <w:r>
         <w:t xml:space="preserve"> (What is nested). </w:t>
@@ -60035,8 +61088,8 @@
         <w:t xml:space="preserve">That inner cross-validation is the nested one.</w:t>
       </w:r>
     </w:p>
-    <w:bookmarkEnd w:id="216"/>
-    <w:bookmarkStart w:id="219" w:name="rem-cv-winner-optimistic"/>
+    <w:bookmarkEnd w:id="221"/>
+    <w:bookmarkStart w:id="224" w:name="rem-cv-winner-optimistic"/>
     <w:p>
       <w:pPr>
         <w:pStyle w:val="BodyText"/>
@@ -60046,7 +61099,7 @@
           <w:i/>
           <w:iCs/>
         </w:rPr>
-        <w:t xml:space="preserve">Remark 32</w:t>
+        <w:t xml:space="preserve">Remark 33</w:t>
       </w:r>
       <w:r>
         <w:t xml:space="preserve"> (Cross-validation replaces the validation set, not the test set). </w:t>
@@ -60229,18 +61282,18 @@
                 <wp:inline>
                   <wp:extent cx="152400" cy="152400"/>
                   <wp:effectExtent b="0" l="0" r="0" t="0"/>
-                  <wp:docPr descr="" title="" id="217" name="Picture"/>
+                  <wp:docPr descr="" title="" id="222" name="Picture"/>
                   <a:graphic>
                     <a:graphicData uri="http://schemas.openxmlformats.org/drawingml/2006/picture">
                       <pic:pic>
                         <pic:nvPicPr>
-                          <pic:cNvPr descr="/opt/quarto/share/formats/docx/note.png" id="218" name="Picture"/>
+                          <pic:cNvPr descr="/opt/quarto/share/formats/docx/note.png" id="223" name="Picture"/>
                           <pic:cNvPicPr>
                             <a:picLocks noChangeArrowheads="1" noChangeAspect="1"/>
                           </pic:cNvPicPr>
                         </pic:nvPicPr>
                         <pic:blipFill>
-                          <a:blip r:embed="rId141"/>
+                          <a:blip r:embed="rId146"/>
                           <a:stretch>
                             <a:fillRect/>
                           </a:stretch>
@@ -60304,8 +61357,8 @@
         </w:tc>
       </w:tr>
     </w:tbl>
-    <w:bookmarkEnd w:id="219"/>
-    <w:bookmarkStart w:id="222" w:name="def-cv-se"/>
+    <w:bookmarkEnd w:id="224"/>
+    <w:bookmarkStart w:id="227" w:name="def-cv-se"/>
     <w:p>
       <w:pPr>
         <w:pStyle w:val="BodyText"/>
@@ -60315,7 +61368,7 @@
           <w:b/>
           <w:bCs/>
         </w:rPr>
-        <w:t xml:space="preserve">Definition 39 (Fold-based standard error)</w:t>
+        <w:t xml:space="preserve">Definition 41 (Fold-based standard error)</w:t>
       </w:r>
       <w:r>
         <w:t xml:space="preserve"> </w:t>
@@ -60409,7 +61462,7 @@
       <w:r>
         <w:t xml:space="preserve"> </w:t>
       </w:r>
-      <w:hyperlink r:id="rId220">
+      <w:hyperlink r:id="rId225">
         <w:r>
           <w:rPr>
             <w:rStyle w:val="Hyperlink"/>
@@ -60475,7 +61528,7 @@
       <w:pPr>
         <w:pStyle w:val="BodyText"/>
       </w:pPr>
-      <w:bookmarkStart w:id="221" w:name="eq-cv-se"/>
+      <w:bookmarkStart w:id="226" w:name="eq-cv-se"/>
       <m:oMathPara>
         <m:oMathParaPr>
           <m:jc m:val="center"/>
@@ -60640,7 +61693,7 @@
             <m:t>(</m:t>
           </m:r>
           <m:r>
-            <m:t>42</m:t>
+            <m:t>44</m:t>
           </m:r>
           <m:r>
             <m:rPr>
@@ -60650,10 +61703,10 @@
           </m:r>
         </m:oMath>
       </m:oMathPara>
-      <w:bookmarkEnd w:id="221"/>
+      <w:bookmarkEnd w:id="226"/>
     </w:p>
-    <w:bookmarkEnd w:id="222"/>
-    <w:bookmarkStart w:id="223" w:name="rem-source-cv-se"/>
+    <w:bookmarkEnd w:id="227"/>
+    <w:bookmarkStart w:id="228" w:name="rem-source-cv-se"/>
     <w:p>
       <w:pPr>
         <w:pStyle w:val="FirstParagraph"/>
@@ -60663,7 +61716,7 @@
           <w:i/>
           <w:iCs/>
         </w:rPr>
-        <w:t xml:space="preserve">Remark 33</w:t>
+        <w:t xml:space="preserve">Remark 34</w:t>
       </w:r>
       <w:r>
         <w:t xml:space="preserve"> (Source: Fold-based standard error). </w:t>
@@ -60675,8 +61728,8 @@
         <w:t xml:space="preserve">, who call the result a standard error.</w:t>
       </w:r>
     </w:p>
-    <w:bookmarkEnd w:id="223"/>
-    <w:bookmarkStart w:id="225" w:name="rem-cv-se"/>
+    <w:bookmarkEnd w:id="228"/>
+    <w:bookmarkStart w:id="230" w:name="rem-cv-se"/>
     <w:p>
       <w:pPr>
         <w:pStyle w:val="BodyText"/>
@@ -60686,7 +61739,7 @@
           <w:i/>
           <w:iCs/>
         </w:rPr>
-        <w:t xml:space="preserve">Remark 34</w:t>
+        <w:t xml:space="preserve">Remark 35</w:t>
       </w:r>
       <w:r>
         <w:t xml:space="preserve"> (The fold-based standard error is only a rough guide). </w:t>
@@ -60714,7 +61767,7 @@
           <w:rPr>
             <w:rStyle w:val="Hyperlink"/>
           </w:rPr>
-          <w:t xml:space="preserve">Equation 42</w:t>
+          <w:t xml:space="preserve">Equation 44</w:t>
         </w:r>
       </w:hyperlink>
       <w:r>
@@ -60899,7 +61952,7 @@
       <w:r>
         <w:t xml:space="preserve"> </w:t>
       </w:r>
-      <w:hyperlink r:id="rId224">
+      <w:hyperlink r:id="rId229">
         <w:r>
           <w:rPr>
             <w:rStyle w:val="Hyperlink"/>
@@ -60963,8 +62016,8 @@
         <w:t xml:space="preserve">.</w:t>
       </w:r>
     </w:p>
-    <w:bookmarkEnd w:id="225"/>
-    <w:bookmarkStart w:id="227" w:name="def-fold-mse-indexed"/>
+    <w:bookmarkEnd w:id="230"/>
+    <w:bookmarkStart w:id="232" w:name="def-fold-mse-indexed"/>
     <w:p>
       <w:pPr>
         <w:pStyle w:val="BodyText"/>
@@ -60974,7 +62027,7 @@
           <w:b/>
           <w:bCs/>
         </w:rPr>
-        <w:t xml:space="preserve">Definition 40 (Fold mean squared error of a named procedure)</w:t>
+        <w:t xml:space="preserve">Definition 42 (Fold mean squared error of a named procedure)</w:t>
       </w:r>
       <w:r>
         <w:t xml:space="preserve"> </w:t>
@@ -61142,7 +62195,7 @@
       <w:pPr>
         <w:pStyle w:val="BodyText"/>
       </w:pPr>
-      <w:bookmarkStart w:id="226" w:name="eq-fold-mse-indexed"/>
+      <w:bookmarkStart w:id="231" w:name="eq-fold-mse-indexed"/>
       <m:oMathPara>
         <m:oMathParaPr>
           <m:jc m:val="center"/>
@@ -61519,7 +62572,7 @@
             <m:t>(</m:t>
           </m:r>
           <m:r>
-            <m:t>43</m:t>
+            <m:t>45</m:t>
           </m:r>
           <m:r>
             <m:rPr>
@@ -61529,10 +62582,10 @@
           </m:r>
         </m:oMath>
       </m:oMathPara>
-      <w:bookmarkEnd w:id="226"/>
+      <w:bookmarkEnd w:id="231"/>
     </w:p>
-    <w:bookmarkEnd w:id="227"/>
-    <w:bookmarkStart w:id="229" w:name="def-cv-se-indexed"/>
+    <w:bookmarkEnd w:id="232"/>
+    <w:bookmarkStart w:id="234" w:name="def-cv-se-indexed"/>
     <w:p>
       <w:pPr>
         <w:pStyle w:val="FirstParagraph"/>
@@ -61542,7 +62595,7 @@
           <w:b/>
           <w:bCs/>
         </w:rPr>
-        <w:t xml:space="preserve">Definition 41 (Fold-based standard error of a named procedure)</w:t>
+        <w:t xml:space="preserve">Definition 43 (Fold-based standard error of a named procedure)</w:t>
       </w:r>
       <w:r>
         <w:t xml:space="preserve"> </w:t>
@@ -61738,7 +62791,7 @@
       <w:pPr>
         <w:pStyle w:val="BodyText"/>
       </w:pPr>
-      <w:bookmarkStart w:id="228" w:name="eq-cv-se-indexed"/>
+      <w:bookmarkStart w:id="233" w:name="eq-cv-se-indexed"/>
       <m:oMathPara>
         <m:oMathParaPr>
           <m:jc m:val="center"/>
@@ -62026,7 +63079,7 @@
             <m:t>(</m:t>
           </m:r>
           <m:r>
-            <m:t>44</m:t>
+            <m:t>46</m:t>
           </m:r>
           <m:r>
             <m:rPr>
@@ -62036,10 +63089,10 @@
           </m:r>
         </m:oMath>
       </m:oMathPara>
-      <w:bookmarkEnd w:id="228"/>
+      <w:bookmarkEnd w:id="233"/>
     </w:p>
-    <w:bookmarkEnd w:id="229"/>
-    <w:bookmarkStart w:id="231" w:name="def-one-se-rule"/>
+    <w:bookmarkEnd w:id="234"/>
+    <w:bookmarkStart w:id="236" w:name="def-one-se-rule"/>
     <w:p>
       <w:pPr>
         <w:pStyle w:val="FirstParagraph"/>
@@ -62049,7 +63102,7 @@
           <w:b/>
           <w:bCs/>
         </w:rPr>
-        <w:t xml:space="preserve">Definition 42 (One-standard-error rule)</w:t>
+        <w:t xml:space="preserve">Definition 44 (One-standard-error rule)</w:t>
       </w:r>
       <w:r>
         <w:t xml:space="preserve"> </w:t>
@@ -62297,7 +63350,7 @@
       <w:pPr>
         <w:pStyle w:val="BodyText"/>
       </w:pPr>
-      <w:bookmarkStart w:id="230" w:name="eq-one-se-rule"/>
+      <w:bookmarkStart w:id="235" w:name="eq-one-se-rule"/>
       <m:oMathPara>
         <m:oMathParaPr>
           <m:jc m:val="center"/>
@@ -62621,7 +63674,7 @@
             <m:t>(</m:t>
           </m:r>
           <m:r>
-            <m:t>45</m:t>
+            <m:t>47</m:t>
           </m:r>
           <m:r>
             <m:rPr>
@@ -62631,7 +63684,7 @@
           </m:r>
         </m:oMath>
       </m:oMathPara>
-      <w:bookmarkEnd w:id="230"/>
+      <w:bookmarkEnd w:id="235"/>
     </w:p>
     <w:p>
       <w:pPr>
@@ -62650,8 +63703,8 @@
         <w:t xml:space="preserve">.</w:t>
       </w:r>
     </w:p>
-    <w:bookmarkEnd w:id="231"/>
-    <w:bookmarkStart w:id="236" w:name="exm-one-se-rule"/>
+    <w:bookmarkEnd w:id="236"/>
+    <w:bookmarkStart w:id="241" w:name="exm-one-se-rule"/>
     <w:p>
       <w:pPr>
         <w:pStyle w:val="BodyText"/>
@@ -62709,7 +63762,7 @@
           <w:rPr>
             <w:rStyle w:val="Hyperlink"/>
           </w:rPr>
-          <w:t xml:space="preserve">Definition 42</w:t>
+          <w:t xml:space="preserve">Definition 44</w:t>
         </w:r>
       </w:hyperlink>
       <w:r>
@@ -63703,7 +64756,7 @@
           <w:rPr>
             <w:rStyle w:val="Hyperlink"/>
           </w:rPr>
-          <w:t xml:space="preserve">Remark 22</w:t>
+          <w:t xml:space="preserve">Remark 23</w:t>
         </w:r>
       </w:hyperlink>
       <w:r>
@@ -63723,7 +64776,7 @@
       <w:tr>
         <w:tc>
           <w:tcPr/>
-          <w:bookmarkStart w:id="235" w:name="fig-one-se-rule"/>
+          <w:bookmarkStart w:id="240" w:name="fig-one-se-rule"/>
           <w:p>
             <w:pPr>
               <w:pStyle w:val="SourceCode"/>
@@ -64336,18 +65389,18 @@
                 <wp:inline>
                   <wp:extent cx="4620126" cy="3696101"/>
                   <wp:effectExtent b="0" l="0" r="0" t="0"/>
-                  <wp:docPr descr="" title="" id="233" name="Picture"/>
+                  <wp:docPr descr="" title="" id="238" name="Picture"/>
                   <a:graphic>
                     <a:graphicData uri="http://schemas.openxmlformats.org/drawingml/2006/picture">
                       <pic:pic>
                         <pic:nvPicPr>
-                          <pic:cNvPr descr="model-validation_files/figure-docx/one-se-rule-plot-1.png" id="234" name="Picture"/>
+                          <pic:cNvPr descr="model-validation_files/figure-docx/one-se-rule-plot-1.png" id="239" name="Picture"/>
                           <pic:cNvPicPr>
                             <a:picLocks noChangeArrowheads="1" noChangeAspect="1"/>
                           </pic:cNvPicPr>
                         </pic:nvPicPr>
                         <pic:blipFill>
-                          <a:blip r:embed="rId232"/>
+                          <a:blip r:embed="rId237"/>
                           <a:stretch>
                             <a:fillRect/>
                           </a:stretch>
@@ -64414,7 +65467,7 @@
                 <w:rPr>
                   <w:rStyle w:val="Hyperlink"/>
                 </w:rPr>
-                <w:t xml:space="preserve">Equation 42</w:t>
+                <w:t xml:space="preserve">Equation 44</w:t>
               </w:r>
             </w:hyperlink>
             <w:r>
@@ -64427,7 +65480,7 @@
               <w:t xml:space="preserve">The dashed line is one fold-based standard error above the smallest estimate.</w:t>
             </w:r>
           </w:p>
-          <w:bookmarkEnd w:id="235"/>
+          <w:bookmarkEnd w:id="240"/>
         </w:tc>
       </w:tr>
     </w:tbl>
@@ -64516,9 +65569,9 @@
         <w:t xml:space="preserve">and 0.315 for degree 3.</w:t>
       </w:r>
     </w:p>
-    <w:bookmarkEnd w:id="236"/>
-    <w:bookmarkEnd w:id="237"/>
-    <w:bookmarkStart w:id="244" w:name="sec-cv-whole-procedure"/>
+    <w:bookmarkEnd w:id="241"/>
+    <w:bookmarkEnd w:id="242"/>
+    <w:bookmarkStart w:id="249" w:name="sec-cv-whole-procedure"/>
     <w:p>
       <w:pPr>
         <w:pStyle w:val="Heading2"/>
@@ -64527,7 +65580,7 @@
         <w:t xml:space="preserve">9 Cross-validating the whole procedure</w:t>
       </w:r>
     </w:p>
-    <w:bookmarkStart w:id="240" w:name="exr-cv-screening"/>
+    <w:bookmarkStart w:id="245" w:name="exr-cv-screening"/>
     <w:p>
       <w:pPr>
         <w:pStyle w:val="FirstParagraph"/>
@@ -64827,18 +65880,18 @@
                 <wp:inline>
                   <wp:extent cx="152400" cy="152400"/>
                   <wp:effectExtent b="0" l="0" r="0" t="0"/>
-                  <wp:docPr descr="" title="" id="238" name="Picture"/>
+                  <wp:docPr descr="" title="" id="243" name="Picture"/>
                   <a:graphic>
                     <a:graphicData uri="http://schemas.openxmlformats.org/drawingml/2006/picture">
                       <pic:pic>
                         <pic:nvPicPr>
-                          <pic:cNvPr descr="/opt/quarto/share/formats/docx/note.png" id="239" name="Picture"/>
+                          <pic:cNvPr descr="/opt/quarto/share/formats/docx/note.png" id="244" name="Picture"/>
                           <pic:cNvPicPr>
                             <a:picLocks noChangeArrowheads="1" noChangeAspect="1"/>
                           </pic:cNvPicPr>
                         </pic:nvPicPr>
                         <pic:blipFill>
-                          <a:blip r:embed="rId141"/>
+                          <a:blip r:embed="rId146"/>
                           <a:stretch>
                             <a:fillRect/>
                           </a:stretch>
@@ -64920,8 +65973,8 @@
         </w:tc>
       </w:tr>
     </w:tbl>
-    <w:bookmarkEnd w:id="240"/>
-    <w:bookmarkStart w:id="241" w:name="sol-cv-screening"/>
+    <w:bookmarkEnd w:id="245"/>
+    <w:bookmarkStart w:id="246" w:name="sol-cv-screening"/>
     <w:p>
       <w:pPr>
         <w:pStyle w:val="BodyText"/>
@@ -66849,8 +67902,8 @@
         <w:t xml:space="preserve">needs fails.</w:t>
       </w:r>
     </w:p>
-    <w:bookmarkEnd w:id="241"/>
-    <w:bookmarkStart w:id="243" w:name="rem-cv-every-step"/>
+    <w:bookmarkEnd w:id="246"/>
+    <w:bookmarkStart w:id="248" w:name="rem-cv-every-step"/>
     <w:p>
       <w:pPr>
         <w:pStyle w:val="BodyText"/>
@@ -66860,7 +67913,7 @@
           <w:i/>
           <w:iCs/>
         </w:rPr>
-        <w:t xml:space="preserve">Remark 35</w:t>
+        <w:t xml:space="preserve">Remark 36</w:t>
       </w:r>
       <w:r>
         <w:t xml:space="preserve"> (Cross-validate the whole procedure). </w:t>
@@ -67006,7 +68059,7 @@
       <w:r>
         <w:t xml:space="preserve"> </w:t>
       </w:r>
-      <w:hyperlink r:id="rId242">
+      <w:hyperlink r:id="rId247">
         <w:r>
           <w:rPr>
             <w:rStyle w:val="Hyperlink"/>
@@ -67030,9 +68083,9 @@
         <w:t xml:space="preserve">when they are computed without the outcome.</w:t>
       </w:r>
     </w:p>
-    <w:bookmarkEnd w:id="243"/>
-    <w:bookmarkEnd w:id="244"/>
-    <w:bookmarkStart w:id="245" w:name="further-reading"/>
+    <w:bookmarkEnd w:id="248"/>
+    <w:bookmarkEnd w:id="249"/>
+    <w:bookmarkStart w:id="250" w:name="further-reading"/>
     <w:p>
       <w:pPr>
         <w:pStyle w:val="Heading2"/>
@@ -67061,8 +68114,8 @@
         <w:t xml:space="preserve">including the covariance and correlation matrices that cross-products produce.</w:t>
       </w:r>
     </w:p>
-    <w:bookmarkEnd w:id="245"/>
-    <w:bookmarkStart w:id="253" w:name="references"/>
+    <w:bookmarkEnd w:id="250"/>
+    <w:bookmarkStart w:id="258" w:name="references"/>
     <w:p>
       <w:pPr>
         <w:pStyle w:val="Heading2"/>
@@ -67071,8 +68124,8 @@
         <w:t xml:space="preserve">References</w:t>
       </w:r>
     </w:p>
-    <w:bookmarkStart w:id="252" w:name="refs"/>
-    <w:bookmarkStart w:id="247" w:name="ref-hastie2009elements"/>
+    <w:bookmarkStart w:id="257" w:name="refs"/>
+    <w:bookmarkStart w:id="252" w:name="ref-hastie2009elements"/>
     <w:p>
       <w:pPr>
         <w:pStyle w:val="Bibliography"/>
@@ -67096,7 +68149,7 @@
       <w:r>
         <w:t xml:space="preserve"> </w:t>
       </w:r>
-      <w:hyperlink r:id="rId246">
+      <w:hyperlink r:id="rId251">
         <w:r>
           <w:rPr>
             <w:rStyle w:val="Hyperlink"/>
@@ -67108,8 +68161,8 @@
         <w:t xml:space="preserve">.</w:t>
       </w:r>
     </w:p>
-    <w:bookmarkEnd w:id="247"/>
-    <w:bookmarkStart w:id="249" w:name="ref-james2021islr2e"/>
+    <w:bookmarkEnd w:id="252"/>
+    <w:bookmarkStart w:id="254" w:name="ref-james2021islr2e"/>
     <w:p>
       <w:pPr>
         <w:pStyle w:val="Bibliography"/>
@@ -67147,7 +68200,7 @@
       <w:r>
         <w:t xml:space="preserve"> </w:t>
       </w:r>
-      <w:hyperlink r:id="rId248">
+      <w:hyperlink r:id="rId253">
         <w:r>
           <w:rPr>
             <w:rStyle w:val="Hyperlink"/>
@@ -67159,8 +68212,8 @@
         <w:t xml:space="preserve">.</w:t>
       </w:r>
     </w:p>
-    <w:bookmarkEnd w:id="249"/>
-    <w:bookmarkStart w:id="251" w:name="ref-sanchez2020matrix4sl"/>
+    <w:bookmarkEnd w:id="254"/>
+    <w:bookmarkStart w:id="256" w:name="ref-sanchez2020matrix4sl"/>
     <w:p>
       <w:pPr>
         <w:pStyle w:val="Bibliography"/>
@@ -67198,7 +68251,7 @@
       <w:r>
         <w:t xml:space="preserve"> </w:t>
       </w:r>
-      <w:hyperlink r:id="rId250">
+      <w:hyperlink r:id="rId255">
         <w:r>
           <w:rPr>
             <w:rStyle w:val="Hyperlink"/>
@@ -67210,9 +68263,9 @@
         <w:t xml:space="preserve">.</w:t>
       </w:r>
     </w:p>
-    <w:bookmarkEnd w:id="251"/>
-    <w:bookmarkEnd w:id="252"/>
-    <w:bookmarkEnd w:id="253"/>
+    <w:bookmarkEnd w:id="256"/>
+    <w:bookmarkEnd w:id="257"/>
+    <w:bookmarkEnd w:id="258"/>
     <w:sectPr>
       <w:footnotePr>
         <w:numRestart w:val="eachSect"/>

--- a/pr-preview/pr-235/model-validation-handout.docx
+++ b/pr-preview/pr-235/model-validation-handout.docx
@@ -15,7 +15,7 @@
         <w:pStyle w:val="Date"/>
       </w:pPr>
       <w:r>
-        <w:t xml:space="preserve">Last modified: 2026-10-16 01:58:44 (PDT)</w:t>
+        <w:t xml:space="preserve">Last modified: 2026-10-16 02:19:08 (PDT)</w:t>
       </w:r>
     </w:p>
     <w:bookmarkStart w:id="17" w:name="sec-data-sets"/>

--- a/pr-preview/pr-235/model-validation-handout.docx
+++ b/pr-preview/pr-235/model-validation-handout.docx
@@ -15,7 +15,7 @@
         <w:pStyle w:val="Date"/>
       </w:pPr>
       <w:r>
-        <w:t xml:space="preserve">Last modified: 2026-10-16 02:19:08 (PDT)</w:t>
+        <w:t xml:space="preserve">Last modified: 2026-10-16 02:36:01 (PDT)</w:t>
       </w:r>
     </w:p>
     <w:bookmarkStart w:id="17" w:name="sec-data-sets"/>
@@ -107,16 +107,21 @@
         </m:r>
         <m:sSub>
           <m:e>
-            <m:acc>
-              <m:accPr>
-                <m:chr m:val="̃"/>
-              </m:accPr>
+            <m:limLow>
               <m:e>
                 <m:r>
                   <m:t>x</m:t>
                 </m:r>
               </m:e>
-            </m:acc>
+              <m:lim>
+                <m:r>
+                  <m:rPr>
+                    <m:sty m:val="p"/>
+                  </m:rPr>
+                  <m:t>∼</m:t>
+                </m:r>
+              </m:lim>
+            </m:limLow>
           </m:e>
           <m:sub>
             <m:r>
@@ -164,16 +169,21 @@
       <m:oMath>
         <m:sSub>
           <m:e>
-            <m:acc>
-              <m:accPr>
-                <m:chr m:val="̃"/>
-              </m:accPr>
+            <m:limLow>
               <m:e>
                 <m:r>
                   <m:t>x</m:t>
                 </m:r>
               </m:e>
-            </m:acc>
+              <m:lim>
+                <m:r>
+                  <m:rPr>
+                    <m:sty m:val="p"/>
+                  </m:rPr>
+                  <m:t>∼</m:t>
+                </m:r>
+              </m:lim>
+            </m:limLow>
           </m:e>
           <m:sub>
             <m:r>
@@ -273,16 +283,21 @@
               </m:r>
               <m:sSub>
                 <m:e>
-                  <m:acc>
-                    <m:accPr>
-                      <m:chr m:val="̃"/>
-                    </m:accPr>
+                  <m:limLow>
                     <m:e>
                       <m:r>
                         <m:t>x</m:t>
                       </m:r>
                     </m:e>
-                  </m:acc>
+                    <m:lim>
+                      <m:r>
+                        <m:rPr>
+                          <m:sty m:val="p"/>
+                        </m:rPr>
+                        <m:t>∼</m:t>
+                      </m:r>
+                    </m:lim>
+                  </m:limLow>
                 </m:e>
                 <m:sub>
                   <m:r>
@@ -585,16 +600,21 @@
       <m:oMath>
         <m:sSub>
           <m:e>
-            <m:acc>
-              <m:accPr>
-                <m:chr m:val="̃"/>
-              </m:accPr>
+            <m:limLow>
               <m:e>
                 <m:r>
                   <m:t>x</m:t>
                 </m:r>
               </m:e>
-            </m:acc>
+              <m:lim>
+                <m:r>
+                  <m:rPr>
+                    <m:sty m:val="p"/>
+                  </m:rPr>
+                  <m:t>∼</m:t>
+                </m:r>
+              </m:lim>
+            </m:limLow>
           </m:e>
           <m:sub>
             <m:r>
@@ -679,16 +699,21 @@
                       <m:e>
                         <m:sSub>
                           <m:e>
-                            <m:acc>
-                              <m:accPr>
-                                <m:chr m:val="̃"/>
-                              </m:accPr>
+                            <m:limLow>
                               <m:e>
                                 <m:r>
                                   <m:t>x</m:t>
                                 </m:r>
                               </m:e>
-                            </m:acc>
+                              <m:lim>
+                                <m:r>
+                                  <m:rPr>
+                                    <m:sty m:val="p"/>
+                                  </m:rPr>
+                                  <m:t>∼</m:t>
+                                </m:r>
+                              </m:lim>
+                            </m:limLow>
                           </m:e>
                           <m:sub>
                             <m:r>
@@ -724,16 +749,21 @@
                       <m:e>
                         <m:sSub>
                           <m:e>
-                            <m:acc>
-                              <m:accPr>
-                                <m:chr m:val="̃"/>
-                              </m:accPr>
+                            <m:limLow>
                               <m:e>
                                 <m:r>
                                   <m:t>x</m:t>
                                 </m:r>
                               </m:e>
-                            </m:acc>
+                              <m:lim>
+                                <m:r>
+                                  <m:rPr>
+                                    <m:sty m:val="p"/>
+                                  </m:rPr>
+                                  <m:t>∼</m:t>
+                                </m:r>
+                              </m:lim>
+                            </m:limLow>
                           </m:e>
                           <m:sub>
                             <m:r>
@@ -817,16 +847,21 @@
         <w:t xml:space="preserve"> </w:t>
       </w:r>
       <m:oMath>
-        <m:acc>
-          <m:accPr>
-            <m:chr m:val="̃"/>
-          </m:accPr>
+        <m:limLow>
           <m:e>
             <m:r>
               <m:t>y</m:t>
             </m:r>
           </m:e>
-        </m:acc>
+          <m:lim>
+            <m:r>
+              <m:rPr>
+                <m:sty m:val="p"/>
+              </m:rPr>
+              <m:t>∼</m:t>
+            </m:r>
+          </m:lim>
+        </m:limLow>
       </m:oMath>
       <w:r>
         <w:t xml:space="preserve"> </w:t>
@@ -908,16 +943,21 @@
           <m:jc m:val="center"/>
         </m:oMathParaPr>
         <m:oMath>
-          <m:acc>
-            <m:accPr>
-              <m:chr m:val="̃"/>
-            </m:accPr>
+          <m:limLow>
             <m:e>
               <m:r>
                 <m:t>y</m:t>
               </m:r>
             </m:e>
-          </m:acc>
+            <m:lim>
+              <m:r>
+                <m:rPr>
+                  <m:sty m:val="p"/>
+                </m:rPr>
+                <m:t>∼</m:t>
+              </m:r>
+            </m:lim>
+          </m:limLow>
           <m:r>
             <m:rPr>
               <m:sty m:val="p"/>
@@ -1536,7 +1576,7 @@
     </w:p>
     <w:bookmarkEnd w:id="16"/>
     <w:bookmarkEnd w:id="17"/>
-    <w:bookmarkStart w:id="41" w:name="sec-prediction-rules"/>
+    <w:bookmarkStart w:id="44" w:name="sec-prediction-rules"/>
     <w:p>
       <w:pPr>
         <w:pStyle w:val="Heading2"/>
@@ -2234,16 +2274,21 @@
               </m:r>
               <m:sSub>
                 <m:e>
-                  <m:acc>
-                    <m:accPr>
-                      <m:chr m:val="̃"/>
-                    </m:accPr>
+                  <m:limLow>
                     <m:e>
                       <m:r>
                         <m:t>x</m:t>
                       </m:r>
                     </m:e>
-                  </m:acc>
+                    <m:lim>
+                      <m:r>
+                        <m:rPr>
+                          <m:sty m:val="p"/>
+                        </m:rPr>
+                        <m:t>∼</m:t>
+                      </m:r>
+                    </m:lim>
+                  </m:limLow>
                 </m:e>
                 <m:sub>
                   <m:r>
@@ -2718,7 +2763,7 @@
       <w:bookmarkEnd w:id="25"/>
     </w:p>
     <w:bookmarkEnd w:id="26"/>
-    <w:bookmarkStart w:id="29" w:name="def-generalization-error"/>
+    <w:bookmarkStart w:id="28" w:name="def-new-observation"/>
     <w:p>
       <w:pPr>
         <w:pStyle w:val="FirstParagraph"/>
@@ -2728,7 +2773,752 @@
           <w:b/>
           <w:bCs/>
         </w:rPr>
-        <w:t xml:space="preserve">Definition 7 (Generalization error)</w:t>
+        <w:t xml:space="preserve">Definition 7 (New observation)</w:t>
+      </w:r>
+      <w:r>
+        <w:t xml:space="preserve"> </w:t>
+      </w:r>
+      <w:r>
+        <w:t xml:space="preserve">A</w:t>
+      </w:r>
+      <w:r>
+        <w:t xml:space="preserve"> </w:t>
+      </w:r>
+      <w:r>
+        <w:rPr>
+          <w:b/>
+          <w:bCs/>
+        </w:rPr>
+        <w:t xml:space="preserve">new observation</w:t>
+      </w:r>
+      <w:r>
+        <w:t xml:space="preserve"> </w:t>
+      </w:r>
+      <w:r>
+        <w:t xml:space="preserve">is a pair</w:t>
+      </w:r>
+      <w:r>
+        <w:t xml:space="preserve"> </w:t>
+      </w:r>
+      <m:oMath>
+        <m:r>
+          <m:rPr>
+            <m:sty m:val="p"/>
+          </m:rPr>
+          <m:t>(</m:t>
+        </m:r>
+        <m:sSub>
+          <m:e>
+            <m:r>
+              <m:t>X</m:t>
+            </m:r>
+          </m:e>
+          <m:sub>
+            <m:r>
+              <m:rPr>
+                <m:sty m:val="p"/>
+              </m:rPr>
+              <m:t>*</m:t>
+            </m:r>
+          </m:sub>
+        </m:sSub>
+        <m:r>
+          <m:rPr>
+            <m:sty m:val="p"/>
+          </m:rPr>
+          <m:t>,</m:t>
+        </m:r>
+        <m:sSub>
+          <m:e>
+            <m:r>
+              <m:t>Y</m:t>
+            </m:r>
+          </m:e>
+          <m:sub>
+            <m:r>
+              <m:rPr>
+                <m:sty m:val="p"/>
+              </m:rPr>
+              <m:t>*</m:t>
+            </m:r>
+          </m:sub>
+        </m:sSub>
+        <m:r>
+          <m:rPr>
+            <m:sty m:val="p"/>
+          </m:rPr>
+          <m:t>)</m:t>
+        </m:r>
+      </m:oMath>
+      <w:r>
+        <w:t xml:space="preserve"> </w:t>
+      </w:r>
+      <w:r>
+        <w:t xml:space="preserve">of a covariate value and an outcome</w:t>
+      </w:r>
+      <w:r>
+        <w:t xml:space="preserve"> </w:t>
+      </w:r>
+      <w:r>
+        <w:t xml:space="preserve">drawn from the same population as the observations of a</w:t>
+      </w:r>
+      <w:r>
+        <w:t xml:space="preserve"> </w:t>
+      </w:r>
+      <w:hyperlink w:anchor="def-training-set">
+        <w:r>
+          <w:rPr>
+            <w:rStyle w:val="Hyperlink"/>
+          </w:rPr>
+          <w:t xml:space="preserve">training set</w:t>
+        </w:r>
+      </w:hyperlink>
+      <w:r>
+        <w:t xml:space="preserve"> </w:t>
+      </w:r>
+      <m:oMath>
+        <m:sSub>
+          <m:e>
+            <m:r>
+              <m:rPr>
+                <m:scr m:val="script"/>
+                <m:sty m:val="p"/>
+              </m:rPr>
+              <m:t>D</m:t>
+            </m:r>
+          </m:e>
+          <m:sub>
+            <m:r>
+              <m:rPr>
+                <m:nor/>
+                <m:sty m:val="p"/>
+              </m:rPr>
+              <m:t>train</m:t>
+            </m:r>
+          </m:sub>
+        </m:sSub>
+      </m:oMath>
+      <w:r>
+        <w:t xml:space="preserve">,</w:t>
+      </w:r>
+      <w:r>
+        <w:t xml:space="preserve"> </w:t>
+      </w:r>
+      <w:hyperlink r:id="rId27">
+        <w:r>
+          <w:rPr>
+            <w:rStyle w:val="Hyperlink"/>
+          </w:rPr>
+          <w:t xml:space="preserve">statistically independent</w:t>
+        </w:r>
+      </w:hyperlink>
+      <w:r>
+        <w:t xml:space="preserve"> </w:t>
+      </w:r>
+      <w:r>
+        <w:t xml:space="preserve">of</w:t>
+      </w:r>
+      <w:r>
+        <w:t xml:space="preserve"> </w:t>
+      </w:r>
+      <m:oMath>
+        <m:sSub>
+          <m:e>
+            <m:r>
+              <m:rPr>
+                <m:scr m:val="script"/>
+                <m:sty m:val="p"/>
+              </m:rPr>
+              <m:t>D</m:t>
+            </m:r>
+          </m:e>
+          <m:sub>
+            <m:r>
+              <m:rPr>
+                <m:nor/>
+                <m:sty m:val="p"/>
+              </m:rPr>
+              <m:t>train</m:t>
+            </m:r>
+          </m:sub>
+        </m:sSub>
+      </m:oMath>
+      <w:r>
+        <w:t xml:space="preserve">.</w:t>
+      </w:r>
+      <w:r>
+        <w:t xml:space="preserve"> </w:t>
+      </w:r>
+      <w:r>
+        <w:t xml:space="preserve">The subscript</w:t>
+      </w:r>
+      <w:r>
+        <w:t xml:space="preserve"> </w:t>
+      </w:r>
+      <m:oMath>
+        <m:r>
+          <m:rPr>
+            <m:sty m:val="p"/>
+          </m:rPr>
+          <m:t>*</m:t>
+        </m:r>
+      </m:oMath>
+      <w:r>
+        <w:t xml:space="preserve"> </w:t>
+      </w:r>
+      <w:r>
+        <w:t xml:space="preserve">marks a quantity of the new observation,</w:t>
+      </w:r>
+      <w:r>
+        <w:t xml:space="preserve"> </w:t>
+      </w:r>
+      <w:r>
+        <w:t xml:space="preserve">as in</w:t>
+      </w:r>
+      <w:r>
+        <w:t xml:space="preserve"> </w:t>
+      </w:r>
+      <m:oMath>
+        <m:sSub>
+          <m:e>
+            <m:r>
+              <m:t>X</m:t>
+            </m:r>
+          </m:e>
+          <m:sub>
+            <m:r>
+              <m:rPr>
+                <m:sty m:val="p"/>
+              </m:rPr>
+              <m:t>*</m:t>
+            </m:r>
+          </m:sub>
+        </m:sSub>
+      </m:oMath>
+      <w:r>
+        <w:t xml:space="preserve"> </w:t>
+      </w:r>
+      <w:r>
+        <w:t xml:space="preserve">and</w:t>
+      </w:r>
+      <w:r>
+        <w:t xml:space="preserve"> </w:t>
+      </w:r>
+      <m:oMath>
+        <m:sSub>
+          <m:e>
+            <m:r>
+              <m:t>Y</m:t>
+            </m:r>
+          </m:e>
+          <m:sub>
+            <m:r>
+              <m:rPr>
+                <m:sty m:val="p"/>
+              </m:rPr>
+              <m:t>*</m:t>
+            </m:r>
+          </m:sub>
+        </m:sSub>
+      </m:oMath>
+      <w:r>
+        <w:t xml:space="preserve">,</w:t>
+      </w:r>
+      <w:r>
+        <w:t xml:space="preserve"> </w:t>
+      </w:r>
+      <w:r>
+        <w:t xml:space="preserve">and distinguishes it from the indexed observations</w:t>
+      </w:r>
+      <w:r>
+        <w:t xml:space="preserve"> </w:t>
+      </w:r>
+      <m:oMath>
+        <m:r>
+          <m:rPr>
+            <m:sty m:val="p"/>
+          </m:rPr>
+          <m:t>(</m:t>
+        </m:r>
+        <m:sSub>
+          <m:e>
+            <m:limLow>
+              <m:e>
+                <m:r>
+                  <m:t>x</m:t>
+                </m:r>
+              </m:e>
+              <m:lim>
+                <m:r>
+                  <m:rPr>
+                    <m:sty m:val="p"/>
+                  </m:rPr>
+                  <m:t>∼</m:t>
+                </m:r>
+              </m:lim>
+            </m:limLow>
+          </m:e>
+          <m:sub>
+            <m:r>
+              <m:t>i</m:t>
+            </m:r>
+          </m:sub>
+        </m:sSub>
+        <m:r>
+          <m:rPr>
+            <m:sty m:val="p"/>
+          </m:rPr>
+          <m:t>,</m:t>
+        </m:r>
+        <m:sSub>
+          <m:e>
+            <m:r>
+              <m:t>y</m:t>
+            </m:r>
+          </m:e>
+          <m:sub>
+            <m:r>
+              <m:t>i</m:t>
+            </m:r>
+          </m:sub>
+        </m:sSub>
+        <m:r>
+          <m:rPr>
+            <m:sty m:val="p"/>
+          </m:rPr>
+          <m:t>)</m:t>
+        </m:r>
+      </m:oMath>
+      <w:r>
+        <w:t xml:space="preserve"> </w:t>
+      </w:r>
+      <w:r>
+        <w:t xml:space="preserve">of</w:t>
+      </w:r>
+      <w:r>
+        <w:t xml:space="preserve"> </w:t>
+      </w:r>
+      <m:oMath>
+        <m:sSub>
+          <m:e>
+            <m:r>
+              <m:rPr>
+                <m:scr m:val="script"/>
+                <m:sty m:val="p"/>
+              </m:rPr>
+              <m:t>D</m:t>
+            </m:r>
+          </m:e>
+          <m:sub>
+            <m:r>
+              <m:rPr>
+                <m:nor/>
+                <m:sty m:val="p"/>
+              </m:rPr>
+              <m:t>train</m:t>
+            </m:r>
+          </m:sub>
+        </m:sSub>
+      </m:oMath>
+      <w:r>
+        <w:t xml:space="preserve">.</w:t>
+      </w:r>
+    </w:p>
+    <w:bookmarkEnd w:id="28"/>
+    <w:bookmarkStart w:id="29" w:name="exm-new-observation"/>
+    <w:p>
+      <w:pPr>
+        <w:pStyle w:val="BodyText"/>
+      </w:pPr>
+      <w:r>
+        <w:rPr>
+          <w:b/>
+          <w:bCs/>
+        </w:rPr>
+        <w:t xml:space="preserve">Example 2 (A new observation for the first five cars)</w:t>
+      </w:r>
+      <w:r>
+        <w:t xml:space="preserve"> </w:t>
+      </w:r>
+      <w:r>
+        <w:t xml:space="preserve">Take the first five cars of</w:t>
+      </w:r>
+      <w:r>
+        <w:t xml:space="preserve"> </w:t>
+      </w:r>
+      <w:r>
+        <w:rPr>
+          <w:rStyle w:val="VerbatimChar"/>
+        </w:rPr>
+        <w:t xml:space="preserve">mtcars</w:t>
+      </w:r>
+      <w:r>
+        <w:t xml:space="preserve"> </w:t>
+      </w:r>
+      <w:r>
+        <w:t xml:space="preserve">as the</w:t>
+      </w:r>
+      <w:r>
+        <w:t xml:space="preserve"> </w:t>
+      </w:r>
+      <w:hyperlink w:anchor="def-training-set">
+        <w:r>
+          <w:rPr>
+            <w:rStyle w:val="Hyperlink"/>
+          </w:rPr>
+          <w:t xml:space="preserve">training set</w:t>
+        </w:r>
+      </w:hyperlink>
+      <w:r>
+        <w:t xml:space="preserve">,</w:t>
+      </w:r>
+      <w:r>
+        <w:t xml:space="preserve"> </w:t>
+      </w:r>
+      <w:r>
+        <w:t xml:space="preserve">with the gross horsepower</w:t>
+      </w:r>
+      <w:r>
+        <w:t xml:space="preserve"> </w:t>
+      </w:r>
+      <w:r>
+        <w:rPr>
+          <w:rStyle w:val="VerbatimChar"/>
+        </w:rPr>
+        <w:t xml:space="preserve">hp</w:t>
+      </w:r>
+      <w:r>
+        <w:t xml:space="preserve"> </w:t>
+      </w:r>
+      <w:r>
+        <w:t xml:space="preserve">and weight</w:t>
+      </w:r>
+      <w:r>
+        <w:t xml:space="preserve"> </w:t>
+      </w:r>
+      <w:r>
+        <w:rPr>
+          <w:rStyle w:val="VerbatimChar"/>
+        </w:rPr>
+        <w:t xml:space="preserve">wt</w:t>
+      </w:r>
+      <w:r>
+        <w:t xml:space="preserve"> </w:t>
+      </w:r>
+      <w:r>
+        <w:t xml:space="preserve">as the covariate values and the fuel economy</w:t>
+      </w:r>
+      <w:r>
+        <w:t xml:space="preserve"> </w:t>
+      </w:r>
+      <w:r>
+        <w:rPr>
+          <w:rStyle w:val="VerbatimChar"/>
+        </w:rPr>
+        <w:t xml:space="preserve">mpg</w:t>
+      </w:r>
+      <w:r>
+        <w:t xml:space="preserve"> </w:t>
+      </w:r>
+      <w:r>
+        <w:t xml:space="preserve">as the outcome,</w:t>
+      </w:r>
+      <w:r>
+        <w:t xml:space="preserve"> </w:t>
+      </w:r>
+      <w:r>
+        <w:t xml:space="preserve">as in</w:t>
+      </w:r>
+      <w:r>
+        <w:t xml:space="preserve"> </w:t>
+      </w:r>
+      <w:hyperlink w:anchor="exm-input-matrix">
+        <w:r>
+          <w:rPr>
+            <w:rStyle w:val="Hyperlink"/>
+          </w:rPr>
+          <w:t xml:space="preserve">Example 1</w:t>
+        </w:r>
+      </w:hyperlink>
+      <w:r>
+        <w:t xml:space="preserve">.</w:t>
+      </w:r>
+      <w:r>
+        <w:t xml:space="preserve"> </w:t>
+      </w:r>
+      <w:r>
+        <w:t xml:space="preserve">Treat the sixth car as a new observation:</w:t>
+      </w:r>
+      <w:r>
+        <w:t xml:space="preserve"> </w:t>
+      </w:r>
+      <w:r>
+        <w:t xml:space="preserve">a car from the same population that was not used to form the training set.</w:t>
+      </w:r>
+    </w:p>
+    <w:p>
+      <w:pPr>
+        <w:pStyle w:val="SourceCode"/>
+      </w:pPr>
+      <w:r>
+        <w:rPr>
+          <w:rStyle w:val="CommentTok"/>
+        </w:rPr>
+        <w:t xml:space="preserve"># the sixth car is not among the five training cars</w:t>
+      </w:r>
+      <w:r>
+        <w:br/>
+      </w:r>
+      <w:r>
+        <w:rPr>
+          <w:rStyle w:val="NormalTok"/>
+        </w:rPr>
+        <w:t xml:space="preserve">new_car </w:t>
+      </w:r>
+      <w:r>
+        <w:rPr>
+          <w:rStyle w:val="OtherTok"/>
+        </w:rPr>
+        <w:t xml:space="preserve">&lt;-</w:t>
+      </w:r>
+      <w:r>
+        <w:rPr>
+          <w:rStyle w:val="NormalTok"/>
+        </w:rPr>
+        <w:t xml:space="preserve"> mtcars </w:t>
+      </w:r>
+      <w:r>
+        <w:rPr>
+          <w:rStyle w:val="SpecialCharTok"/>
+        </w:rPr>
+        <w:t xml:space="preserve">|&gt;</w:t>
+      </w:r>
+      <w:r>
+        <w:br/>
+      </w:r>
+      <w:r>
+        <w:rPr>
+          <w:rStyle w:val="NormalTok"/>
+        </w:rPr>
+        <w:t xml:space="preserve">  dplyr</w:t>
+      </w:r>
+      <w:r>
+        <w:rPr>
+          <w:rStyle w:val="SpecialCharTok"/>
+        </w:rPr>
+        <w:t xml:space="preserve">::</w:t>
+      </w:r>
+      <w:r>
+        <w:rPr>
+          <w:rStyle w:val="FunctionTok"/>
+        </w:rPr>
+        <w:t xml:space="preserve">slice</w:t>
+      </w:r>
+      <w:r>
+        <w:rPr>
+          <w:rStyle w:val="NormalTok"/>
+        </w:rPr>
+        <w:t xml:space="preserve">(</w:t>
+      </w:r>
+      <w:r>
+        <w:rPr>
+          <w:rStyle w:val="DecValTok"/>
+        </w:rPr>
+        <w:t xml:space="preserve">6</w:t>
+      </w:r>
+      <w:r>
+        <w:rPr>
+          <w:rStyle w:val="NormalTok"/>
+        </w:rPr>
+        <w:t xml:space="preserve">) </w:t>
+      </w:r>
+      <w:r>
+        <w:rPr>
+          <w:rStyle w:val="SpecialCharTok"/>
+        </w:rPr>
+        <w:t xml:space="preserve">|&gt;</w:t>
+      </w:r>
+      <w:r>
+        <w:br/>
+      </w:r>
+      <w:r>
+        <w:rPr>
+          <w:rStyle w:val="NormalTok"/>
+        </w:rPr>
+        <w:t xml:space="preserve">  dplyr</w:t>
+      </w:r>
+      <w:r>
+        <w:rPr>
+          <w:rStyle w:val="SpecialCharTok"/>
+        </w:rPr>
+        <w:t xml:space="preserve">::</w:t>
+      </w:r>
+      <w:r>
+        <w:rPr>
+          <w:rStyle w:val="FunctionTok"/>
+        </w:rPr>
+        <w:t xml:space="preserve">select</w:t>
+      </w:r>
+      <w:r>
+        <w:rPr>
+          <w:rStyle w:val="NormalTok"/>
+        </w:rPr>
+        <w:t xml:space="preserve">(hp, wt, mpg)</w:t>
+      </w:r>
+      <w:r>
+        <w:br/>
+      </w:r>
+      <w:r>
+        <w:rPr>
+          <w:rStyle w:val="NormalTok"/>
+        </w:rPr>
+        <w:t xml:space="preserve">new_car</w:t>
+      </w:r>
+      <w:r>
+        <w:br/>
+      </w:r>
+      <w:r>
+        <w:rPr>
+          <w:rStyle w:val="CommentTok"/>
+        </w:rPr>
+        <w:t xml:space="preserve">#&gt; # A tibble: 1 × 3</w:t>
+      </w:r>
+      <w:r>
+        <w:br/>
+      </w:r>
+      <w:r>
+        <w:rPr>
+          <w:rStyle w:val="CommentTok"/>
+        </w:rPr>
+        <w:t xml:space="preserve">#&gt;      hp    wt   mpg</w:t>
+      </w:r>
+      <w:r>
+        <w:br/>
+      </w:r>
+      <w:r>
+        <w:rPr>
+          <w:rStyle w:val="CommentTok"/>
+        </w:rPr>
+        <w:t xml:space="preserve">#&gt;   &lt;dbl&gt; &lt;dbl&gt; &lt;dbl&gt;</w:t>
+      </w:r>
+      <w:r>
+        <w:br/>
+      </w:r>
+      <w:r>
+        <w:rPr>
+          <w:rStyle w:val="CommentTok"/>
+        </w:rPr>
+        <w:t xml:space="preserve">#&gt; 1   105  3.46  18.1</w:t>
+      </w:r>
+    </w:p>
+    <w:p>
+      <w:pPr>
+        <w:pStyle w:val="FirstParagraph"/>
+      </w:pPr>
+      <w:r>
+        <w:t xml:space="preserve">Its covariate value is</w:t>
+      </w:r>
+      <w:r>
+        <w:t xml:space="preserve"> </w:t>
+      </w:r>
+      <m:oMath>
+        <m:sSub>
+          <m:e>
+            <m:r>
+              <m:t>X</m:t>
+            </m:r>
+          </m:e>
+          <m:sub>
+            <m:r>
+              <m:rPr>
+                <m:sty m:val="p"/>
+              </m:rPr>
+              <m:t>*</m:t>
+            </m:r>
+          </m:sub>
+        </m:sSub>
+        <m:r>
+          <m:rPr>
+            <m:sty m:val="p"/>
+          </m:rPr>
+          <m:t>=</m:t>
+        </m:r>
+        <m:r>
+          <m:rPr>
+            <m:sty m:val="p"/>
+          </m:rPr>
+          <m:t>(</m:t>
+        </m:r>
+        <m:r>
+          <m:t>105</m:t>
+        </m:r>
+        <m:r>
+          <m:rPr>
+            <m:sty m:val="p"/>
+          </m:rPr>
+          <m:t>,</m:t>
+        </m:r>
+        <m:r>
+          <m:t>3.46</m:t>
+        </m:r>
+        <m:r>
+          <m:rPr>
+            <m:sty m:val="p"/>
+          </m:rPr>
+          <m:t>)</m:t>
+        </m:r>
+      </m:oMath>
+      <w:r>
+        <w:t xml:space="preserve"> </w:t>
+      </w:r>
+      <w:r>
+        <w:t xml:space="preserve">and its outcome is</w:t>
+      </w:r>
+      <w:r>
+        <w:t xml:space="preserve"> </w:t>
+      </w:r>
+      <m:oMath>
+        <m:sSub>
+          <m:e>
+            <m:r>
+              <m:t>Y</m:t>
+            </m:r>
+          </m:e>
+          <m:sub>
+            <m:r>
+              <m:rPr>
+                <m:sty m:val="p"/>
+              </m:rPr>
+              <m:t>*</m:t>
+            </m:r>
+          </m:sub>
+        </m:sSub>
+        <m:r>
+          <m:rPr>
+            <m:sty m:val="p"/>
+          </m:rPr>
+          <m:t>=</m:t>
+        </m:r>
+        <m:r>
+          <m:t>18.1</m:t>
+        </m:r>
+      </m:oMath>
+      <w:r>
+        <w:t xml:space="preserve">.</w:t>
+      </w:r>
+    </w:p>
+    <w:bookmarkEnd w:id="29"/>
+    <w:bookmarkStart w:id="32" w:name="def-generalization-error"/>
+    <w:p>
+      <w:pPr>
+        <w:pStyle w:val="BodyText"/>
+      </w:pPr>
+      <w:r>
+        <w:rPr>
+          <w:b/>
+          <w:bCs/>
+        </w:rPr>
+        <w:t xml:space="preserve">Definition 8 (Generalization error)</w:t>
       </w:r>
       <w:r>
         <w:t xml:space="preserve"> </w:t>
@@ -2829,7 +3619,7 @@
       <w:r>
         <w:t xml:space="preserve"> </w:t>
       </w:r>
-      <w:hyperlink r:id="rId27">
+      <w:hyperlink r:id="rId30">
         <w:r>
           <w:rPr>
             <w:rStyle w:val="Hyperlink"/>
@@ -2841,8 +3631,19 @@
         <w:t xml:space="preserve"> </w:t>
       </w:r>
       <w:r>
-        <w:t xml:space="preserve">on a new observation</w:t>
-      </w:r>
+        <w:t xml:space="preserve">on a</w:t>
+      </w:r>
+      <w:r>
+        <w:t xml:space="preserve"> </w:t>
+      </w:r>
+      <w:hyperlink w:anchor="def-new-observation">
+        <w:r>
+          <w:rPr>
+            <w:rStyle w:val="Hyperlink"/>
+          </w:rPr>
+          <w:t xml:space="preserve">new observation</w:t>
+        </w:r>
+      </w:hyperlink>
       <w:r>
         <w:t xml:space="preserve"> </w:t>
       </w:r>
@@ -2897,10 +3698,13 @@
         </m:r>
       </m:oMath>
       <w:r>
-        <w:t xml:space="preserve"> </w:t>
-      </w:r>
-      <w:r>
-        <w:t xml:space="preserve">drawn from the same population independently of</w:t>
+        <w:t xml:space="preserve">,</w:t>
+      </w:r>
+      <w:r>
+        <w:t xml:space="preserve"> </w:t>
+      </w:r>
+      <w:r>
+        <w:t xml:space="preserve">with</w:t>
       </w:r>
       <w:r>
         <w:t xml:space="preserve"> </w:t>
@@ -2928,40 +3732,6 @@
         </m:sSub>
       </m:oMath>
       <w:r>
-        <w:t xml:space="preserve">,</w:t>
-      </w:r>
-      <w:r>
-        <w:t xml:space="preserve"> </w:t>
-      </w:r>
-      <w:r>
-        <w:t xml:space="preserve">with</w:t>
-      </w:r>
-      <w:r>
-        <w:t xml:space="preserve"> </w:t>
-      </w:r>
-      <m:oMath>
-        <m:sSub>
-          <m:e>
-            <m:r>
-              <m:rPr>
-                <m:scr m:val="script"/>
-                <m:sty m:val="p"/>
-              </m:rPr>
-              <m:t>D</m:t>
-            </m:r>
-          </m:e>
-          <m:sub>
-            <m:r>
-              <m:rPr>
-                <m:nor/>
-                <m:sty m:val="p"/>
-              </m:rPr>
-              <m:t>train</m:t>
-            </m:r>
-          </m:sub>
-        </m:sSub>
-      </m:oMath>
-      <w:r>
         <w:t xml:space="preserve"> </w:t>
       </w:r>
       <w:r>
@@ -2972,7 +3742,7 @@
       <w:pPr>
         <w:pStyle w:val="BodyText"/>
       </w:pPr>
-      <w:bookmarkStart w:id="28" w:name="eq-generalization-error"/>
+      <w:bookmarkStart w:id="31" w:name="eq-generalization-error"/>
       <m:oMathPara>
         <m:oMathParaPr>
           <m:jc m:val="center"/>
@@ -3186,10 +3956,10 @@
           </m:r>
         </m:oMath>
       </m:oMathPara>
-      <w:bookmarkEnd w:id="28"/>
+      <w:bookmarkEnd w:id="31"/>
     </w:p>
-    <w:bookmarkEnd w:id="29"/>
-    <w:bookmarkStart w:id="30" w:name="rem-source-generalization-error"/>
+    <w:bookmarkEnd w:id="32"/>
+    <w:bookmarkStart w:id="33" w:name="rem-source-generalization-error"/>
     <w:p>
       <w:pPr>
         <w:pStyle w:val="FirstParagraph"/>
@@ -3229,8 +3999,8 @@
         <w:t xml:space="preserve">.</w:t>
       </w:r>
     </w:p>
-    <w:bookmarkEnd w:id="30"/>
-    <w:bookmarkStart w:id="32" w:name="def-held-out-set"/>
+    <w:bookmarkEnd w:id="33"/>
+    <w:bookmarkStart w:id="35" w:name="def-held-out-set"/>
     <w:p>
       <w:pPr>
         <w:pStyle w:val="BodyText"/>
@@ -3240,7 +4010,7 @@
           <w:b/>
           <w:bCs/>
         </w:rPr>
-        <w:t xml:space="preserve">Definition 8 (Held-out set (hold-out set))</w:t>
+        <w:t xml:space="preserve">Definition 9 (Held-out set (hold-out set))</w:t>
       </w:r>
       <w:r>
         <w:t xml:space="preserve"> </w:t>
@@ -3420,7 +4190,7 @@
       <w:pPr>
         <w:pStyle w:val="BodyText"/>
       </w:pPr>
-      <w:bookmarkStart w:id="31" w:name="eq-held-out-set"/>
+      <w:bookmarkStart w:id="34" w:name="eq-held-out-set"/>
       <m:oMathPara>
         <m:oMathParaPr>
           <m:jc m:val="center"/>
@@ -3618,10 +4388,10 @@
           </m:r>
         </m:oMath>
       </m:oMathPara>
-      <w:bookmarkEnd w:id="31"/>
+      <w:bookmarkEnd w:id="34"/>
     </w:p>
-    <w:bookmarkEnd w:id="32"/>
-    <w:bookmarkStart w:id="33" w:name="rem-source-held-out-set"/>
+    <w:bookmarkEnd w:id="35"/>
+    <w:bookmarkStart w:id="36" w:name="rem-source-held-out-set"/>
     <w:p>
       <w:pPr>
         <w:pStyle w:val="FirstParagraph"/>
@@ -3659,8 +4429,8 @@
         <w:t xml:space="preserve">.</w:t>
       </w:r>
     </w:p>
-    <w:bookmarkEnd w:id="33"/>
-    <w:bookmarkStart w:id="36" w:name="def-prediction-rmse"/>
+    <w:bookmarkEnd w:id="36"/>
+    <w:bookmarkStart w:id="39" w:name="def-prediction-rmse"/>
     <w:p>
       <w:pPr>
         <w:pStyle w:val="BodyText"/>
@@ -3670,7 +4440,7 @@
           <w:b/>
           <w:bCs/>
         </w:rPr>
-        <w:t xml:space="preserve">Definition 9 (Root mean squared error of predictions)</w:t>
+        <w:t xml:space="preserve">Definition 10 (Root mean squared error of predictions)</w:t>
       </w:r>
       <w:r>
         <w:t xml:space="preserve"> </w:t>
@@ -3817,7 +4587,7 @@
       <w:r>
         <w:t xml:space="preserve"> </w:t>
       </w:r>
-      <w:hyperlink r:id="rId34">
+      <w:hyperlink r:id="rId37">
         <w:r>
           <w:rPr>
             <w:rStyle w:val="Hyperlink"/>
@@ -3833,7 +4603,7 @@
       <w:pPr>
         <w:pStyle w:val="BodyText"/>
       </w:pPr>
-      <w:bookmarkStart w:id="35" w:name="eq-prediction-rmse"/>
+      <w:bookmarkStart w:id="38" w:name="eq-prediction-rmse"/>
       <m:oMathPara>
         <m:oMathParaPr>
           <m:jc m:val="center"/>
@@ -3956,10 +4726,10 @@
           </m:r>
         </m:oMath>
       </m:oMathPara>
-      <w:bookmarkEnd w:id="35"/>
+      <w:bookmarkEnd w:id="38"/>
     </w:p>
-    <w:bookmarkEnd w:id="36"/>
-    <w:bookmarkStart w:id="39" w:name="def-training-mse"/>
+    <w:bookmarkEnd w:id="39"/>
+    <w:bookmarkStart w:id="42" w:name="def-training-mse"/>
     <w:p>
       <w:pPr>
         <w:pStyle w:val="FirstParagraph"/>
@@ -3969,7 +4739,7 @@
           <w:b/>
           <w:bCs/>
         </w:rPr>
-        <w:t xml:space="preserve">Definition 10 (Training error)</w:t>
+        <w:t xml:space="preserve">Definition 11 (Training error)</w:t>
       </w:r>
       <w:r>
         <w:t xml:space="preserve"> </w:t>
@@ -4070,7 +4840,7 @@
       <w:r>
         <w:t xml:space="preserve"> </w:t>
       </w:r>
-      <w:hyperlink r:id="rId34">
+      <w:hyperlink r:id="rId37">
         <w:r>
           <w:rPr>
             <w:rStyle w:val="Hyperlink"/>
@@ -4087,7 +4857,7 @@
       <w:r>
         <w:t xml:space="preserve"> </w:t>
       </w:r>
-      <w:hyperlink r:id="rId37">
+      <w:hyperlink r:id="rId40">
         <w:r>
           <w:rPr>
             <w:rStyle w:val="Hyperlink"/>
@@ -4173,7 +4943,7 @@
       <w:pPr>
         <w:pStyle w:val="BodyText"/>
       </w:pPr>
-      <w:bookmarkStart w:id="38" w:name="eq-training-mse"/>
+      <w:bookmarkStart w:id="41" w:name="eq-training-mse"/>
       <m:oMathPara>
         <m:oMathParaPr>
           <m:jc m:val="center"/>
@@ -4343,10 +5113,10 @@
           </m:r>
         </m:oMath>
       </m:oMathPara>
-      <w:bookmarkEnd w:id="38"/>
+      <w:bookmarkEnd w:id="41"/>
     </w:p>
-    <w:bookmarkEnd w:id="39"/>
-    <w:bookmarkStart w:id="40" w:name="rem-source-training-mse"/>
+    <w:bookmarkEnd w:id="42"/>
+    <w:bookmarkStart w:id="43" w:name="rem-source-training-mse"/>
     <w:p>
       <w:pPr>
         <w:pStyle w:val="FirstParagraph"/>
@@ -4393,9 +5163,9 @@
         <w:t xml:space="preserve">and define it for any loss.</w:t>
       </w:r>
     </w:p>
-    <w:bookmarkEnd w:id="40"/>
-    <w:bookmarkEnd w:id="41"/>
-    <w:bookmarkStart w:id="46" w:name="overfitting"/>
+    <w:bookmarkEnd w:id="43"/>
+    <w:bookmarkEnd w:id="44"/>
+    <w:bookmarkStart w:id="49" w:name="overfitting"/>
     <w:p>
       <w:pPr>
         <w:pStyle w:val="Heading2"/>
@@ -4404,7 +5174,7 @@
         <w:t xml:space="preserve">3 Overfitting</w:t>
       </w:r>
     </w:p>
-    <w:bookmarkStart w:id="42" w:name="exr-overfitting"/>
+    <w:bookmarkStart w:id="45" w:name="exr-overfitting"/>
     <w:p>
       <w:pPr>
         <w:pStyle w:val="FirstParagraph"/>
@@ -4617,8 +5387,8 @@
         <w:t xml:space="preserve">improve predictions for the held-out cars?</w:t>
       </w:r>
     </w:p>
-    <w:bookmarkEnd w:id="42"/>
-    <w:bookmarkStart w:id="43" w:name="sol-overfitting"/>
+    <w:bookmarkEnd w:id="45"/>
+    <w:bookmarkStart w:id="46" w:name="sol-overfitting"/>
     <w:p>
       <w:pPr>
         <w:pStyle w:val="FirstParagraph"/>
@@ -5841,8 +6611,8 @@
         <w:t xml:space="preserve">there the held-out RMSE also falls.</w:t>
       </w:r>
     </w:p>
-    <w:bookmarkEnd w:id="43"/>
-    <w:bookmarkStart w:id="44" w:name="def-overfitting"/>
+    <w:bookmarkEnd w:id="46"/>
+    <w:bookmarkStart w:id="47" w:name="def-overfitting"/>
     <w:p>
       <w:pPr>
         <w:pStyle w:val="FirstParagraph"/>
@@ -5852,7 +6622,7 @@
           <w:b/>
           <w:bCs/>
         </w:rPr>
-        <w:t xml:space="preserve">Definition 11 (Overfitting)</w:t>
+        <w:t xml:space="preserve">Definition 12 (Overfitting)</w:t>
       </w:r>
       <w:r>
         <w:t xml:space="preserve"> </w:t>
@@ -5911,8 +6681,8 @@
         <w:t xml:space="preserve">but predicts poorly for new observations.</w:t>
       </w:r>
     </w:p>
-    <w:bookmarkEnd w:id="44"/>
-    <w:bookmarkStart w:id="45" w:name="exm-overfitting-polynomial-cars"/>
+    <w:bookmarkEnd w:id="47"/>
+    <w:bookmarkStart w:id="48" w:name="exm-overfitting-polynomial-cars"/>
     <w:p>
       <w:pPr>
         <w:pStyle w:val="BodyText"/>
@@ -5922,7 +6692,7 @@
           <w:b/>
           <w:bCs/>
         </w:rPr>
-        <w:t xml:space="preserve">Example 2 (Overfitting in polynomial fits to cars)</w:t>
+        <w:t xml:space="preserve">Example 3 (Overfitting in polynomial fits to cars)</w:t>
       </w:r>
       <w:r>
         <w:t xml:space="preserve"> </w:t>
@@ -5969,9 +6739,9 @@
         <w:t xml:space="preserve">it is the beginning of overfitting, not a dramatic case.</w:t>
       </w:r>
     </w:p>
-    <w:bookmarkEnd w:id="45"/>
-    <w:bookmarkEnd w:id="46"/>
-    <w:bookmarkStart w:id="103" w:name="sec-generalization-error"/>
+    <w:bookmarkEnd w:id="48"/>
+    <w:bookmarkEnd w:id="49"/>
+    <w:bookmarkStart w:id="106" w:name="sec-generalization-error"/>
     <w:p>
       <w:pPr>
         <w:pStyle w:val="Heading2"/>
@@ -5980,7 +6750,7 @@
         <w:t xml:space="preserve">4 Generalization error</w:t>
       </w:r>
     </w:p>
-    <w:bookmarkStart w:id="47" w:name="exr-generalization-error"/>
+    <w:bookmarkStart w:id="50" w:name="exr-generalization-error"/>
     <w:p>
       <w:pPr>
         <w:pStyle w:val="FirstParagraph"/>
@@ -6257,7 +7027,7 @@
       <w:r>
         <w:t xml:space="preserve"> </w:t>
       </w:r>
-      <w:hyperlink r:id="rId27">
+      <w:hyperlink r:id="rId30">
         <w:r>
           <w:rPr>
             <w:rStyle w:val="Hyperlink"/>
@@ -6408,8 +7178,8 @@
         <w:t xml:space="preserve">use in place of your expectation?</w:t>
       </w:r>
     </w:p>
-    <w:bookmarkEnd w:id="47"/>
-    <w:bookmarkStart w:id="48" w:name="sol-generalization-error"/>
+    <w:bookmarkEnd w:id="50"/>
+    <w:bookmarkStart w:id="51" w:name="sol-generalization-error"/>
     <w:p>
       <w:pPr>
         <w:pStyle w:val="FirstParagraph"/>
@@ -6980,8 +7750,8 @@
         <w:t xml:space="preserve">was chosen to fit them.</w:t>
       </w:r>
     </w:p>
-    <w:bookmarkEnd w:id="48"/>
-    <w:bookmarkStart w:id="50" w:name="def-expected-generalization-error"/>
+    <w:bookmarkEnd w:id="51"/>
+    <w:bookmarkStart w:id="53" w:name="def-expected-generalization-error"/>
     <w:p>
       <w:pPr>
         <w:pStyle w:val="FirstParagraph"/>
@@ -6991,7 +7761,7 @@
           <w:b/>
           <w:bCs/>
         </w:rPr>
-        <w:t xml:space="preserve">Definition 12 (Expected generalization error (expected prediction error, expected test error))</w:t>
+        <w:t xml:space="preserve">Definition 13 (Expected generalization error (expected prediction error, expected test error))</w:t>
       </w:r>
       <w:r>
         <w:t xml:space="preserve"> </w:t>
@@ -7209,7 +7979,7 @@
       <w:pPr>
         <w:pStyle w:val="BodyText"/>
       </w:pPr>
-      <w:bookmarkStart w:id="49" w:name="eq-expected-generalization-error"/>
+      <w:bookmarkStart w:id="52" w:name="eq-expected-generalization-error"/>
       <m:oMathPara>
         <m:oMathParaPr>
           <m:jc m:val="center"/>
@@ -7496,10 +8266,10 @@
           </m:r>
         </m:oMath>
       </m:oMathPara>
-      <w:bookmarkEnd w:id="49"/>
+      <w:bookmarkEnd w:id="52"/>
     </w:p>
-    <w:bookmarkEnd w:id="50"/>
-    <w:bookmarkStart w:id="51" w:name="rem-source-expected-generalization-error"/>
+    <w:bookmarkEnd w:id="53"/>
+    <w:bookmarkStart w:id="54" w:name="rem-source-expected-generalization-error"/>
     <w:p>
       <w:pPr>
         <w:pStyle w:val="FirstParagraph"/>
@@ -7584,8 +8354,8 @@
         <w:t xml:space="preserve">.</w:t>
       </w:r>
     </w:p>
-    <w:bookmarkEnd w:id="51"/>
-    <w:bookmarkStart w:id="53" w:name="def-mean-function"/>
+    <w:bookmarkEnd w:id="54"/>
+    <w:bookmarkStart w:id="56" w:name="def-mean-function"/>
     <w:p>
       <w:pPr>
         <w:pStyle w:val="BodyText"/>
@@ -7595,7 +8365,7 @@
           <w:b/>
           <w:bCs/>
         </w:rPr>
-        <w:t xml:space="preserve">Definition 13 (Mean function)</w:t>
+        <w:t xml:space="preserve">Definition 14 (Mean function)</w:t>
       </w:r>
       <w:r>
         <w:t xml:space="preserve"> </w:t>
@@ -7708,7 +8478,7 @@
       <w:pPr>
         <w:pStyle w:val="BodyText"/>
       </w:pPr>
-      <w:bookmarkStart w:id="52" w:name="eq-mean-function"/>
+      <w:bookmarkStart w:id="55" w:name="eq-mean-function"/>
       <m:oMathPara>
         <m:oMathParaPr>
           <m:jc m:val="center"/>
@@ -7820,10 +8590,10 @@
           </m:r>
         </m:oMath>
       </m:oMathPara>
-      <w:bookmarkEnd w:id="52"/>
+      <w:bookmarkEnd w:id="55"/>
     </w:p>
-    <w:bookmarkEnd w:id="53"/>
-    <w:bookmarkStart w:id="55" w:name="def-epe"/>
+    <w:bookmarkEnd w:id="56"/>
+    <w:bookmarkStart w:id="58" w:name="def-epe"/>
     <w:p>
       <w:pPr>
         <w:pStyle w:val="FirstParagraph"/>
@@ -7833,7 +8603,7 @@
           <w:b/>
           <w:bCs/>
         </w:rPr>
-        <w:t xml:space="preserve">Definition 14 (Expected squared prediction error at a covariate value)</w:t>
+        <w:t xml:space="preserve">Definition 15 (Expected squared prediction error at a covariate value)</w:t>
       </w:r>
       <w:r>
         <w:t xml:space="preserve"> </w:t>
@@ -7911,7 +8681,7 @@
       <w:r>
         <w:t xml:space="preserve"> </w:t>
       </w:r>
-      <w:hyperlink r:id="rId27">
+      <w:hyperlink r:id="rId30">
         <w:r>
           <w:rPr>
             <w:rStyle w:val="Hyperlink"/>
@@ -8155,7 +8925,7 @@
       <w:pPr>
         <w:pStyle w:val="BodyText"/>
       </w:pPr>
-      <w:bookmarkStart w:id="54" w:name="eq-epe"/>
+      <w:bookmarkStart w:id="57" w:name="eq-epe"/>
       <m:oMathPara>
         <m:oMathParaPr>
           <m:jc m:val="center"/>
@@ -8391,10 +9161,10 @@
           </m:r>
         </m:oMath>
       </m:oMathPara>
-      <w:bookmarkEnd w:id="54"/>
+      <w:bookmarkEnd w:id="57"/>
     </w:p>
-    <w:bookmarkEnd w:id="55"/>
-    <w:bookmarkStart w:id="56" w:name="rem-source-epe"/>
+    <w:bookmarkEnd w:id="58"/>
+    <w:bookmarkStart w:id="59" w:name="rem-source-epe"/>
     <w:p>
       <w:pPr>
         <w:pStyle w:val="FirstParagraph"/>
@@ -8454,8 +9224,8 @@
         <w:t xml:space="preserve">.</w:t>
       </w:r>
     </w:p>
-    <w:bookmarkEnd w:id="56"/>
-    <w:bookmarkStart w:id="57" w:name="exr-expected-error-epe"/>
+    <w:bookmarkEnd w:id="59"/>
+    <w:bookmarkStart w:id="60" w:name="exr-expected-error-epe"/>
     <w:p>
       <w:pPr>
         <w:pStyle w:val="BodyText"/>
@@ -8789,8 +9559,8 @@
         <w:t xml:space="preserve">.</w:t>
       </w:r>
     </w:p>
-    <w:bookmarkEnd w:id="57"/>
-    <w:bookmarkStart w:id="59" w:name="sol-expected-error-epe"/>
+    <w:bookmarkEnd w:id="60"/>
+    <w:bookmarkStart w:id="62" w:name="sol-expected-error-epe"/>
     <w:p>
       <w:pPr>
         <w:pStyle w:val="BodyText"/>
@@ -10004,7 +10774,7 @@
       <w:r>
         <w:t xml:space="preserve"> </w:t>
       </w:r>
-      <w:hyperlink r:id="rId58">
+      <w:hyperlink r:id="rId61">
         <w:r>
           <w:rPr>
             <w:rStyle w:val="Hyperlink"/>
@@ -10251,7 +11021,7 @@
           <w:rPr>
             <w:rStyle w:val="Hyperlink"/>
           </w:rPr>
-          <w:t xml:space="preserve">Definition 14</w:t>
+          <w:t xml:space="preserve">Definition 15</w:t>
         </w:r>
       </w:hyperlink>
       <w:r>
@@ -10261,8 +11031,8 @@
         <w:t xml:space="preserve">requires.</w:t>
       </w:r>
     </w:p>
-    <w:bookmarkEnd w:id="59"/>
-    <w:bookmarkStart w:id="61" w:name="thm-expected-error-epe"/>
+    <w:bookmarkEnd w:id="62"/>
+    <w:bookmarkStart w:id="64" w:name="thm-expected-error-epe"/>
     <w:p>
       <w:pPr>
         <w:pStyle w:val="BodyText"/>
@@ -10482,7 +11252,7 @@
       <w:pPr>
         <w:pStyle w:val="BodyText"/>
       </w:pPr>
-      <w:bookmarkStart w:id="60" w:name="eq-expected-error-epe"/>
+      <w:bookmarkStart w:id="63" w:name="eq-expected-error-epe"/>
       <m:oMathPara>
         <m:oMathParaPr>
           <m:jc m:val="center"/>
@@ -10627,9 +11397,9 @@
           </m:r>
         </m:oMath>
       </m:oMathPara>
-      <w:bookmarkEnd w:id="60"/>
+      <w:bookmarkEnd w:id="63"/>
     </w:p>
-    <w:bookmarkEnd w:id="61"/>
+    <w:bookmarkEnd w:id="64"/>
     <w:p>
       <w:pPr>
         <w:pStyle w:val="FirstParagraph"/>
@@ -10662,7 +11432,7 @@
         <w:t xml:space="preserve">.</w:t>
       </w:r>
     </w:p>
-    <w:bookmarkStart w:id="63" w:name="def-average-fit"/>
+    <w:bookmarkStart w:id="66" w:name="def-average-fit"/>
     <w:p>
       <w:pPr>
         <w:pStyle w:val="BodyText"/>
@@ -10672,7 +11442,7 @@
           <w:b/>
           <w:bCs/>
         </w:rPr>
-        <w:t xml:space="preserve">Definition 15 (Average fit)</w:t>
+        <w:t xml:space="preserve">Definition 16 (Average fit)</w:t>
       </w:r>
       <w:r>
         <w:t xml:space="preserve"> </w:t>
@@ -10873,7 +11643,7 @@
       <w:pPr>
         <w:pStyle w:val="BodyText"/>
       </w:pPr>
-      <w:bookmarkStart w:id="62" w:name="eq-average-fit"/>
+      <w:bookmarkStart w:id="65" w:name="eq-average-fit"/>
       <m:oMathPara>
         <m:oMathParaPr>
           <m:jc m:val="center"/>
@@ -11023,9 +11793,9 @@
           </m:r>
         </m:oMath>
       </m:oMathPara>
-      <w:bookmarkEnd w:id="62"/>
+      <w:bookmarkEnd w:id="65"/>
     </w:p>
-    <w:bookmarkEnd w:id="63"/>
+    <w:bookmarkEnd w:id="66"/>
     <w:p>
       <w:pPr>
         <w:pStyle w:val="FirstParagraph"/>
@@ -11079,7 +11849,7 @@
         <w:t xml:space="preserve">and from each other.</w:t>
       </w:r>
     </w:p>
-    <w:bookmarkStart w:id="64" w:name="exm-average-fit"/>
+    <w:bookmarkStart w:id="67" w:name="exm-average-fit"/>
     <w:p>
       <w:pPr>
         <w:pStyle w:val="BodyText"/>
@@ -11089,7 +11859,7 @@
           <w:b/>
           <w:bCs/>
         </w:rPr>
-        <w:t xml:space="preserve">Example 3 (Computing the average fit)</w:t>
+        <w:t xml:space="preserve">Example 4 (Computing the average fit)</w:t>
       </w:r>
       <w:r>
         <w:t xml:space="preserve"> </w:t>
@@ -11323,8 +12093,8 @@
         </m:oMath>
       </m:oMathPara>
     </w:p>
-    <w:bookmarkEnd w:id="64"/>
-    <w:bookmarkStart w:id="67" w:name="def-prediction-bias"/>
+    <w:bookmarkEnd w:id="67"/>
+    <w:bookmarkStart w:id="70" w:name="def-prediction-bias"/>
     <w:p>
       <w:pPr>
         <w:pStyle w:val="FirstParagraph"/>
@@ -11334,7 +12104,7 @@
           <w:b/>
           <w:bCs/>
         </w:rPr>
-        <w:t xml:space="preserve">Definition 16 (Bias of a prediction)</w:t>
+        <w:t xml:space="preserve">Definition 17 (Bias of a prediction)</w:t>
       </w:r>
       <w:r>
         <w:t xml:space="preserve"> </w:t>
@@ -11566,7 +12336,7 @@
       <w:r>
         <w:t xml:space="preserve"> </w:t>
       </w:r>
-      <w:hyperlink r:id="rId65">
+      <w:hyperlink r:id="rId68">
         <w:r>
           <w:rPr>
             <w:rStyle w:val="Hyperlink"/>
@@ -11687,7 +12457,7 @@
       <w:pPr>
         <w:pStyle w:val="BodyText"/>
       </w:pPr>
-      <w:bookmarkStart w:id="66" w:name="eq-prediction-bias"/>
+      <w:bookmarkStart w:id="69" w:name="eq-prediction-bias"/>
       <m:oMathPara>
         <m:oMathParaPr>
           <m:jc m:val="center"/>
@@ -11889,7 +12659,7 @@
           </m:r>
         </m:oMath>
       </m:oMathPara>
-      <w:bookmarkEnd w:id="66"/>
+      <w:bookmarkEnd w:id="69"/>
     </w:p>
     <w:p>
       <w:pPr>
@@ -11976,7 +12746,7 @@
         <w:t xml:space="preserve">.</w:t>
       </w:r>
     </w:p>
-    <w:bookmarkEnd w:id="67"/>
+    <w:bookmarkEnd w:id="70"/>
     <w:p>
       <w:pPr>
         <w:pStyle w:val="BodyText"/>
@@ -12010,7 +12780,7 @@
         <w:t xml:space="preserve">the bias reflects the error introduced by approximating a real-world relationship by a model.</w:t>
       </w:r>
     </w:p>
-    <w:bookmarkStart w:id="68" w:name="exm-prediction-bias"/>
+    <w:bookmarkStart w:id="71" w:name="exm-prediction-bias"/>
     <w:p>
       <w:pPr>
         <w:pStyle w:val="BodyText"/>
@@ -12020,7 +12790,7 @@
           <w:b/>
           <w:bCs/>
         </w:rPr>
-        <w:t xml:space="preserve">Example 4 (Computing the bias of a prediction)</w:t>
+        <w:t xml:space="preserve">Example 5 (Computing the bias of a prediction)</w:t>
       </w:r>
       <w:r>
         <w:t xml:space="preserve"> </w:t>
@@ -12339,8 +13109,8 @@
         <w:t xml:space="preserve">.</w:t>
       </w:r>
     </w:p>
-    <w:bookmarkEnd w:id="68"/>
-    <w:bookmarkStart w:id="69" w:name="exr-epe-three-sources"/>
+    <w:bookmarkEnd w:id="71"/>
+    <w:bookmarkStart w:id="72" w:name="exr-epe-three-sources"/>
     <w:p>
       <w:pPr>
         <w:pStyle w:val="BodyText"/>
@@ -13132,8 +13902,8 @@
         <w:t xml:space="preserve">and which cannot?</w:t>
       </w:r>
     </w:p>
-    <w:bookmarkEnd w:id="69"/>
-    <w:bookmarkStart w:id="70" w:name="sol-epe-three-sources"/>
+    <w:bookmarkEnd w:id="72"/>
+    <w:bookmarkStart w:id="73" w:name="sol-epe-three-sources"/>
     <w:p>
       <w:pPr>
         <w:pStyle w:val="FirstParagraph"/>
@@ -13432,8 +14202,8 @@
         <w:t xml:space="preserve">in the new outcome.</w:t>
       </w:r>
     </w:p>
-    <w:bookmarkEnd w:id="70"/>
-    <w:bookmarkStart w:id="71" w:name="exr-epe-split-noise"/>
+    <w:bookmarkEnd w:id="73"/>
+    <w:bookmarkStart w:id="74" w:name="exr-epe-split-noise"/>
     <w:p>
       <w:pPr>
         <w:pStyle w:val="FirstParagraph"/>
@@ -13920,8 +14690,8 @@
         <w:t xml:space="preserve">and name the assumptions that make the cross term zero.</w:t>
       </w:r>
     </w:p>
-    <w:bookmarkEnd w:id="71"/>
-    <w:bookmarkStart w:id="75" w:name="sol-epe-split-noise"/>
+    <w:bookmarkEnd w:id="74"/>
+    <w:bookmarkStart w:id="78" w:name="sol-epe-split-noise"/>
     <w:p>
       <w:pPr>
         <w:pStyle w:val="BodyText"/>
@@ -14755,7 +15525,7 @@
       <w:r>
         <w:t xml:space="preserve"> </w:t>
       </w:r>
-      <w:hyperlink r:id="rId72">
+      <w:hyperlink r:id="rId75">
         <w:r>
           <w:rPr>
             <w:rStyle w:val="Hyperlink"/>
@@ -14786,7 +15556,7 @@
       <w:r>
         <w:t xml:space="preserve"> </w:t>
       </w:r>
-      <w:hyperlink r:id="rId73">
+      <w:hyperlink r:id="rId76">
         <w:r>
           <w:rPr>
             <w:rStyle w:val="Hyperlink"/>
@@ -16184,7 +16954,7 @@
       <w:pPr>
         <w:pStyle w:val="BodyText"/>
       </w:pPr>
-      <w:bookmarkStart w:id="74" w:name="eq-epe-after-noise"/>
+      <w:bookmarkStart w:id="77" w:name="eq-epe-after-noise"/>
       <m:oMathPara>
         <m:oMathParaPr>
           <m:jc m:val="center"/>
@@ -16475,7 +17245,7 @@
           </m:r>
         </m:oMath>
       </m:oMathPara>
-      <w:bookmarkEnd w:id="74"/>
+      <w:bookmarkEnd w:id="77"/>
     </w:p>
     <w:p>
       <w:pPr>
@@ -16670,8 +17440,8 @@
         <w:t xml:space="preserve">whose noise helped determine the prediction.</w:t>
       </w:r>
     </w:p>
-    <w:bookmarkEnd w:id="75"/>
-    <w:bookmarkStart w:id="76" w:name="exr-epe-split-bias"/>
+    <w:bookmarkEnd w:id="78"/>
+    <w:bookmarkStart w:id="79" w:name="exr-epe-split-bias"/>
     <w:p>
       <w:pPr>
         <w:pStyle w:val="BodyText"/>
@@ -16995,8 +17765,8 @@
         <w:t xml:space="preserve">and what makes the cross term zero this time?</w:t>
       </w:r>
     </w:p>
-    <w:bookmarkEnd w:id="76"/>
-    <w:bookmarkStart w:id="79" w:name="sol-epe-split-bias"/>
+    <w:bookmarkEnd w:id="79"/>
+    <w:bookmarkStart w:id="82" w:name="sol-epe-split-bias"/>
     <w:p>
       <w:pPr>
         <w:pStyle w:val="BodyText"/>
@@ -19406,7 +20176,7 @@
       <w:r>
         <w:t xml:space="preserve"> </w:t>
       </w:r>
-      <w:hyperlink r:id="rId77">
+      <w:hyperlink r:id="rId80">
         <w:r>
           <w:rPr>
             <w:rStyle w:val="Hyperlink"/>
@@ -20020,7 +20790,7 @@
       <w:pPr>
         <w:pStyle w:val="BodyText"/>
       </w:pPr>
-      <w:bookmarkStart w:id="78" w:name="eq-epe-after-bias"/>
+      <w:bookmarkStart w:id="81" w:name="eq-epe-after-bias"/>
       <m:oMathPara>
         <m:oMathParaPr>
           <m:jc m:val="center"/>
@@ -20348,7 +21118,7 @@
           </m:r>
         </m:oMath>
       </m:oMathPara>
-      <w:bookmarkEnd w:id="78"/>
+      <w:bookmarkEnd w:id="81"/>
     </w:p>
     <w:p>
       <w:pPr>
@@ -20384,8 +21154,8 @@
         <w:t xml:space="preserve">This split is specific to squared-error loss, the loss these notes use.</w:t>
       </w:r>
     </w:p>
-    <w:bookmarkEnd w:id="79"/>
-    <w:bookmarkStart w:id="81" w:name="thm-epe-decomposition"/>
+    <w:bookmarkEnd w:id="82"/>
+    <w:bookmarkStart w:id="84" w:name="thm-epe-decomposition"/>
     <w:p>
       <w:pPr>
         <w:pStyle w:val="BodyText"/>
@@ -20906,7 +21676,7 @@
       <w:r>
         <w:t xml:space="preserve"> </w:t>
       </w:r>
-      <w:hyperlink r:id="rId77">
+      <w:hyperlink r:id="rId80">
         <w:r>
           <w:rPr>
             <w:rStyle w:val="Hyperlink"/>
@@ -20948,7 +21718,7 @@
       <w:pPr>
         <w:pStyle w:val="BodyText"/>
       </w:pPr>
-      <w:bookmarkStart w:id="80" w:name="eq-epe-decomposition"/>
+      <w:bookmarkStart w:id="83" w:name="eq-epe-decomposition"/>
       <m:oMathPara>
         <m:oMathParaPr>
           <m:jc m:val="center"/>
@@ -21214,9 +21984,9 @@
           </m:r>
         </m:oMath>
       </m:oMathPara>
-      <w:bookmarkEnd w:id="80"/>
+      <w:bookmarkEnd w:id="83"/>
     </w:p>
-    <w:bookmarkEnd w:id="81"/>
+    <w:bookmarkEnd w:id="84"/>
     <w:p>
       <w:pPr>
         <w:pStyle w:val="FirstParagraph"/>
@@ -22010,7 +22780,7 @@
         </m:oMath>
       </m:oMathPara>
     </w:p>
-    <w:bookmarkStart w:id="82" w:name="def-irreducible-error"/>
+    <w:bookmarkStart w:id="85" w:name="def-irreducible-error"/>
     <w:p>
       <w:pPr>
         <w:pStyle w:val="FirstParagraph"/>
@@ -22020,7 +22790,7 @@
           <w:b/>
           <w:bCs/>
         </w:rPr>
-        <w:t xml:space="preserve">Definition 17 (Irreducible error)</w:t>
+        <w:t xml:space="preserve">Definition 18 (Irreducible error)</w:t>
       </w:r>
       <w:r>
         <w:t xml:space="preserve"> </w:t>
@@ -22257,7 +23027,7 @@
         <w:t xml:space="preserve">.</w:t>
       </w:r>
     </w:p>
-    <w:bookmarkEnd w:id="82"/>
+    <w:bookmarkEnd w:id="85"/>
     <w:p>
       <w:pPr>
         <w:pStyle w:val="BodyText"/>
@@ -22285,7 +23055,7 @@
         <w:t xml:space="preserve">.</w:t>
       </w:r>
     </w:p>
-    <w:bookmarkStart w:id="85" w:name="rem-generalization-error"/>
+    <w:bookmarkStart w:id="88" w:name="rem-generalization-error"/>
     <w:p>
       <w:pPr>
         <w:pStyle w:val="BodyText"/>
@@ -22396,7 +23166,7 @@
       <w:r>
         <w:t xml:space="preserve"> </w:t>
       </w:r>
-      <w:hyperlink r:id="rId83">
+      <w:hyperlink r:id="rId86">
         <w:r>
           <w:rPr>
             <w:rStyle w:val="Hyperlink"/>
@@ -22461,7 +23231,7 @@
       <w:r>
         <w:t xml:space="preserve"> </w:t>
       </w:r>
-      <w:hyperlink r:id="rId84">
+      <w:hyperlink r:id="rId87">
         <w:r>
           <w:rPr>
             <w:rStyle w:val="Hyperlink"/>
@@ -22671,8 +23441,8 @@
         <w:t xml:space="preserve">into a squared bias, a variance and a noise variance.</w:t>
       </w:r>
     </w:p>
-    <w:bookmarkEnd w:id="85"/>
-    <w:bookmarkStart w:id="87" w:name="def-flexibility"/>
+    <w:bookmarkEnd w:id="88"/>
+    <w:bookmarkStart w:id="90" w:name="def-flexibility"/>
     <w:p>
       <w:pPr>
         <w:pStyle w:val="BodyText"/>
@@ -22682,7 +23452,7 @@
           <w:b/>
           <w:bCs/>
         </w:rPr>
-        <w:t xml:space="preserve">Definition 18 (Flexibility)</w:t>
+        <w:t xml:space="preserve">Definition 19 (Flexibility)</w:t>
       </w:r>
       <w:r>
         <w:t xml:space="preserve"> </w:t>
@@ -22946,7 +23716,7 @@
       <w:pPr>
         <w:pStyle w:val="BodyText"/>
       </w:pPr>
-      <w:bookmarkStart w:id="86" w:name="eq-flexibility"/>
+      <w:bookmarkStart w:id="89" w:name="eq-flexibility"/>
       <m:oMathPara>
         <m:oMathParaPr>
           <m:jc m:val="center"/>
@@ -23016,10 +23786,10 @@
           </m:r>
         </m:oMath>
       </m:oMathPara>
-      <w:bookmarkEnd w:id="86"/>
+      <w:bookmarkEnd w:id="89"/>
     </w:p>
-    <w:bookmarkEnd w:id="87"/>
-    <w:bookmarkStart w:id="88" w:name="rem-source-flexibility"/>
+    <w:bookmarkEnd w:id="90"/>
+    <w:bookmarkStart w:id="91" w:name="rem-source-flexibility"/>
     <w:p>
       <w:pPr>
         <w:pStyle w:val="FirstParagraph"/>
@@ -23044,8 +23814,8 @@
         <w:t xml:space="preserve">use flexibility without a formal definition.</w:t>
       </w:r>
     </w:p>
-    <w:bookmarkEnd w:id="88"/>
-    <w:bookmarkStart w:id="89" w:name="rem-flexibility"/>
+    <w:bookmarkEnd w:id="91"/>
+    <w:bookmarkStart w:id="92" w:name="rem-flexibility"/>
     <w:p>
       <w:pPr>
         <w:pStyle w:val="BodyText"/>
@@ -23226,7 +23996,7 @@
           <w:rPr>
             <w:rStyle w:val="Hyperlink"/>
           </w:rPr>
-          <w:t xml:space="preserve">Definition 18</w:t>
+          <w:t xml:space="preserve">Definition 19</w:t>
         </w:r>
       </w:hyperlink>
       <w:r>
@@ -23278,8 +24048,8 @@
         <w:t xml:space="preserve">.</w:t>
       </w:r>
     </w:p>
-    <w:bookmarkEnd w:id="89"/>
-    <w:bookmarkStart w:id="91" w:name="def-bias-variance-tradeoff"/>
+    <w:bookmarkEnd w:id="92"/>
+    <w:bookmarkStart w:id="94" w:name="def-bias-variance-tradeoff"/>
     <w:p>
       <w:pPr>
         <w:pStyle w:val="BodyText"/>
@@ -23289,7 +24059,7 @@
           <w:b/>
           <w:bCs/>
         </w:rPr>
-        <w:t xml:space="preserve">Definition 19 (Bias–variance trade-off)</w:t>
+        <w:t xml:space="preserve">Definition 20 (Bias–variance trade-off)</w:t>
       </w:r>
       <w:r>
         <w:t xml:space="preserve"> </w:t>
@@ -23575,7 +24345,7 @@
       <w:r>
         <w:t xml:space="preserve"> </w:t>
       </w:r>
-      <w:hyperlink r:id="rId77">
+      <w:hyperlink r:id="rId80">
         <w:r>
           <w:rPr>
             <w:rStyle w:val="Hyperlink"/>
@@ -23594,7 +24364,7 @@
       <w:pPr>
         <w:pStyle w:val="BodyText"/>
       </w:pPr>
-      <w:bookmarkStart w:id="90" w:name="eq-bias-variance-tradeoff"/>
+      <w:bookmarkStart w:id="93" w:name="eq-bias-variance-tradeoff"/>
       <m:oMathPara>
         <m:oMathParaPr>
           <m:jc m:val="center"/>
@@ -24091,7 +24861,7 @@
           </m:r>
         </m:oMath>
       </m:oMathPara>
-      <w:bookmarkEnd w:id="90"/>
+      <w:bookmarkEnd w:id="93"/>
     </w:p>
     <w:p>
       <w:pPr>
@@ -24110,8 +24880,8 @@
         <w:t xml:space="preserve">.</w:t>
       </w:r>
     </w:p>
-    <w:bookmarkEnd w:id="91"/>
-    <w:bookmarkStart w:id="92" w:name="rem-overfitting-tradeoff"/>
+    <w:bookmarkEnd w:id="94"/>
+    <w:bookmarkStart w:id="95" w:name="rem-overfitting-tradeoff"/>
     <w:p>
       <w:pPr>
         <w:pStyle w:val="BodyText"/>
@@ -24726,8 +25496,8 @@
         <w:t xml:space="preserve">but predict new observations worse.</w:t>
       </w:r>
     </w:p>
-    <w:bookmarkEnd w:id="92"/>
-    <w:bookmarkStart w:id="93" w:name="rem-overfitting-causes"/>
+    <w:bookmarkEnd w:id="95"/>
+    <w:bookmarkStart w:id="96" w:name="rem-overfitting-causes"/>
     <w:p>
       <w:pPr>
         <w:pStyle w:val="BodyText"/>
@@ -24845,8 +25615,8 @@
         <w:t xml:space="preserve">the degree-4 fit has five coefficients for those 20 cars.</w:t>
       </w:r>
     </w:p>
-    <w:bookmarkEnd w:id="93"/>
-    <w:bookmarkStart w:id="94" w:name="exr-held-out-unbiased"/>
+    <w:bookmarkEnd w:id="96"/>
+    <w:bookmarkStart w:id="97" w:name="exr-held-out-unbiased"/>
     <w:p>
       <w:pPr>
         <w:pStyle w:val="BodyText"/>
@@ -25200,7 +25970,7 @@
           <w:rPr>
             <w:rStyle w:val="Hyperlink"/>
           </w:rPr>
-          <w:t xml:space="preserve">Definition 7</w:t>
+          <w:t xml:space="preserve">Definition 8</w:t>
         </w:r>
       </w:hyperlink>
       <w:r>
@@ -25285,7 +26055,7 @@
       <w:r>
         <w:t xml:space="preserve"> </w:t>
       </w:r>
-      <w:hyperlink r:id="rId34">
+      <w:hyperlink r:id="rId37">
         <w:r>
           <w:rPr>
             <w:rStyle w:val="Hyperlink"/>
@@ -25557,8 +26327,8 @@
         </m:oMath>
       </m:oMathPara>
     </w:p>
-    <w:bookmarkEnd w:id="94"/>
-    <w:bookmarkStart w:id="95" w:name="sol-held-out-unbiased"/>
+    <w:bookmarkEnd w:id="97"/>
+    <w:bookmarkStart w:id="98" w:name="sol-held-out-unbiased"/>
     <w:p>
       <w:pPr>
         <w:pStyle w:val="FirstParagraph"/>
@@ -27154,8 +27924,8 @@
         <w:t xml:space="preserve">.</w:t>
       </w:r>
     </w:p>
-    <w:bookmarkEnd w:id="95"/>
-    <w:bookmarkStart w:id="96" w:name="thm-held-out-unbiased"/>
+    <w:bookmarkEnd w:id="98"/>
+    <w:bookmarkStart w:id="99" w:name="thm-held-out-unbiased"/>
     <w:p>
       <w:pPr>
         <w:pStyle w:val="BodyText"/>
@@ -27575,7 +28345,7 @@
       <w:r>
         <w:t xml:space="preserve"> </w:t>
       </w:r>
-      <w:hyperlink r:id="rId34">
+      <w:hyperlink r:id="rId37">
         <w:r>
           <w:rPr>
             <w:rStyle w:val="Hyperlink"/>
@@ -27859,7 +28629,7 @@
         </m:oMath>
       </m:oMathPara>
     </w:p>
-    <w:bookmarkEnd w:id="96"/>
+    <w:bookmarkEnd w:id="99"/>
     <w:p>
       <w:pPr>
         <w:pStyle w:val="FirstParagraph"/>
@@ -27892,7 +28662,7 @@
         <w:t xml:space="preserve">.</w:t>
       </w:r>
     </w:p>
-    <w:bookmarkStart w:id="97" w:name="rem-training-mse-optimistic"/>
+    <w:bookmarkStart w:id="100" w:name="rem-training-mse-optimistic"/>
     <w:p>
       <w:pPr>
         <w:pStyle w:val="BodyText"/>
@@ -28210,8 +28980,8 @@
         <w:t xml:space="preserve">while held-out RMSE does not.</w:t>
       </w:r>
     </w:p>
-    <w:bookmarkEnd w:id="97"/>
-    <w:bookmarkStart w:id="102" w:name="exm-train-test-error-simulated"/>
+    <w:bookmarkEnd w:id="100"/>
+    <w:bookmarkStart w:id="105" w:name="exm-train-test-error-simulated"/>
     <w:p>
       <w:pPr>
         <w:pStyle w:val="BodyText"/>
@@ -28221,7 +28991,7 @@
           <w:b/>
           <w:bCs/>
         </w:rPr>
-        <w:t xml:space="preserve">Example 5 (Training error and generalization error by degree)</w:t>
+        <w:t xml:space="preserve">Example 6 (Training error and generalization error by degree)</w:t>
       </w:r>
       <w:r>
         <w:t xml:space="preserve"> </w:t>
@@ -29575,7 +30345,7 @@
       <w:tr>
         <w:tc>
           <w:tcPr/>
-          <w:bookmarkStart w:id="101" w:name="fig-train-test-error"/>
+          <w:bookmarkStart w:id="104" w:name="fig-train-test-error"/>
           <w:p>
             <w:pPr>
               <w:pStyle w:val="SourceCode"/>
@@ -30290,18 +31060,18 @@
                 <wp:inline>
                   <wp:extent cx="4620126" cy="3696101"/>
                   <wp:effectExtent b="0" l="0" r="0" t="0"/>
-                  <wp:docPr descr="" title="" id="99" name="Picture"/>
+                  <wp:docPr descr="" title="" id="102" name="Picture"/>
                   <a:graphic>
                     <a:graphicData uri="http://schemas.openxmlformats.org/drawingml/2006/picture">
                       <pic:pic>
                         <pic:nvPicPr>
-                          <pic:cNvPr descr="model-validation_files/figure-docx/train-test-error-plot-1.png" id="100" name="Picture"/>
+                          <pic:cNvPr descr="model-validation_files/figure-docx/train-test-error-plot-1.png" id="103" name="Picture"/>
                           <pic:cNvPicPr>
                             <a:picLocks noChangeArrowheads="1" noChangeAspect="1"/>
                           </pic:cNvPicPr>
                         </pic:nvPicPr>
                         <pic:blipFill>
-                          <a:blip r:embed="rId98"/>
+                          <a:blip r:embed="rId101"/>
                           <a:stretch>
                             <a:fillRect/>
                           </a:stretch>
@@ -30433,7 +31203,7 @@
               <w:t xml:space="preserve">.</w:t>
             </w:r>
           </w:p>
-          <w:bookmarkEnd w:id="101"/>
+          <w:bookmarkEnd w:id="104"/>
         </w:tc>
       </w:tr>
     </w:tbl>
@@ -30939,9 +31709,9 @@
         <w:t xml:space="preserve">.</w:t>
       </w:r>
     </w:p>
-    <w:bookmarkEnd w:id="102"/>
-    <w:bookmarkEnd w:id="103"/>
-    <w:bookmarkStart w:id="150" w:name="sec-data-splits"/>
+    <w:bookmarkEnd w:id="105"/>
+    <w:bookmarkEnd w:id="106"/>
+    <w:bookmarkStart w:id="153" w:name="sec-data-splits"/>
     <w:p>
       <w:pPr>
         <w:pStyle w:val="Heading2"/>
@@ -30950,7 +31720,7 @@
         <w:t xml:space="preserve">5 Training, validation, and test sets</w:t>
       </w:r>
     </w:p>
-    <w:bookmarkStart w:id="104" w:name="exr-data-splits"/>
+    <w:bookmarkStart w:id="107" w:name="exr-data-splits"/>
     <w:p>
       <w:pPr>
         <w:pStyle w:val="FirstParagraph"/>
@@ -31083,8 +31853,8 @@
         <w:t xml:space="preserve">How many cars are in each set?</w:t>
       </w:r>
     </w:p>
-    <w:bookmarkEnd w:id="104"/>
-    <w:bookmarkStart w:id="105" w:name="sol-data-splits"/>
+    <w:bookmarkEnd w:id="107"/>
+    <w:bookmarkStart w:id="108" w:name="sol-data-splits"/>
     <w:p>
       <w:pPr>
         <w:pStyle w:val="BodyText"/>
@@ -31319,8 +32089,8 @@
         <w:t xml:space="preserve">test cars.</w:t>
       </w:r>
     </w:p>
-    <w:bookmarkEnd w:id="105"/>
-    <w:bookmarkStart w:id="107" w:name="def-data-splits"/>
+    <w:bookmarkEnd w:id="108"/>
+    <w:bookmarkStart w:id="110" w:name="def-data-splits"/>
     <w:p>
       <w:pPr>
         <w:pStyle w:val="BodyText"/>
@@ -31330,7 +32100,7 @@
           <w:b/>
           <w:bCs/>
         </w:rPr>
-        <w:t xml:space="preserve">Definition 20 (Training/validation/test split)</w:t>
+        <w:t xml:space="preserve">Definition 21 (Training/validation/test split)</w:t>
       </w:r>
       <w:r>
         <w:t xml:space="preserve"> </w:t>
@@ -31522,7 +32292,7 @@
       <w:pPr>
         <w:pStyle w:val="BodyText"/>
       </w:pPr>
-      <w:bookmarkStart w:id="106" w:name="eq-data-splits"/>
+      <w:bookmarkStart w:id="109" w:name="eq-data-splits"/>
       <m:oMathPara>
         <m:oMathParaPr>
           <m:jc m:val="center"/>
@@ -31976,7 +32746,7 @@
           </m:r>
         </m:oMath>
       </m:oMathPara>
-      <w:bookmarkEnd w:id="106"/>
+      <w:bookmarkEnd w:id="109"/>
     </w:p>
     <w:p>
       <w:pPr>
@@ -31995,8 +32765,8 @@
         <w:t xml:space="preserve">.</w:t>
       </w:r>
     </w:p>
-    <w:bookmarkEnd w:id="107"/>
-    <w:bookmarkStart w:id="108" w:name="exm-data-splits-sizes"/>
+    <w:bookmarkEnd w:id="110"/>
+    <w:bookmarkStart w:id="111" w:name="exm-data-splits-sizes"/>
     <w:p>
       <w:pPr>
         <w:pStyle w:val="BodyText"/>
@@ -32006,7 +32776,7 @@
           <w:b/>
           <w:bCs/>
         </w:rPr>
-        <w:t xml:space="preserve">Example 6 (Split sizes for 32 cars)</w:t>
+        <w:t xml:space="preserve">Example 7 (Split sizes for 32 cars)</w:t>
       </w:r>
       <w:r>
         <w:t xml:space="preserve"> </w:t>
@@ -32070,8 +32840,8 @@
         <w:t xml:space="preserve">and the 7 test cars are used only once, after the model is chosen.</w:t>
       </w:r>
     </w:p>
-    <w:bookmarkEnd w:id="108"/>
-    <w:bookmarkStart w:id="110" w:name="def-tuning-parameter"/>
+    <w:bookmarkEnd w:id="111"/>
+    <w:bookmarkStart w:id="113" w:name="def-tuning-parameter"/>
     <w:p>
       <w:pPr>
         <w:pStyle w:val="BodyText"/>
@@ -32081,7 +32851,7 @@
           <w:b/>
           <w:bCs/>
         </w:rPr>
-        <w:t xml:space="preserve">Definition 21 (Tuning parameter)</w:t>
+        <w:t xml:space="preserve">Definition 22 (Tuning parameter)</w:t>
       </w:r>
       <w:r>
         <w:t xml:space="preserve"> </w:t>
@@ -32161,7 +32931,7 @@
       <w:pPr>
         <w:pStyle w:val="BodyText"/>
       </w:pPr>
-      <w:bookmarkStart w:id="109" w:name="eq-tuning-parameter"/>
+      <w:bookmarkStart w:id="112" w:name="eq-tuning-parameter"/>
       <m:oMathPara>
         <m:oMathParaPr>
           <m:jc m:val="center"/>
@@ -32281,10 +33051,10 @@
           </m:r>
         </m:oMath>
       </m:oMathPara>
-      <w:bookmarkEnd w:id="109"/>
+      <w:bookmarkEnd w:id="112"/>
     </w:p>
-    <w:bookmarkEnd w:id="110"/>
-    <w:bookmarkStart w:id="111" w:name="exm-tuning-parameter"/>
+    <w:bookmarkEnd w:id="113"/>
+    <w:bookmarkStart w:id="114" w:name="exm-tuning-parameter"/>
     <w:p>
       <w:pPr>
         <w:pStyle w:val="FirstParagraph"/>
@@ -32294,7 +33064,7 @@
           <w:b/>
           <w:bCs/>
         </w:rPr>
-        <w:t xml:space="preserve">Example 7 (Polynomial degree)</w:t>
+        <w:t xml:space="preserve">Example 8 (Polynomial degree)</w:t>
       </w:r>
       <w:r>
         <w:t xml:space="preserve"> </w:t>
@@ -32469,8 +33239,8 @@
         <w:t xml:space="preserve">.</w:t>
       </w:r>
     </w:p>
-    <w:bookmarkEnd w:id="111"/>
-    <w:bookmarkStart w:id="113" w:name="def-validation-set"/>
+    <w:bookmarkEnd w:id="114"/>
+    <w:bookmarkStart w:id="116" w:name="def-validation-set"/>
     <w:p>
       <w:pPr>
         <w:pStyle w:val="BodyText"/>
@@ -32480,7 +33250,7 @@
           <w:b/>
           <w:bCs/>
         </w:rPr>
-        <w:t xml:space="preserve">Definition 22 (Validation set)</w:t>
+        <w:t xml:space="preserve">Definition 23 (Validation set)</w:t>
       </w:r>
       <w:r>
         <w:t xml:space="preserve"> </w:t>
@@ -32590,7 +33360,7 @@
       <w:pPr>
         <w:pStyle w:val="BodyText"/>
       </w:pPr>
-      <w:bookmarkStart w:id="112" w:name="eq-validation-set"/>
+      <w:bookmarkStart w:id="115" w:name="eq-validation-set"/>
       <m:oMathPara>
         <m:oMathParaPr>
           <m:jc m:val="center"/>
@@ -32711,10 +33481,10 @@
           </m:r>
         </m:oMath>
       </m:oMathPara>
-      <w:bookmarkEnd w:id="112"/>
+      <w:bookmarkEnd w:id="115"/>
     </w:p>
-    <w:bookmarkEnd w:id="113"/>
-    <w:bookmarkStart w:id="115" w:name="def-validation-error"/>
+    <w:bookmarkEnd w:id="116"/>
+    <w:bookmarkStart w:id="118" w:name="def-validation-error"/>
     <w:p>
       <w:pPr>
         <w:pStyle w:val="FirstParagraph"/>
@@ -32724,7 +33494,7 @@
           <w:b/>
           <w:bCs/>
         </w:rPr>
-        <w:t xml:space="preserve">Definition 23 (Validation error)</w:t>
+        <w:t xml:space="preserve">Definition 24 (Validation error)</w:t>
       </w:r>
       <w:r>
         <w:t xml:space="preserve"> </w:t>
@@ -32825,7 +33595,7 @@
       <w:r>
         <w:t xml:space="preserve"> </w:t>
       </w:r>
-      <w:hyperlink r:id="rId34">
+      <w:hyperlink r:id="rId37">
         <w:r>
           <w:rPr>
             <w:rStyle w:val="Hyperlink"/>
@@ -32888,7 +33658,7 @@
       <w:pPr>
         <w:pStyle w:val="BodyText"/>
       </w:pPr>
-      <w:bookmarkStart w:id="114" w:name="eq-validation-error"/>
+      <w:bookmarkStart w:id="117" w:name="eq-validation-error"/>
       <m:oMathPara>
         <m:oMathParaPr>
           <m:jc m:val="center"/>
@@ -33132,10 +33902,10 @@
           </m:r>
         </m:oMath>
       </m:oMathPara>
-      <w:bookmarkEnd w:id="114"/>
+      <w:bookmarkEnd w:id="117"/>
     </w:p>
-    <w:bookmarkEnd w:id="115"/>
-    <w:bookmarkStart w:id="117" w:name="def-validation-choice"/>
+    <w:bookmarkEnd w:id="118"/>
+    <w:bookmarkStart w:id="120" w:name="def-validation-choice"/>
     <w:p>
       <w:pPr>
         <w:pStyle w:val="FirstParagraph"/>
@@ -33145,7 +33915,7 @@
           <w:b/>
           <w:bCs/>
         </w:rPr>
-        <w:t xml:space="preserve">Definition 24 (Validation choice)</w:t>
+        <w:t xml:space="preserve">Definition 25 (Validation choice)</w:t>
       </w:r>
       <w:r>
         <w:t xml:space="preserve"> </w:t>
@@ -33308,7 +34078,7 @@
       <w:r>
         <w:t xml:space="preserve"> </w:t>
       </w:r>
-      <w:hyperlink r:id="rId34">
+      <w:hyperlink r:id="rId37">
         <w:r>
           <w:rPr>
             <w:rStyle w:val="Hyperlink"/>
@@ -33341,7 +34111,7 @@
       <w:pPr>
         <w:pStyle w:val="BodyText"/>
       </w:pPr>
-      <w:bookmarkStart w:id="116" w:name="eq-validation-choice"/>
+      <w:bookmarkStart w:id="119" w:name="eq-validation-choice"/>
       <m:oMathPara>
         <m:oMathParaPr>
           <m:jc m:val="center"/>
@@ -33618,10 +34388,10 @@
           </m:r>
         </m:oMath>
       </m:oMathPara>
-      <w:bookmarkEnd w:id="116"/>
+      <w:bookmarkEnd w:id="119"/>
     </w:p>
-    <w:bookmarkEnd w:id="117"/>
-    <w:bookmarkStart w:id="119" w:name="def-test-set"/>
+    <w:bookmarkEnd w:id="120"/>
+    <w:bookmarkStart w:id="122" w:name="def-test-set"/>
     <w:p>
       <w:pPr>
         <w:pStyle w:val="FirstParagraph"/>
@@ -33631,7 +34401,7 @@
           <w:b/>
           <w:bCs/>
         </w:rPr>
-        <w:t xml:space="preserve">Definition 25 (Test set)</w:t>
+        <w:t xml:space="preserve">Definition 26 (Test set)</w:t>
       </w:r>
       <w:r>
         <w:t xml:space="preserve"> </w:t>
@@ -33765,7 +34535,7 @@
       <w:pPr>
         <w:pStyle w:val="BodyText"/>
       </w:pPr>
-      <w:bookmarkStart w:id="118" w:name="eq-test-set"/>
+      <w:bookmarkStart w:id="121" w:name="eq-test-set"/>
       <m:oMathPara>
         <m:oMathParaPr>
           <m:jc m:val="center"/>
@@ -33886,10 +34656,10 @@
           </m:r>
         </m:oMath>
       </m:oMathPara>
-      <w:bookmarkEnd w:id="118"/>
+      <w:bookmarkEnd w:id="121"/>
     </w:p>
-    <w:bookmarkEnd w:id="119"/>
-    <w:bookmarkStart w:id="121" w:name="def-test-error"/>
+    <w:bookmarkEnd w:id="122"/>
+    <w:bookmarkStart w:id="124" w:name="def-test-error"/>
     <w:p>
       <w:pPr>
         <w:pStyle w:val="FirstParagraph"/>
@@ -33899,7 +34669,7 @@
           <w:b/>
           <w:bCs/>
         </w:rPr>
-        <w:t xml:space="preserve">Definition 26 (Test error)</w:t>
+        <w:t xml:space="preserve">Definition 27 (Test error)</w:t>
       </w:r>
       <w:r>
         <w:t xml:space="preserve"> </w:t>
@@ -34000,7 +34770,7 @@
       <w:r>
         <w:t xml:space="preserve"> </w:t>
       </w:r>
-      <w:hyperlink r:id="rId34">
+      <w:hyperlink r:id="rId37">
         <w:r>
           <w:rPr>
             <w:rStyle w:val="Hyperlink"/>
@@ -34063,7 +34833,7 @@
       <w:pPr>
         <w:pStyle w:val="BodyText"/>
       </w:pPr>
-      <w:bookmarkStart w:id="120" w:name="eq-test-error"/>
+      <w:bookmarkStart w:id="123" w:name="eq-test-error"/>
       <m:oMathPara>
         <m:oMathParaPr>
           <m:jc m:val="center"/>
@@ -34307,10 +35077,10 @@
           </m:r>
         </m:oMath>
       </m:oMathPara>
-      <w:bookmarkEnd w:id="120"/>
+      <w:bookmarkEnd w:id="123"/>
     </w:p>
-    <w:bookmarkEnd w:id="121"/>
-    <w:bookmarkStart w:id="125" w:name="rem-data-splits"/>
+    <w:bookmarkEnd w:id="124"/>
+    <w:bookmarkStart w:id="128" w:name="rem-data-splits"/>
     <w:p>
       <w:pPr>
         <w:pStyle w:val="FirstParagraph"/>
@@ -34485,7 +35255,7 @@
       <w:r>
         <w:t xml:space="preserve"> </w:t>
       </w:r>
-      <w:hyperlink r:id="rId122">
+      <w:hyperlink r:id="rId125">
         <w:r>
           <w:rPr>
             <w:rStyle w:val="Hyperlink"/>
@@ -34505,7 +35275,7 @@
       <w:r>
         <w:t xml:space="preserve"> </w:t>
       </w:r>
-      <w:hyperlink r:id="rId123">
+      <w:hyperlink r:id="rId126">
         <w:r>
           <w:rPr>
             <w:rStyle w:val="Hyperlink"/>
@@ -34525,7 +35295,7 @@
       <w:r>
         <w:t xml:space="preserve"> </w:t>
       </w:r>
-      <w:hyperlink r:id="rId124">
+      <w:hyperlink r:id="rId127">
         <w:r>
           <w:rPr>
             <w:rStyle w:val="Hyperlink"/>
@@ -34543,8 +35313,8 @@
         <w:t xml:space="preserve">They use a different symbol for the training set and a parenthesized observation index, but the same three-way split.</w:t>
       </w:r>
     </w:p>
-    <w:bookmarkEnd w:id="125"/>
-    <w:bookmarkStart w:id="126" w:name="rem-validation-test-error"/>
+    <w:bookmarkEnd w:id="128"/>
+    <w:bookmarkStart w:id="129" w:name="rem-validation-test-error"/>
     <w:p>
       <w:pPr>
         <w:pStyle w:val="BodyText"/>
@@ -34754,8 +35524,8 @@
         <w:t xml:space="preserve">gives the corresponding validation and test errors.</w:t>
       </w:r>
     </w:p>
-    <w:bookmarkEnd w:id="126"/>
-    <w:bookmarkStart w:id="149" w:name="exm-train-validation-test-split"/>
+    <w:bookmarkEnd w:id="129"/>
+    <w:bookmarkStart w:id="152" w:name="exm-train-validation-test-split"/>
     <w:p>
       <w:pPr>
         <w:pStyle w:val="BodyText"/>
@@ -34765,7 +35535,7 @@
           <w:b/>
           <w:bCs/>
         </w:rPr>
-        <w:t xml:space="preserve">Example 8 (Numerical example)</w:t>
+        <w:t xml:space="preserve">Example 9 (Numerical example)</w:t>
       </w:r>
       <w:r>
         <w:t xml:space="preserve"> </w:t>
@@ -34778,7 +35548,7 @@
           <w:rPr>
             <w:rStyle w:val="Hyperlink"/>
           </w:rPr>
-          <w:t xml:space="preserve">Example 8</w:t>
+          <w:t xml:space="preserve">Example 9</w:t>
         </w:r>
       </w:hyperlink>
       <w:r>
@@ -34989,7 +35759,7 @@
       <w:tr>
         <w:tc>
           <w:tcPr/>
-          <w:bookmarkStart w:id="127" w:name="tbl-train-validation-test-split-sizes"/>
+          <w:bookmarkStart w:id="130" w:name="tbl-train-validation-test-split-sizes"/>
           <w:p>
             <w:pPr>
               <w:jc w:val="center"/>
@@ -35621,7 +36391,7 @@
               <w:t xml:space="preserve">#&gt; 3 test           7</w:t>
             </w:r>
           </w:p>
-          <w:bookmarkEnd w:id="127"/>
+          <w:bookmarkEnd w:id="130"/>
         </w:tc>
       </w:tr>
     </w:tbl>
@@ -39479,7 +40249,7 @@
       <w:tr>
         <w:tc>
           <w:tcPr/>
-          <w:bookmarkStart w:id="131" w:name="fig-linear-model-superimposed"/>
+          <w:bookmarkStart w:id="134" w:name="fig-linear-model-superimposed"/>
           <w:p>
             <w:pPr>
               <w:pStyle w:val="SourceCode"/>
@@ -39519,18 +40289,18 @@
                 <wp:inline>
                   <wp:extent cx="4620126" cy="3696101"/>
                   <wp:effectExtent b="0" l="0" r="0" t="0"/>
-                  <wp:docPr descr="" title="" id="129" name="Picture"/>
+                  <wp:docPr descr="" title="" id="132" name="Picture"/>
                   <a:graphic>
                     <a:graphicData uri="http://schemas.openxmlformats.org/drawingml/2006/picture">
                       <pic:pic>
                         <pic:nvPicPr>
-                          <pic:cNvPr descr="model-validation_files/figure-docx/unnamed-chunk-3-1.png" id="130" name="Picture"/>
+                          <pic:cNvPr descr="model-validation_files/figure-docx/unnamed-chunk-3-1.png" id="133" name="Picture"/>
                           <pic:cNvPicPr>
                             <a:picLocks noChangeArrowheads="1" noChangeAspect="1"/>
                           </pic:cNvPicPr>
                         </pic:nvPicPr>
                         <pic:blipFill>
-                          <a:blip r:embed="rId128"/>
+                          <a:blip r:embed="rId131"/>
                           <a:stretch>
                             <a:fillRect/>
                           </a:stretch>
@@ -39570,7 +40340,7 @@
               <w:t xml:space="preserve">Figure 2: Linear model fit superimposed on data partitions</w:t>
             </w:r>
           </w:p>
-          <w:bookmarkEnd w:id="131"/>
+          <w:bookmarkEnd w:id="134"/>
         </w:tc>
       </w:tr>
     </w:tbl>
@@ -39595,7 +40365,7 @@
       <w:tr>
         <w:tc>
           <w:tcPr/>
-          <w:bookmarkStart w:id="135" w:name="fig-quadratic-model-superimposed"/>
+          <w:bookmarkStart w:id="138" w:name="fig-quadratic-model-superimposed"/>
           <w:p>
             <w:pPr>
               <w:pStyle w:val="SourceCode"/>
@@ -39635,18 +40405,18 @@
                 <wp:inline>
                   <wp:extent cx="4620126" cy="3696101"/>
                   <wp:effectExtent b="0" l="0" r="0" t="0"/>
-                  <wp:docPr descr="" title="" id="133" name="Picture"/>
+                  <wp:docPr descr="" title="" id="136" name="Picture"/>
                   <a:graphic>
                     <a:graphicData uri="http://schemas.openxmlformats.org/drawingml/2006/picture">
                       <pic:pic>
                         <pic:nvPicPr>
-                          <pic:cNvPr descr="model-validation_files/figure-docx/unnamed-chunk-4-1.png" id="134" name="Picture"/>
+                          <pic:cNvPr descr="model-validation_files/figure-docx/unnamed-chunk-4-1.png" id="137" name="Picture"/>
                           <pic:cNvPicPr>
                             <a:picLocks noChangeArrowheads="1" noChangeAspect="1"/>
                           </pic:cNvPicPr>
                         </pic:nvPicPr>
                         <pic:blipFill>
-                          <a:blip r:embed="rId132"/>
+                          <a:blip r:embed="rId135"/>
                           <a:stretch>
                             <a:fillRect/>
                           </a:stretch>
@@ -39686,7 +40456,7 @@
               <w:t xml:space="preserve">Figure 3: Quadratic model fit superimposed on data partitions</w:t>
             </w:r>
           </w:p>
-          <w:bookmarkEnd w:id="135"/>
+          <w:bookmarkEnd w:id="138"/>
         </w:tc>
       </w:tr>
     </w:tbl>
@@ -39711,7 +40481,7 @@
       <w:tr>
         <w:tc>
           <w:tcPr/>
-          <w:bookmarkStart w:id="139" w:name="fig-cubic-model-superimposed"/>
+          <w:bookmarkStart w:id="142" w:name="fig-cubic-model-superimposed"/>
           <w:p>
             <w:pPr>
               <w:pStyle w:val="SourceCode"/>
@@ -39751,18 +40521,18 @@
                 <wp:inline>
                   <wp:extent cx="4620126" cy="3696101"/>
                   <wp:effectExtent b="0" l="0" r="0" t="0"/>
-                  <wp:docPr descr="" title="" id="137" name="Picture"/>
+                  <wp:docPr descr="" title="" id="140" name="Picture"/>
                   <a:graphic>
                     <a:graphicData uri="http://schemas.openxmlformats.org/drawingml/2006/picture">
                       <pic:pic>
                         <pic:nvPicPr>
-                          <pic:cNvPr descr="model-validation_files/figure-docx/unnamed-chunk-5-1.png" id="138" name="Picture"/>
+                          <pic:cNvPr descr="model-validation_files/figure-docx/unnamed-chunk-5-1.png" id="141" name="Picture"/>
                           <pic:cNvPicPr>
                             <a:picLocks noChangeArrowheads="1" noChangeAspect="1"/>
                           </pic:cNvPicPr>
                         </pic:nvPicPr>
                         <pic:blipFill>
-                          <a:blip r:embed="rId136"/>
+                          <a:blip r:embed="rId139"/>
                           <a:stretch>
                             <a:fillRect/>
                           </a:stretch>
@@ -39802,7 +40572,7 @@
               <w:t xml:space="preserve">Figure 4: Cubic model fit superimposed on data partitions</w:t>
             </w:r>
           </w:p>
-          <w:bookmarkEnd w:id="139"/>
+          <w:bookmarkEnd w:id="142"/>
         </w:tc>
       </w:tr>
     </w:tbl>
@@ -39827,7 +40597,7 @@
       <w:tr>
         <w:tc>
           <w:tcPr/>
-          <w:bookmarkStart w:id="143" w:name="fig-quartic-model-superimposed"/>
+          <w:bookmarkStart w:id="146" w:name="fig-quartic-model-superimposed"/>
           <w:p>
             <w:pPr>
               <w:pStyle w:val="SourceCode"/>
@@ -39867,18 +40637,18 @@
                 <wp:inline>
                   <wp:extent cx="4620126" cy="3696101"/>
                   <wp:effectExtent b="0" l="0" r="0" t="0"/>
-                  <wp:docPr descr="" title="" id="141" name="Picture"/>
+                  <wp:docPr descr="" title="" id="144" name="Picture"/>
                   <a:graphic>
                     <a:graphicData uri="http://schemas.openxmlformats.org/drawingml/2006/picture">
                       <pic:pic>
                         <pic:nvPicPr>
-                          <pic:cNvPr descr="model-validation_files/figure-docx/unnamed-chunk-6-1.png" id="142" name="Picture"/>
+                          <pic:cNvPr descr="model-validation_files/figure-docx/unnamed-chunk-6-1.png" id="145" name="Picture"/>
                           <pic:cNvPicPr>
                             <a:picLocks noChangeArrowheads="1" noChangeAspect="1"/>
                           </pic:cNvPicPr>
                         </pic:nvPicPr>
                         <pic:blipFill>
-                          <a:blip r:embed="rId140"/>
+                          <a:blip r:embed="rId143"/>
                           <a:stretch>
                             <a:fillRect/>
                           </a:stretch>
@@ -39918,7 +40688,7 @@
               <w:t xml:space="preserve">Figure 5: Quartic model fit superimposed on data partitions</w:t>
             </w:r>
           </w:p>
-          <w:bookmarkEnd w:id="143"/>
+          <w:bookmarkEnd w:id="146"/>
         </w:tc>
       </w:tr>
     </w:tbl>
@@ -39943,7 +40713,7 @@
       <w:tr>
         <w:tc>
           <w:tcPr/>
-          <w:bookmarkStart w:id="144" w:name="tbl-train-validation-results"/>
+          <w:bookmarkStart w:id="147" w:name="tbl-train-validation-results"/>
           <w:p>
             <w:pPr>
               <w:jc w:val="center"/>
@@ -40032,7 +40802,7 @@
               <w:t xml:space="preserve">#&gt; 4 quartic            1.90            3.97</w:t>
             </w:r>
           </w:p>
-          <w:bookmarkEnd w:id="144"/>
+          <w:bookmarkEnd w:id="147"/>
         </w:tc>
       </w:tr>
     </w:tbl>
@@ -40101,7 +40871,7 @@
       <w:tr>
         <w:tc>
           <w:tcPr/>
-          <w:bookmarkStart w:id="145" w:name="tbl-train-validation-test-rmse"/>
+          <w:bookmarkStart w:id="148" w:name="tbl-train-validation-test-rmse"/>
           <w:p>
             <w:pPr>
               <w:jc w:val="center"/>
@@ -40178,7 +40948,7 @@
               <w:t xml:space="preserve">#&gt; 2 test       linear  2.44</w:t>
             </w:r>
           </w:p>
-          <w:bookmarkEnd w:id="145"/>
+          <w:bookmarkEnd w:id="148"/>
         </w:tc>
       </w:tr>
     </w:tbl>
@@ -40231,18 +41001,18 @@
                 <wp:inline>
                   <wp:extent cx="152400" cy="152400"/>
                   <wp:effectExtent b="0" l="0" r="0" t="0"/>
-                  <wp:docPr descr="" title="" id="147" name="Picture"/>
+                  <wp:docPr descr="" title="" id="150" name="Picture"/>
                   <a:graphic>
                     <a:graphicData uri="http://schemas.openxmlformats.org/drawingml/2006/picture">
                       <pic:pic>
                         <pic:nvPicPr>
-                          <pic:cNvPr descr="/opt/quarto/share/formats/docx/note.png" id="148" name="Picture"/>
+                          <pic:cNvPr descr="/opt/quarto/share/formats/docx/note.png" id="151" name="Picture"/>
                           <pic:cNvPicPr>
                             <a:picLocks noChangeArrowheads="1" noChangeAspect="1"/>
                           </pic:cNvPicPr>
                         </pic:nvPicPr>
                         <pic:blipFill>
-                          <a:blip r:embed="rId146"/>
+                          <a:blip r:embed="rId149"/>
                           <a:stretch>
                             <a:fillRect/>
                           </a:stretch>
@@ -40315,9 +41085,9 @@
         </w:tc>
       </w:tr>
     </w:tbl>
-    <w:bookmarkEnd w:id="149"/>
-    <w:bookmarkEnd w:id="150"/>
-    <w:bookmarkStart w:id="186" w:name="sec-kfold"/>
+    <w:bookmarkEnd w:id="152"/>
+    <w:bookmarkEnd w:id="153"/>
+    <w:bookmarkStart w:id="189" w:name="sec-kfold"/>
     <w:p>
       <w:pPr>
         <w:pStyle w:val="Heading2"/>
@@ -40337,7 +41107,7 @@
         <w:t xml:space="preserve">-fold cross-validation</w:t>
       </w:r>
     </w:p>
-    <w:bookmarkStart w:id="151" w:name="exr-kfold"/>
+    <w:bookmarkStart w:id="154" w:name="exr-kfold"/>
     <w:p>
       <w:pPr>
         <w:pStyle w:val="FirstParagraph"/>
@@ -40488,8 +41258,8 @@
         <w:t xml:space="preserve">How many times is a given car used for fitting, and how many times for prediction?</w:t>
       </w:r>
     </w:p>
-    <w:bookmarkEnd w:id="151"/>
-    <w:bookmarkStart w:id="152" w:name="sol-kfold"/>
+    <w:bookmarkEnd w:id="154"/>
+    <w:bookmarkStart w:id="155" w:name="sol-kfold"/>
     <w:p>
       <w:pPr>
         <w:pStyle w:val="FirstParagraph"/>
@@ -40663,8 +41433,8 @@
         <w:t xml:space="preserve">fits.</w:t>
       </w:r>
     </w:p>
-    <w:bookmarkEnd w:id="152"/>
-    <w:bookmarkStart w:id="154" w:name="def-folds"/>
+    <w:bookmarkEnd w:id="155"/>
+    <w:bookmarkStart w:id="157" w:name="def-folds"/>
     <w:p>
       <w:pPr>
         <w:pStyle w:val="FirstParagraph"/>
@@ -40674,7 +41444,7 @@
           <w:b/>
           <w:bCs/>
         </w:rPr>
-        <w:t xml:space="preserve">Definition 27 (Folds)</w:t>
+        <w:t xml:space="preserve">Definition 28 (Folds)</w:t>
       </w:r>
       <w:r>
         <w:t xml:space="preserve"> </w:t>
@@ -40853,7 +41623,7 @@
       <w:pPr>
         <w:pStyle w:val="BodyText"/>
       </w:pPr>
-      <w:bookmarkStart w:id="153" w:name="eq-folds"/>
+      <w:bookmarkStart w:id="156" w:name="eq-folds"/>
       <m:oMathPara>
         <m:oMathParaPr>
           <m:jc m:val="center"/>
@@ -40944,10 +41714,10 @@
           </m:r>
         </m:oMath>
       </m:oMathPara>
-      <w:bookmarkEnd w:id="153"/>
+      <w:bookmarkEnd w:id="156"/>
     </w:p>
-    <w:bookmarkEnd w:id="154"/>
-    <w:bookmarkStart w:id="155" w:name="rem-source-folds"/>
+    <w:bookmarkEnd w:id="157"/>
+    <w:bookmarkStart w:id="158" w:name="rem-source-folds"/>
     <w:p>
       <w:pPr>
         <w:pStyle w:val="FirstParagraph"/>
@@ -41001,8 +41771,8 @@
         <w:t xml:space="preserve">roughly equal-sized parts.</w:t>
       </w:r>
     </w:p>
-    <w:bookmarkEnd w:id="155"/>
-    <w:bookmarkStart w:id="157" w:name="def-fold-size"/>
+    <w:bookmarkEnd w:id="158"/>
+    <w:bookmarkStart w:id="160" w:name="def-fold-size"/>
     <w:p>
       <w:pPr>
         <w:pStyle w:val="BodyText"/>
@@ -41012,7 +41782,7 @@
           <w:b/>
           <w:bCs/>
         </w:rPr>
-        <w:t xml:space="preserve">Definition 28 (Fold size)</w:t>
+        <w:t xml:space="preserve">Definition 29 (Fold size)</w:t>
       </w:r>
       <w:r>
         <w:t xml:space="preserve"> </w:t>
@@ -41096,7 +41866,7 @@
       <w:pPr>
         <w:pStyle w:val="BodyText"/>
       </w:pPr>
-      <w:bookmarkStart w:id="156" w:name="eq-fold-size"/>
+      <w:bookmarkStart w:id="159" w:name="eq-fold-size"/>
       <m:oMathPara>
         <m:oMathParaPr>
           <m:jc m:val="center"/>
@@ -41191,10 +41961,10 @@
           </m:r>
         </m:oMath>
       </m:oMathPara>
-      <w:bookmarkEnd w:id="156"/>
+      <w:bookmarkEnd w:id="159"/>
     </w:p>
-    <w:bookmarkEnd w:id="157"/>
-    <w:bookmarkStart w:id="159" w:name="def-fold-assignment"/>
+    <w:bookmarkEnd w:id="160"/>
+    <w:bookmarkStart w:id="162" w:name="def-fold-assignment"/>
     <w:p>
       <w:pPr>
         <w:pStyle w:val="FirstParagraph"/>
@@ -41204,7 +41974,7 @@
           <w:b/>
           <w:bCs/>
         </w:rPr>
-        <w:t xml:space="preserve">Definition 29 (Fold assignment)</w:t>
+        <w:t xml:space="preserve">Definition 30 (Fold assignment)</w:t>
       </w:r>
       <w:r>
         <w:t xml:space="preserve"> </w:t>
@@ -41349,7 +42119,7 @@
       <w:pPr>
         <w:pStyle w:val="BodyText"/>
       </w:pPr>
-      <w:bookmarkStart w:id="158" w:name="eq-fold-assignment"/>
+      <w:bookmarkStart w:id="161" w:name="eq-fold-assignment"/>
       <m:oMathPara>
         <m:oMathParaPr>
           <m:jc m:val="center"/>
@@ -41425,10 +42195,10 @@
           </m:r>
         </m:oMath>
       </m:oMathPara>
-      <w:bookmarkEnd w:id="158"/>
+      <w:bookmarkEnd w:id="161"/>
     </w:p>
-    <w:bookmarkEnd w:id="159"/>
-    <w:bookmarkStart w:id="160" w:name="rem-source-fold-assignment"/>
+    <w:bookmarkEnd w:id="162"/>
+    <w:bookmarkStart w:id="163" w:name="rem-source-fold-assignment"/>
     <w:p>
       <w:pPr>
         <w:pStyle w:val="FirstParagraph"/>
@@ -41489,8 +42259,8 @@
         <w:t xml:space="preserve">.</w:t>
       </w:r>
     </w:p>
-    <w:bookmarkEnd w:id="160"/>
-    <w:bookmarkStart w:id="162" w:name="def-fold-out-rule"/>
+    <w:bookmarkEnd w:id="163"/>
+    <w:bookmarkStart w:id="165" w:name="def-fold-out-rule"/>
     <w:p>
       <w:pPr>
         <w:pStyle w:val="BodyText"/>
@@ -41500,7 +42270,7 @@
           <w:b/>
           <w:bCs/>
         </w:rPr>
-        <w:t xml:space="preserve">Definition 30 (Fold-out rule)</w:t>
+        <w:t xml:space="preserve">Definition 31 (Fold-out rule)</w:t>
       </w:r>
       <w:r>
         <w:t xml:space="preserve"> </w:t>
@@ -41682,7 +42452,7 @@
       <w:pPr>
         <w:pStyle w:val="BodyText"/>
       </w:pPr>
-      <w:bookmarkStart w:id="161" w:name="eq-fold-out-rule"/>
+      <w:bookmarkStart w:id="164" w:name="eq-fold-out-rule"/>
       <m:oMathPara>
         <m:oMathParaPr>
           <m:jc m:val="center"/>
@@ -41915,10 +42685,10 @@
           </m:r>
         </m:oMath>
       </m:oMathPara>
-      <w:bookmarkEnd w:id="161"/>
+      <w:bookmarkEnd w:id="164"/>
     </w:p>
-    <w:bookmarkEnd w:id="162"/>
-    <w:bookmarkStart w:id="163" w:name="rem-source-fold-out-rule"/>
+    <w:bookmarkEnd w:id="165"/>
+    <w:bookmarkStart w:id="166" w:name="rem-source-fold-out-rule"/>
     <w:p>
       <w:pPr>
         <w:pStyle w:val="FirstParagraph"/>
@@ -41990,8 +42760,8 @@
         <w:t xml:space="preserve">.</w:t>
       </w:r>
     </w:p>
-    <w:bookmarkEnd w:id="163"/>
-    <w:bookmarkStart w:id="164" w:name="def-kfold"/>
+    <w:bookmarkEnd w:id="166"/>
+    <w:bookmarkStart w:id="167" w:name="def-kfold"/>
     <w:p>
       <w:pPr>
         <w:pStyle w:val="BodyText"/>
@@ -42001,7 +42771,7 @@
           <w:b/>
           <w:bCs/>
         </w:rPr>
-        <w:t xml:space="preserve">Definition 31 (</w:t>
+        <w:t xml:space="preserve">Definition 32 (</w:t>
       </w:r>
       <m:oMath>
         <m:r>
@@ -42338,8 +43108,8 @@
         <w:t xml:space="preserve">Compute a summary prediction-error measure across all folds.</w:t>
       </w:r>
     </w:p>
-    <w:bookmarkEnd w:id="164"/>
-    <w:bookmarkStart w:id="165" w:name="rem-kfold-vs-validation-set"/>
+    <w:bookmarkEnd w:id="167"/>
+    <w:bookmarkStart w:id="168" w:name="rem-kfold-vs-validation-set"/>
     <w:p>
       <w:pPr>
         <w:pStyle w:val="FirstParagraph"/>
@@ -42382,7 +43152,7 @@
           <w:rPr>
             <w:rStyle w:val="Hyperlink"/>
           </w:rPr>
-          <w:t xml:space="preserve">Definition 20</w:t>
+          <w:t xml:space="preserve">Definition 21</w:t>
         </w:r>
       </w:hyperlink>
       <w:r>
@@ -42441,8 +43211,8 @@
         <w:t xml:space="preserve">give 4 fits on 24 cars each.</w:t>
       </w:r>
     </w:p>
-    <w:bookmarkEnd w:id="165"/>
-    <w:bookmarkStart w:id="167" w:name="def-cv-estimate"/>
+    <w:bookmarkEnd w:id="168"/>
+    <w:bookmarkStart w:id="170" w:name="def-cv-estimate"/>
     <w:p>
       <w:pPr>
         <w:pStyle w:val="BodyText"/>
@@ -42452,7 +43222,7 @@
           <w:b/>
           <w:bCs/>
         </w:rPr>
-        <w:t xml:space="preserve">Definition 32 (Cross-validation estimate)</w:t>
+        <w:t xml:space="preserve">Definition 33 (Cross-validation estimate)</w:t>
       </w:r>
       <w:r>
         <w:t xml:space="preserve"> </w:t>
@@ -42530,7 +43300,7 @@
       <w:r>
         <w:t xml:space="preserve"> </w:t>
       </w:r>
-      <w:hyperlink r:id="rId34">
+      <w:hyperlink r:id="rId37">
         <w:r>
           <w:rPr>
             <w:rStyle w:val="Hyperlink"/>
@@ -42658,7 +43428,7 @@
       <w:pPr>
         <w:pStyle w:val="BodyText"/>
       </w:pPr>
-      <w:bookmarkStart w:id="166" w:name="eq-cv-estimate"/>
+      <w:bookmarkStart w:id="169" w:name="eq-cv-estimate"/>
       <m:oMathPara>
         <m:oMathParaPr>
           <m:jc m:val="center"/>
@@ -42921,10 +43691,10 @@
           </m:r>
         </m:oMath>
       </m:oMathPara>
-      <w:bookmarkEnd w:id="166"/>
+      <w:bookmarkEnd w:id="169"/>
     </w:p>
-    <w:bookmarkEnd w:id="167"/>
-    <w:bookmarkStart w:id="168" w:name="rem-source-cv-estimate"/>
+    <w:bookmarkEnd w:id="170"/>
+    <w:bookmarkStart w:id="171" w:name="rem-source-cv-estimate"/>
     <w:p>
       <w:pPr>
         <w:pStyle w:val="FirstParagraph"/>
@@ -42976,8 +43746,8 @@
         <w:t xml:space="preserve">.</w:t>
       </w:r>
     </w:p>
-    <w:bookmarkEnd w:id="168"/>
-    <w:bookmarkStart w:id="169" w:name="exr-cv-estimate-by-fold"/>
+    <w:bookmarkEnd w:id="171"/>
+    <w:bookmarkStart w:id="172" w:name="exr-cv-estimate-by-fold"/>
     <w:p>
       <w:pPr>
         <w:pStyle w:val="BodyText"/>
@@ -43182,8 +43952,8 @@
         <w:t xml:space="preserve">.</w:t>
       </w:r>
     </w:p>
-    <w:bookmarkEnd w:id="169"/>
-    <w:bookmarkStart w:id="170" w:name="sol-cv-estimate-by-fold"/>
+    <w:bookmarkEnd w:id="172"/>
+    <w:bookmarkStart w:id="173" w:name="sol-cv-estimate-by-fold"/>
     <w:p>
       <w:pPr>
         <w:pStyle w:val="BodyText"/>
@@ -43281,7 +44051,7 @@
           <w:rPr>
             <w:rStyle w:val="Hyperlink"/>
           </w:rPr>
-          <w:t xml:space="preserve">Definition 27</w:t>
+          <w:t xml:space="preserve">Definition 28</w:t>
         </w:r>
       </w:hyperlink>
       <w:r>
@@ -44344,8 +45114,8 @@
         <w:t xml:space="preserve">so each inner sum uses a single fitted rule.</w:t>
       </w:r>
     </w:p>
-    <w:bookmarkEnd w:id="170"/>
-    <w:bookmarkStart w:id="172" w:name="thm-cv-estimate-by-fold"/>
+    <w:bookmarkEnd w:id="173"/>
+    <w:bookmarkStart w:id="175" w:name="thm-cv-estimate-by-fold"/>
     <w:p>
       <w:pPr>
         <w:pStyle w:val="BodyText"/>
@@ -44434,7 +45204,7 @@
       <w:pPr>
         <w:pStyle w:val="BodyText"/>
       </w:pPr>
-      <w:bookmarkStart w:id="171" w:name="eq-cv-estimate-by-fold"/>
+      <w:bookmarkStart w:id="174" w:name="eq-cv-estimate-by-fold"/>
       <m:oMathPara>
         <m:oMathParaPr>
           <m:jc m:val="center"/>
@@ -44707,9 +45477,9 @@
           </m:r>
         </m:oMath>
       </m:oMathPara>
-      <w:bookmarkEnd w:id="171"/>
+      <w:bookmarkEnd w:id="174"/>
     </w:p>
-    <w:bookmarkEnd w:id="172"/>
+    <w:bookmarkEnd w:id="175"/>
     <w:p>
       <w:pPr>
         <w:pStyle w:val="FirstParagraph"/>
@@ -44742,7 +45512,7 @@
         <w:t xml:space="preserve">.</w:t>
       </w:r>
     </w:p>
-    <w:bookmarkStart w:id="174" w:name="def-fold-mse"/>
+    <w:bookmarkStart w:id="177" w:name="def-fold-mse"/>
     <w:p>
       <w:pPr>
         <w:pStyle w:val="BodyText"/>
@@ -44752,7 +45522,7 @@
           <w:b/>
           <w:bCs/>
         </w:rPr>
-        <w:t xml:space="preserve">Definition 33 (Fold mean squared error)</w:t>
+        <w:t xml:space="preserve">Definition 34 (Fold mean squared error)</w:t>
       </w:r>
       <w:r>
         <w:t xml:space="preserve"> </w:t>
@@ -44837,7 +45607,7 @@
       <w:r>
         <w:t xml:space="preserve"> </w:t>
       </w:r>
-      <w:hyperlink r:id="rId34">
+      <w:hyperlink r:id="rId37">
         <w:r>
           <w:rPr>
             <w:rStyle w:val="Hyperlink"/>
@@ -44910,7 +45680,7 @@
       <w:pPr>
         <w:pStyle w:val="BodyText"/>
       </w:pPr>
-      <w:bookmarkStart w:id="173" w:name="eq-fold-mse"/>
+      <w:bookmarkStart w:id="176" w:name="eq-fold-mse"/>
       <m:oMathPara>
         <m:oMathParaPr>
           <m:jc m:val="center"/>
@@ -45150,10 +45920,10 @@
           </m:r>
         </m:oMath>
       </m:oMathPara>
-      <w:bookmarkEnd w:id="173"/>
+      <w:bookmarkEnd w:id="176"/>
     </w:p>
-    <w:bookmarkEnd w:id="174"/>
-    <w:bookmarkStart w:id="175" w:name="rem-source-fold-mse"/>
+    <w:bookmarkEnd w:id="177"/>
+    <w:bookmarkStart w:id="178" w:name="rem-source-fold-mse"/>
     <w:p>
       <w:pPr>
         <w:pStyle w:val="FirstParagraph"/>
@@ -45233,8 +46003,8 @@
         <w:t xml:space="preserve">.</w:t>
       </w:r>
     </w:p>
-    <w:bookmarkEnd w:id="175"/>
-    <w:bookmarkStart w:id="176" w:name="rem-cv-estimate"/>
+    <w:bookmarkEnd w:id="178"/>
+    <w:bookmarkStart w:id="179" w:name="rem-cv-estimate"/>
     <w:p>
       <w:pPr>
         <w:pStyle w:val="BodyText"/>
@@ -45913,8 +46683,8 @@
         <w:t xml:space="preserve">use.</w:t>
       </w:r>
     </w:p>
-    <w:bookmarkEnd w:id="176"/>
-    <w:bookmarkStart w:id="177" w:name="rem-choosing-k"/>
+    <w:bookmarkEnd w:id="179"/>
+    <w:bookmarkStart w:id="180" w:name="rem-choosing-k"/>
     <w:p>
       <w:pPr>
         <w:pStyle w:val="BodyText"/>
@@ -46321,8 +47091,8 @@
         <w:t xml:space="preserve">is the usual compromise.</w:t>
       </w:r>
     </w:p>
-    <w:bookmarkEnd w:id="177"/>
-    <w:bookmarkStart w:id="182" w:name="exm-kfold-simulated"/>
+    <w:bookmarkEnd w:id="180"/>
+    <w:bookmarkStart w:id="185" w:name="exm-kfold-simulated"/>
     <w:p>
       <w:pPr>
         <w:pStyle w:val="BodyText"/>
@@ -46332,7 +47102,7 @@
           <w:b/>
           <w:bCs/>
         </w:rPr>
-        <w:t xml:space="preserve">Example 9 (Cross-validation versus the generalization error)</w:t>
+        <w:t xml:space="preserve">Example 10 (Cross-validation versus the generalization error)</w:t>
       </w:r>
       <w:r>
         <w:t xml:space="preserve"> </w:t>
@@ -46393,7 +47163,7 @@
           <w:rPr>
             <w:rStyle w:val="Hyperlink"/>
           </w:rPr>
-          <w:t xml:space="preserve">Example 5</w:t>
+          <w:t xml:space="preserve">Example 6</w:t>
         </w:r>
       </w:hyperlink>
       <w:r>
@@ -47226,7 +47996,7 @@
           <w:rPr>
             <w:rStyle w:val="Hyperlink"/>
           </w:rPr>
-          <w:t xml:space="preserve">Example 5</w:t>
+          <w:t xml:space="preserve">Example 6</w:t>
         </w:r>
       </w:hyperlink>
       <w:r>
@@ -47554,7 +48324,7 @@
       <w:tr>
         <w:tc>
           <w:tcPr/>
-          <w:bookmarkStart w:id="181" w:name="fig-cv-simulated"/>
+          <w:bookmarkStart w:id="184" w:name="fig-cv-simulated"/>
           <w:p>
             <w:pPr>
               <w:pStyle w:val="SourceCode"/>
@@ -48500,18 +49270,18 @@
                 <wp:inline>
                   <wp:extent cx="4620126" cy="3696101"/>
                   <wp:effectExtent b="0" l="0" r="0" t="0"/>
-                  <wp:docPr descr="" title="" id="179" name="Picture"/>
+                  <wp:docPr descr="" title="" id="182" name="Picture"/>
                   <a:graphic>
                     <a:graphicData uri="http://schemas.openxmlformats.org/drawingml/2006/picture">
                       <pic:pic>
                         <pic:nvPicPr>
-                          <pic:cNvPr descr="model-validation_files/figure-docx/cv-simulated-plot-1.png" id="180" name="Picture"/>
+                          <pic:cNvPr descr="model-validation_files/figure-docx/cv-simulated-plot-1.png" id="183" name="Picture"/>
                           <pic:cNvPicPr>
                             <a:picLocks noChangeArrowheads="1" noChangeAspect="1"/>
                           </pic:cNvPicPr>
                         </pic:nvPicPr>
                         <pic:blipFill>
-                          <a:blip r:embed="rId178"/>
+                          <a:blip r:embed="rId181"/>
                           <a:stretch>
                             <a:fillRect/>
                           </a:stretch>
@@ -48580,7 +49350,7 @@
               <w:t xml:space="preserve">could be computed from real data.</w:t>
             </w:r>
           </w:p>
-          <w:bookmarkEnd w:id="181"/>
+          <w:bookmarkEnd w:id="184"/>
         </w:tc>
       </w:tr>
     </w:tbl>
@@ -50481,8 +51251,8 @@
         <w:t xml:space="preserve">new ones.</w:t>
       </w:r>
     </w:p>
-    <w:bookmarkEnd w:id="182"/>
-    <w:bookmarkStart w:id="185" w:name="exm-kfold-mtcars"/>
+    <w:bookmarkEnd w:id="185"/>
+    <w:bookmarkStart w:id="188" w:name="exm-kfold-mtcars"/>
     <w:p>
       <w:pPr>
         <w:pStyle w:val="BodyText"/>
@@ -50492,7 +51262,7 @@
           <w:b/>
           <w:bCs/>
         </w:rPr>
-        <w:t xml:space="preserve">Example 10 (Four-fold cross-validation of the</w:t>
+        <w:t xml:space="preserve">Example 11 (Four-fold cross-validation of the</w:t>
       </w:r>
       <w:r>
         <w:rPr>
@@ -50641,7 +51411,7 @@
           <w:rPr>
             <w:rStyle w:val="Hyperlink"/>
           </w:rPr>
-          <w:t xml:space="preserve">Example 9</w:t>
+          <w:t xml:space="preserve">Example 10</w:t>
         </w:r>
       </w:hyperlink>
       <w:r>
@@ -50685,7 +51455,7 @@
       <w:tr>
         <w:tc>
           <w:tcPr/>
-          <w:bookmarkStart w:id="183" w:name="tbl-cv-mtcars-repeats"/>
+          <w:bookmarkStart w:id="186" w:name="tbl-cv-mtcars-repeats"/>
           <w:p>
             <w:pPr>
               <w:jc w:val="center"/>
@@ -51341,7 +52111,7 @@
               <w:t xml:space="preserve">#&gt; 5         5     3.38     2.74     2.78     2.81</w:t>
             </w:r>
           </w:p>
-          <w:bookmarkEnd w:id="183"/>
+          <w:bookmarkEnd w:id="186"/>
         </w:tc>
       </w:tr>
     </w:tbl>
@@ -51366,7 +52136,7 @@
       <w:tr>
         <w:tc>
           <w:tcPr/>
-          <w:bookmarkStart w:id="184" w:name="tbl-cv-mtcars"/>
+          <w:bookmarkStart w:id="187" w:name="tbl-cv-mtcars"/>
           <w:p>
             <w:pPr>
               <w:jc w:val="center"/>
@@ -51722,7 +52492,7 @@
               <w:t xml:space="preserve">#&gt; 5         5 2       2.74</w:t>
             </w:r>
           </w:p>
-          <w:bookmarkEnd w:id="184"/>
+          <w:bookmarkEnd w:id="187"/>
         </w:tc>
       </w:tr>
     </w:tbl>
@@ -52412,9 +53182,9 @@
         <w:t xml:space="preserve">may not survive a different split.</w:t>
       </w:r>
     </w:p>
-    <w:bookmarkEnd w:id="185"/>
-    <w:bookmarkEnd w:id="186"/>
-    <w:bookmarkStart w:id="213" w:name="sec-loocv"/>
+    <w:bookmarkEnd w:id="188"/>
+    <w:bookmarkEnd w:id="189"/>
+    <w:bookmarkStart w:id="216" w:name="sec-loocv"/>
     <w:p>
       <w:pPr>
         <w:pStyle w:val="Heading2"/>
@@ -52423,7 +53193,7 @@
         <w:t xml:space="preserve">7 Leave-one-out cross-validation</w:t>
       </w:r>
     </w:p>
-    <w:bookmarkStart w:id="187" w:name="exr-loocv"/>
+    <w:bookmarkStart w:id="190" w:name="exr-loocv"/>
     <w:p>
       <w:pPr>
         <w:pStyle w:val="FirstParagraph"/>
@@ -52633,8 +53403,8 @@
         <w:t xml:space="preserve">) differ?</w:t>
       </w:r>
     </w:p>
-    <w:bookmarkEnd w:id="187"/>
-    <w:bookmarkStart w:id="188" w:name="sol-loocv"/>
+    <w:bookmarkEnd w:id="190"/>
+    <w:bookmarkStart w:id="191" w:name="sol-loocv"/>
     <w:p>
       <w:pPr>
         <w:pStyle w:val="FirstParagraph"/>
@@ -52818,7 +53588,7 @@
           <w:rPr>
             <w:rStyle w:val="Hyperlink"/>
           </w:rPr>
-          <w:t xml:space="preserve">Example 10</w:t>
+          <w:t xml:space="preserve">Example 11</w:t>
         </w:r>
       </w:hyperlink>
       <w:r>
@@ -52831,8 +53601,8 @@
         <w:t xml:space="preserve">the estimate is not random.</w:t>
       </w:r>
     </w:p>
-    <w:bookmarkEnd w:id="188"/>
-    <w:bookmarkStart w:id="190" w:name="def-loocv"/>
+    <w:bookmarkEnd w:id="191"/>
+    <w:bookmarkStart w:id="193" w:name="def-loocv"/>
     <w:p>
       <w:pPr>
         <w:pStyle w:val="FirstParagraph"/>
@@ -52842,7 +53612,7 @@
           <w:b/>
           <w:bCs/>
         </w:rPr>
-        <w:t xml:space="preserve">Definition 34 (Leave-one-out cross-validation)</w:t>
+        <w:t xml:space="preserve">Definition 35 (Leave-one-out cross-validation)</w:t>
       </w:r>
       <w:r>
         <w:t xml:space="preserve"> </w:t>
@@ -53140,7 +53910,7 @@
       <w:pPr>
         <w:pStyle w:val="BodyText"/>
       </w:pPr>
-      <w:bookmarkStart w:id="189" w:name="eq-loocv"/>
+      <w:bookmarkStart w:id="192" w:name="eq-loocv"/>
       <m:oMathPara>
         <m:oMathParaPr>
           <m:jc m:val="center"/>
@@ -53390,7 +54160,7 @@
           </m:r>
         </m:oMath>
       </m:oMathPara>
-      <w:bookmarkEnd w:id="189"/>
+      <w:bookmarkEnd w:id="192"/>
     </w:p>
     <w:p>
       <w:pPr>
@@ -53409,8 +54179,8 @@
         <w:t xml:space="preserve">.</w:t>
       </w:r>
     </w:p>
-    <w:bookmarkEnd w:id="190"/>
-    <w:bookmarkStart w:id="191" w:name="lem-loocv-not-random"/>
+    <w:bookmarkEnd w:id="193"/>
+    <w:bookmarkStart w:id="194" w:name="lem-loocv-not-random"/>
     <w:p>
       <w:pPr>
         <w:pStyle w:val="BodyText"/>
@@ -53759,7 +54529,7 @@
         <w:t xml:space="preserve">.</w:t>
       </w:r>
     </w:p>
-    <w:bookmarkEnd w:id="191"/>
+    <w:bookmarkEnd w:id="194"/>
     <w:p>
       <w:pPr>
         <w:pStyle w:val="BodyText"/>
@@ -55285,7 +56055,7 @@
         <w:t xml:space="preserve">fits, with the folds numbered differently.</w:t>
       </w:r>
     </w:p>
-    <w:bookmarkStart w:id="193" w:name="def-term-vector"/>
+    <w:bookmarkStart w:id="196" w:name="def-term-vector"/>
     <w:p>
       <w:pPr>
         <w:pStyle w:val="FirstParagraph"/>
@@ -55295,7 +56065,7 @@
           <w:b/>
           <w:bCs/>
         </w:rPr>
-        <w:t xml:space="preserve">Definition 35 (Term vector)</w:t>
+        <w:t xml:space="preserve">Definition 36 (Term vector)</w:t>
       </w:r>
       <w:r>
         <w:t xml:space="preserve"> </w:t>
@@ -55503,16 +56273,21 @@
       <m:oMath>
         <m:sSub>
           <m:e>
-            <m:acc>
-              <m:accPr>
-                <m:chr m:val="̃"/>
-              </m:accPr>
+            <m:limLow>
               <m:e>
                 <m:r>
                   <m:t>t</m:t>
                 </m:r>
               </m:e>
-            </m:acc>
+              <m:lim>
+                <m:r>
+                  <m:rPr>
+                    <m:sty m:val="p"/>
+                  </m:rPr>
+                  <m:t>∼</m:t>
+                </m:r>
+              </m:lim>
+            </m:limLow>
           </m:e>
           <m:sub>
             <m:r>
@@ -55546,7 +56321,7 @@
       <w:pPr>
         <w:pStyle w:val="BodyText"/>
       </w:pPr>
-      <w:bookmarkStart w:id="192" w:name="eq-term-vector"/>
+      <w:bookmarkStart w:id="195" w:name="eq-term-vector"/>
       <m:oMathPara>
         <m:oMathParaPr>
           <m:jc m:val="center"/>
@@ -55554,16 +56329,21 @@
         <m:oMath>
           <m:sSub>
             <m:e>
-              <m:acc>
-                <m:accPr>
-                  <m:chr m:val="̃"/>
-                </m:accPr>
+              <m:limLow>
                 <m:e>
                   <m:r>
                     <m:t>t</m:t>
                   </m:r>
                 </m:e>
-              </m:acc>
+                <m:lim>
+                  <m:r>
+                    <m:rPr>
+                      <m:sty m:val="p"/>
+                    </m:rPr>
+                    <m:t>∼</m:t>
+                  </m:r>
+                </m:lim>
+              </m:limLow>
             </m:e>
             <m:sub>
               <m:r>
@@ -55746,10 +56526,10 @@
           </m:r>
         </m:oMath>
       </m:oMathPara>
-      <w:bookmarkEnd w:id="192"/>
+      <w:bookmarkEnd w:id="195"/>
     </w:p>
-    <w:bookmarkEnd w:id="193"/>
-    <w:bookmarkStart w:id="195" w:name="rem-term-vector"/>
+    <w:bookmarkEnd w:id="196"/>
+    <w:bookmarkStart w:id="198" w:name="rem-term-vector"/>
     <w:p>
       <w:pPr>
         <w:pStyle w:val="FirstParagraph"/>
@@ -55815,16 +56595,21 @@
       <m:oMath>
         <m:sSub>
           <m:e>
-            <m:acc>
-              <m:accPr>
-                <m:chr m:val="̃"/>
-              </m:accPr>
+            <m:limLow>
               <m:e>
                 <m:r>
                   <m:t>t</m:t>
                 </m:r>
               </m:e>
-            </m:acc>
+              <m:lim>
+                <m:r>
+                  <m:rPr>
+                    <m:sty m:val="p"/>
+                  </m:rPr>
+                  <m:t>∼</m:t>
+                </m:r>
+              </m:lim>
+            </m:limLow>
           </m:e>
           <m:sub>
             <m:r>
@@ -55842,7 +56627,7 @@
       <w:r>
         <w:t xml:space="preserve"> </w:t>
       </w:r>
-      <w:hyperlink r:id="rId194">
+      <w:hyperlink r:id="rId197">
         <w:r>
           <w:rPr>
             <w:rStyle w:val="Hyperlink"/>
@@ -55856,16 +56641,21 @@
       <m:oMath>
         <m:sSub>
           <m:e>
-            <m:acc>
-              <m:accPr>
-                <m:chr m:val="̃"/>
-              </m:accPr>
+            <m:limLow>
               <m:e>
                 <m:r>
                   <m:t>x</m:t>
                 </m:r>
               </m:e>
-            </m:acc>
+              <m:lim>
+                <m:r>
+                  <m:rPr>
+                    <m:sty m:val="p"/>
+                  </m:rPr>
+                  <m:t>∼</m:t>
+                </m:r>
+              </m:lim>
+            </m:limLow>
           </m:e>
           <m:sub>
             <m:r>
@@ -55878,8 +56668,8 @@
         <w:t xml:space="preserve">.</w:t>
       </w:r>
     </w:p>
-    <w:bookmarkEnd w:id="195"/>
-    <w:bookmarkStart w:id="197" w:name="def-cross-product-matrix"/>
+    <w:bookmarkEnd w:id="198"/>
+    <w:bookmarkStart w:id="200" w:name="def-cross-product-matrix"/>
     <w:p>
       <w:pPr>
         <w:pStyle w:val="BodyText"/>
@@ -55889,7 +56679,7 @@
           <w:b/>
           <w:bCs/>
         </w:rPr>
-        <w:t xml:space="preserve">Definition 36 (Cross-product matrix (sum-of-squares and cross-products matrix))</w:t>
+        <w:t xml:space="preserve">Definition 37 (Cross-product matrix (sum-of-squares and cross-products matrix))</w:t>
       </w:r>
       <w:r>
         <w:t xml:space="preserve"> </w:t>
@@ -55938,16 +56728,21 @@
       <m:oMath>
         <m:sSub>
           <m:e>
-            <m:acc>
-              <m:accPr>
-                <m:chr m:val="̃"/>
-              </m:accPr>
+            <m:limLow>
               <m:e>
                 <m:r>
                   <m:t>t</m:t>
                 </m:r>
               </m:e>
-            </m:acc>
+              <m:lim>
+                <m:r>
+                  <m:rPr>
+                    <m:sty m:val="p"/>
+                  </m:rPr>
+                  <m:t>∼</m:t>
+                </m:r>
+              </m:lim>
+            </m:limLow>
           </m:e>
           <m:sub>
             <m:r>
@@ -56001,7 +56796,7 @@
       <w:pPr>
         <w:pStyle w:val="BodyText"/>
       </w:pPr>
-      <w:bookmarkStart w:id="196" w:name="eq-cross-product-matrix"/>
+      <w:bookmarkStart w:id="199" w:name="eq-cross-product-matrix"/>
       <m:oMathPara>
         <m:oMathParaPr>
           <m:jc m:val="center"/>
@@ -56058,16 +56853,21 @@
             <m:e>
               <m:sSub>
                 <m:e>
-                  <m:acc>
-                    <m:accPr>
-                      <m:chr m:val="̃"/>
-                    </m:accPr>
+                  <m:limLow>
                     <m:e>
                       <m:r>
                         <m:t>t</m:t>
                       </m:r>
                     </m:e>
-                  </m:acc>
+                    <m:lim>
+                      <m:r>
+                        <m:rPr>
+                          <m:sty m:val="p"/>
+                        </m:rPr>
+                        <m:t>∼</m:t>
+                      </m:r>
+                    </m:lim>
+                  </m:limLow>
                 </m:e>
                 <m:sub>
                   <m:r>
@@ -56081,16 +56881,21 @@
             <m:e>
               <m:sSub>
                 <m:e>
-                  <m:acc>
-                    <m:accPr>
-                      <m:chr m:val="̃"/>
-                    </m:accPr>
+                  <m:limLow>
                     <m:e>
                       <m:r>
                         <m:t>t</m:t>
                       </m:r>
                     </m:e>
-                  </m:acc>
+                    <m:lim>
+                      <m:r>
+                        <m:rPr>
+                          <m:sty m:val="p"/>
+                        </m:rPr>
+                        <m:t>∼</m:t>
+                      </m:r>
+                    </m:lim>
+                  </m:limLow>
                 </m:e>
                 <m:sub>
                   <m:r>
@@ -56134,10 +56939,10 @@
           </m:r>
         </m:oMath>
       </m:oMathPara>
-      <w:bookmarkEnd w:id="196"/>
+      <w:bookmarkEnd w:id="199"/>
     </w:p>
-    <w:bookmarkEnd w:id="197"/>
-    <w:bookmarkStart w:id="199" w:name="rem-source-cross-product-matrix"/>
+    <w:bookmarkEnd w:id="200"/>
+    <w:bookmarkStart w:id="202" w:name="rem-source-cross-product-matrix"/>
     <w:p>
       <w:pPr>
         <w:pStyle w:val="FirstParagraph"/>
@@ -56186,7 +56991,7 @@
       <w:r>
         <w:t xml:space="preserve"> </w:t>
       </w:r>
-      <w:hyperlink r:id="rId198">
+      <w:hyperlink r:id="rId201">
         <w:r>
           <w:rPr>
             <w:rStyle w:val="Hyperlink"/>
@@ -56198,8 +57003,8 @@
         <w:t xml:space="preserve">).</w:t>
       </w:r>
     </w:p>
-    <w:bookmarkEnd w:id="199"/>
-    <w:bookmarkStart w:id="202" w:name="rem-cross-product-matrix"/>
+    <w:bookmarkEnd w:id="202"/>
+    <w:bookmarkStart w:id="205" w:name="rem-cross-product-matrix"/>
     <w:p>
       <w:pPr>
         <w:pStyle w:val="BodyText"/>
@@ -56250,16 +57055,21 @@
           <m:e>
             <m:sSub>
               <m:e>
-                <m:acc>
-                  <m:accPr>
-                    <m:chr m:val="̃"/>
-                  </m:accPr>
+                <m:limLow>
                   <m:e>
                     <m:r>
                       <m:t>t</m:t>
                     </m:r>
                   </m:e>
-                </m:acc>
+                  <m:lim>
+                    <m:r>
+                      <m:rPr>
+                        <m:sty m:val="p"/>
+                      </m:rPr>
+                      <m:t>∼</m:t>
+                    </m:r>
+                  </m:lim>
+                </m:limLow>
               </m:e>
               <m:sub>
                 <m:r>
@@ -56508,18 +57318,18 @@
                 <wp:inline>
                   <wp:extent cx="152400" cy="152400"/>
                   <wp:effectExtent b="0" l="0" r="0" t="0"/>
-                  <wp:docPr descr="" title="" id="200" name="Picture"/>
+                  <wp:docPr descr="" title="" id="203" name="Picture"/>
                   <a:graphic>
                     <a:graphicData uri="http://schemas.openxmlformats.org/drawingml/2006/picture">
                       <pic:pic>
                         <pic:nvPicPr>
-                          <pic:cNvPr descr="/opt/quarto/share/formats/docx/note.png" id="201" name="Picture"/>
+                          <pic:cNvPr descr="/opt/quarto/share/formats/docx/note.png" id="204" name="Picture"/>
                           <pic:cNvPicPr>
                             <a:picLocks noChangeArrowheads="1" noChangeAspect="1"/>
                           </pic:cNvPicPr>
                         </pic:nvPicPr>
                         <pic:blipFill>
-                          <a:blip r:embed="rId146"/>
+                          <a:blip r:embed="rId149"/>
                           <a:stretch>
                             <a:fillRect/>
                           </a:stretch>
@@ -56599,7 +57409,7 @@
             <w:r>
               <w:t xml:space="preserve"> </w:t>
             </w:r>
-            <w:hyperlink r:id="rId198">
+            <w:hyperlink r:id="rId201">
               <w:r>
                 <w:rPr>
                   <w:rStyle w:val="Hyperlink"/>
@@ -56627,8 +57437,8 @@
         </w:tc>
       </w:tr>
     </w:tbl>
-    <w:bookmarkEnd w:id="202"/>
-    <w:bookmarkStart w:id="205" w:name="def-leverage"/>
+    <w:bookmarkEnd w:id="205"/>
+    <w:bookmarkStart w:id="208" w:name="def-leverage"/>
     <w:p>
       <w:pPr>
         <w:pStyle w:val="BodyText"/>
@@ -56638,7 +57448,7 @@
           <w:b/>
           <w:bCs/>
         </w:rPr>
-        <w:t xml:space="preserve">Definition 37 (Leverage)</w:t>
+        <w:t xml:space="preserve">Definition 38 (Leverage)</w:t>
       </w:r>
       <w:r>
         <w:t xml:space="preserve"> </w:t>
@@ -56649,7 +57459,7 @@
       <w:r>
         <w:t xml:space="preserve"> </w:t>
       </w:r>
-      <w:hyperlink r:id="rId203">
+      <w:hyperlink r:id="rId206">
         <w:r>
           <w:rPr>
             <w:rStyle w:val="Hyperlink"/>
@@ -56683,16 +57493,21 @@
       <m:oMath>
         <m:sSub>
           <m:e>
-            <m:acc>
-              <m:accPr>
-                <m:chr m:val="̃"/>
-              </m:accPr>
+            <m:limLow>
               <m:e>
                 <m:r>
                   <m:t>t</m:t>
                 </m:r>
               </m:e>
-            </m:acc>
+              <m:lim>
+                <m:r>
+                  <m:rPr>
+                    <m:sty m:val="p"/>
+                  </m:rPr>
+                  <m:t>∼</m:t>
+                </m:r>
+              </m:lim>
+            </m:limLow>
           </m:e>
           <m:sub>
             <m:r>
@@ -56793,7 +57608,7 @@
       <w:pPr>
         <w:pStyle w:val="BodyText"/>
       </w:pPr>
-      <w:bookmarkStart w:id="204" w:name="eq-leverage"/>
+      <w:bookmarkStart w:id="207" w:name="eq-leverage"/>
       <m:oMathPara>
         <m:oMathParaPr>
           <m:jc m:val="center"/>
@@ -56834,16 +57649,21 @@
             <m:e>
               <m:sSub>
                 <m:e>
-                  <m:acc>
-                    <m:accPr>
-                      <m:chr m:val="̃"/>
-                    </m:accPr>
+                  <m:limLow>
                     <m:e>
                       <m:r>
                         <m:t>t</m:t>
                       </m:r>
                     </m:e>
-                  </m:acc>
+                    <m:lim>
+                      <m:r>
+                        <m:rPr>
+                          <m:sty m:val="p"/>
+                        </m:rPr>
+                        <m:t>∼</m:t>
+                      </m:r>
+                    </m:lim>
+                  </m:limLow>
                 </m:e>
                 <m:sub>
                   <m:r>
@@ -56881,16 +57701,21 @@
           </m:sSup>
           <m:sSub>
             <m:e>
-              <m:acc>
-                <m:accPr>
-                  <m:chr m:val="̃"/>
-                </m:accPr>
+              <m:limLow>
                 <m:e>
                   <m:r>
                     <m:t>t</m:t>
                   </m:r>
                 </m:e>
-              </m:acc>
+                <m:lim>
+                  <m:r>
+                    <m:rPr>
+                      <m:sty m:val="p"/>
+                    </m:rPr>
+                    <m:t>∼</m:t>
+                  </m:r>
+                </m:lim>
+              </m:limLow>
             </m:e>
             <m:sub>
               <m:r>
@@ -56924,10 +57749,10 @@
           </m:r>
         </m:oMath>
       </m:oMathPara>
-      <w:bookmarkEnd w:id="204"/>
+      <w:bookmarkEnd w:id="207"/>
     </w:p>
-    <w:bookmarkEnd w:id="205"/>
-    <w:bookmarkStart w:id="207" w:name="rem-source-leverage"/>
+    <w:bookmarkEnd w:id="208"/>
+    <w:bookmarkStart w:id="210" w:name="rem-source-leverage"/>
     <w:p>
       <w:pPr>
         <w:pStyle w:val="FirstParagraph"/>
@@ -56974,7 +57799,7 @@
       <w:r>
         <w:t xml:space="preserve"> </w:t>
       </w:r>
-      <w:hyperlink r:id="rId206">
+      <w:hyperlink r:id="rId209">
         <w:r>
           <w:rPr>
             <w:rStyle w:val="Hyperlink"/>
@@ -56986,8 +57811,8 @@
         <w:t xml:space="preserve">.</w:t>
       </w:r>
     </w:p>
-    <w:bookmarkEnd w:id="207"/>
-    <w:bookmarkStart w:id="209" w:name="thm-loocv-shortcut"/>
+    <w:bookmarkEnd w:id="210"/>
+    <w:bookmarkStart w:id="212" w:name="thm-loocv-shortcut"/>
     <w:p>
       <w:pPr>
         <w:pStyle w:val="BodyText"/>
@@ -57008,7 +57833,7 @@
       <w:r>
         <w:t xml:space="preserve"> </w:t>
       </w:r>
-      <w:hyperlink r:id="rId203">
+      <w:hyperlink r:id="rId206">
         <w:r>
           <w:rPr>
             <w:rStyle w:val="Hyperlink"/>
@@ -57108,7 +57933,7 @@
       <w:r>
         <w:t xml:space="preserve"> </w:t>
       </w:r>
-      <w:hyperlink r:id="rId37">
+      <w:hyperlink r:id="rId40">
         <w:r>
           <w:rPr>
             <w:rStyle w:val="Hyperlink"/>
@@ -57152,7 +57977,7 @@
       <w:r>
         <w:t xml:space="preserve"> </w:t>
       </w:r>
-      <w:hyperlink r:id="rId27">
+      <w:hyperlink r:id="rId30">
         <w:r>
           <w:rPr>
             <w:rStyle w:val="Hyperlink"/>
@@ -57234,7 +58059,7 @@
       <w:pPr>
         <w:pStyle w:val="BodyText"/>
       </w:pPr>
-      <w:bookmarkStart w:id="208" w:name="eq-loocv-shortcut"/>
+      <w:bookmarkStart w:id="211" w:name="eq-loocv-shortcut"/>
       <m:oMathPara>
         <m:oMathParaPr>
           <m:jc m:val="center"/>
@@ -57424,9 +58249,9 @@
           </m:r>
         </m:oMath>
       </m:oMathPara>
-      <w:bookmarkEnd w:id="208"/>
+      <w:bookmarkEnd w:id="211"/>
     </w:p>
-    <w:bookmarkEnd w:id="209"/>
+    <w:bookmarkEnd w:id="212"/>
     <w:p>
       <w:pPr>
         <w:pStyle w:val="FirstParagraph"/>
@@ -57487,16 +58312,21 @@
       <m:oMath>
         <m:sSub>
           <m:e>
-            <m:acc>
-              <m:accPr>
-                <m:chr m:val="̃"/>
-              </m:accPr>
+            <m:limLow>
               <m:e>
                 <m:r>
                   <m:t>t</m:t>
                 </m:r>
               </m:e>
-            </m:acc>
+              <m:lim>
+                <m:r>
+                  <m:rPr>
+                    <m:sty m:val="p"/>
+                  </m:rPr>
+                  <m:t>∼</m:t>
+                </m:r>
+              </m:lim>
+            </m:limLow>
           </m:e>
           <m:sub>
             <m:r>
@@ -57508,16 +58338,21 @@
           <m:e>
             <m:sSub>
               <m:e>
-                <m:acc>
-                  <m:accPr>
-                    <m:chr m:val="̃"/>
-                  </m:accPr>
+                <m:limLow>
                   <m:e>
                     <m:r>
                       <m:t>t</m:t>
                     </m:r>
                   </m:e>
-                </m:acc>
+                  <m:lim>
+                    <m:r>
+                      <m:rPr>
+                        <m:sty m:val="p"/>
+                      </m:rPr>
+                      <m:t>∼</m:t>
+                    </m:r>
+                  </m:lim>
+                </m:limLow>
               </m:e>
               <m:sub>
                 <m:r>
@@ -57555,7 +58390,7 @@
         <w:t xml:space="preserve">which this page does not develop.</w:t>
       </w:r>
     </w:p>
-    <w:bookmarkStart w:id="210" w:name="rem-source-loocv-shortcut"/>
+    <w:bookmarkStart w:id="213" w:name="rem-source-loocv-shortcut"/>
     <w:p>
       <w:pPr>
         <w:pStyle w:val="BodyText"/>
@@ -57598,8 +58433,8 @@
         <w:t xml:space="preserve">for many linear fitting methods.</w:t>
       </w:r>
     </w:p>
-    <w:bookmarkEnd w:id="210"/>
-    <w:bookmarkStart w:id="211" w:name="exm-loocv-shortcut"/>
+    <w:bookmarkEnd w:id="213"/>
+    <w:bookmarkStart w:id="214" w:name="exm-loocv-shortcut"/>
     <w:p>
       <w:pPr>
         <w:pStyle w:val="BodyText"/>
@@ -57609,7 +58444,7 @@
           <w:b/>
           <w:bCs/>
         </w:rPr>
-        <w:t xml:space="preserve">Example 11 (Leave-one-out cross-validation of the</w:t>
+        <w:t xml:space="preserve">Example 12 (Leave-one-out cross-validation of the</w:t>
       </w:r>
       <w:r>
         <w:rPr>
@@ -58687,7 +59522,7 @@
         <w:rPr>
           <w:rStyle w:val="CommentTok"/>
         </w:rPr>
-        <w:t xml:space="preserve">#&gt;    8.88178e-15    2.00000e+00</w:t>
+        <w:t xml:space="preserve">#&gt;    7.10543e-15    2.00000e+00</w:t>
       </w:r>
     </w:p>
     <w:p>
@@ -58695,7 +59530,7 @@
         <w:pStyle w:val="FirstParagraph"/>
       </w:pPr>
       <w:r>
-        <w:t xml:space="preserve">The two columns differ by at most 8.9e-15,</w:t>
+        <w:t xml:space="preserve">The two columns differ by at most 7.1e-15,</w:t>
       </w:r>
       <w:r>
         <w:t xml:space="preserve"> </w:t>
@@ -58739,8 +59574,8 @@
         <w:t xml:space="preserve">rerunning it always gives the same choice.</w:t>
       </w:r>
     </w:p>
-    <w:bookmarkEnd w:id="211"/>
-    <w:bookmarkStart w:id="212" w:name="rem-loocv"/>
+    <w:bookmarkEnd w:id="214"/>
+    <w:bookmarkStart w:id="215" w:name="rem-loocv"/>
     <w:p>
       <w:pPr>
         <w:pStyle w:val="BodyText"/>
@@ -59212,9 +60047,9 @@
         <w:t xml:space="preserve">fits.</w:t>
       </w:r>
     </w:p>
-    <w:bookmarkEnd w:id="212"/>
-    <w:bookmarkEnd w:id="213"/>
-    <w:bookmarkStart w:id="242" w:name="sec-cv-model-choice"/>
+    <w:bookmarkEnd w:id="215"/>
+    <w:bookmarkEnd w:id="216"/>
+    <w:bookmarkStart w:id="245" w:name="sec-cv-model-choice"/>
     <w:p>
       <w:pPr>
         <w:pStyle w:val="Heading2"/>
@@ -59223,7 +60058,7 @@
         <w:t xml:space="preserve">8 Choosing a model by cross-validation</w:t>
       </w:r>
     </w:p>
-    <w:bookmarkStart w:id="215" w:name="def-cv-estimate-indexed"/>
+    <w:bookmarkStart w:id="218" w:name="def-cv-estimate-indexed"/>
     <w:p>
       <w:pPr>
         <w:pStyle w:val="FirstParagraph"/>
@@ -59233,7 +60068,7 @@
           <w:b/>
           <w:bCs/>
         </w:rPr>
-        <w:t xml:space="preserve">Definition 38 (Cross-validation estimate of a named procedure)</w:t>
+        <w:t xml:space="preserve">Definition 39 (Cross-validation estimate of a named procedure)</w:t>
       </w:r>
       <w:r>
         <w:t xml:space="preserve"> </w:t>
@@ -59601,7 +60436,7 @@
       <w:pPr>
         <w:pStyle w:val="BodyText"/>
       </w:pPr>
-      <w:bookmarkStart w:id="214" w:name="eq-cv-estimate-indexed"/>
+      <w:bookmarkStart w:id="217" w:name="eq-cv-estimate-indexed"/>
       <m:oMathPara>
         <m:oMathParaPr>
           <m:jc m:val="center"/>
@@ -60011,10 +60846,10 @@
           </m:r>
         </m:oMath>
       </m:oMathPara>
-      <w:bookmarkEnd w:id="214"/>
+      <w:bookmarkEnd w:id="217"/>
     </w:p>
-    <w:bookmarkEnd w:id="215"/>
-    <w:bookmarkStart w:id="217" w:name="def-cv-choice"/>
+    <w:bookmarkEnd w:id="218"/>
+    <w:bookmarkStart w:id="220" w:name="def-cv-choice"/>
     <w:p>
       <w:pPr>
         <w:pStyle w:val="FirstParagraph"/>
@@ -60024,7 +60859,7 @@
           <w:b/>
           <w:bCs/>
         </w:rPr>
-        <w:t xml:space="preserve">Definition 39 (Cross-validation choice procedure)</w:t>
+        <w:t xml:space="preserve">Definition 40 (Cross-validation choice procedure)</w:t>
       </w:r>
       <w:r>
         <w:t xml:space="preserve"> </w:t>
@@ -60356,7 +61191,7 @@
       <w:pPr>
         <w:pStyle w:val="BodyText"/>
       </w:pPr>
-      <w:bookmarkStart w:id="216" w:name="eq-cv-choice"/>
+      <w:bookmarkStart w:id="219" w:name="eq-cv-choice"/>
       <m:oMathPara>
         <m:oMathParaPr>
           <m:jc m:val="center"/>
@@ -60640,10 +61475,10 @@
           </m:r>
         </m:oMath>
       </m:oMathPara>
-      <w:bookmarkEnd w:id="216"/>
+      <w:bookmarkEnd w:id="219"/>
     </w:p>
-    <w:bookmarkEnd w:id="217"/>
-    <w:bookmarkStart w:id="219" w:name="def-nested-cv"/>
+    <w:bookmarkEnd w:id="220"/>
+    <w:bookmarkStart w:id="222" w:name="def-nested-cv"/>
     <w:p>
       <w:pPr>
         <w:pStyle w:val="FirstParagraph"/>
@@ -60653,7 +61488,7 @@
           <w:b/>
           <w:bCs/>
         </w:rPr>
-        <w:t xml:space="preserve">Definition 40 (Nested cross-validation)</w:t>
+        <w:t xml:space="preserve">Definition 41 (Nested cross-validation)</w:t>
       </w:r>
       <w:r>
         <w:t xml:space="preserve"> </w:t>
@@ -60770,7 +61605,7 @@
       <w:pPr>
         <w:pStyle w:val="BodyText"/>
       </w:pPr>
-      <w:bookmarkStart w:id="218" w:name="eq-nested-cv"/>
+      <w:bookmarkStart w:id="221" w:name="eq-nested-cv"/>
       <m:oMathPara>
         <m:oMathParaPr>
           <m:jc m:val="center"/>
@@ -60897,10 +61732,10 @@
           </m:r>
         </m:oMath>
       </m:oMathPara>
-      <w:bookmarkEnd w:id="218"/>
+      <w:bookmarkEnd w:id="221"/>
     </w:p>
-    <w:bookmarkEnd w:id="219"/>
-    <w:bookmarkStart w:id="220" w:name="rem-source-nested-cv"/>
+    <w:bookmarkEnd w:id="222"/>
+    <w:bookmarkStart w:id="223" w:name="rem-source-nested-cv"/>
     <w:p>
       <w:pPr>
         <w:pStyle w:val="FirstParagraph"/>
@@ -60931,8 +61766,8 @@
         <w:t xml:space="preserve">choices included.</w:t>
       </w:r>
     </w:p>
-    <w:bookmarkEnd w:id="220"/>
-    <w:bookmarkStart w:id="221" w:name="rem-nested-cv"/>
+    <w:bookmarkEnd w:id="223"/>
+    <w:bookmarkStart w:id="224" w:name="rem-nested-cv"/>
     <w:p>
       <w:pPr>
         <w:pStyle w:val="BodyText"/>
@@ -61088,8 +61923,8 @@
         <w:t xml:space="preserve">That inner cross-validation is the nested one.</w:t>
       </w:r>
     </w:p>
-    <w:bookmarkEnd w:id="221"/>
-    <w:bookmarkStart w:id="224" w:name="rem-cv-winner-optimistic"/>
+    <w:bookmarkEnd w:id="224"/>
+    <w:bookmarkStart w:id="227" w:name="rem-cv-winner-optimistic"/>
     <w:p>
       <w:pPr>
         <w:pStyle w:val="BodyText"/>
@@ -61143,7 +61978,7 @@
           <w:rPr>
             <w:rStyle w:val="Hyperlink"/>
           </w:rPr>
-          <w:t xml:space="preserve">Definition 20</w:t>
+          <w:t xml:space="preserve">Definition 21</w:t>
         </w:r>
       </w:hyperlink>
       <w:r>
@@ -61282,18 +62117,18 @@
                 <wp:inline>
                   <wp:extent cx="152400" cy="152400"/>
                   <wp:effectExtent b="0" l="0" r="0" t="0"/>
-                  <wp:docPr descr="" title="" id="222" name="Picture"/>
+                  <wp:docPr descr="" title="" id="225" name="Picture"/>
                   <a:graphic>
                     <a:graphicData uri="http://schemas.openxmlformats.org/drawingml/2006/picture">
                       <pic:pic>
                         <pic:nvPicPr>
-                          <pic:cNvPr descr="/opt/quarto/share/formats/docx/note.png" id="223" name="Picture"/>
+                          <pic:cNvPr descr="/opt/quarto/share/formats/docx/note.png" id="226" name="Picture"/>
                           <pic:cNvPicPr>
                             <a:picLocks noChangeArrowheads="1" noChangeAspect="1"/>
                           </pic:cNvPicPr>
                         </pic:nvPicPr>
                         <pic:blipFill>
-                          <a:blip r:embed="rId146"/>
+                          <a:blip r:embed="rId149"/>
                           <a:stretch>
                             <a:fillRect/>
                           </a:stretch>
@@ -61357,8 +62192,8 @@
         </w:tc>
       </w:tr>
     </w:tbl>
-    <w:bookmarkEnd w:id="224"/>
-    <w:bookmarkStart w:id="227" w:name="def-cv-se"/>
+    <w:bookmarkEnd w:id="227"/>
+    <w:bookmarkStart w:id="230" w:name="def-cv-se"/>
     <w:p>
       <w:pPr>
         <w:pStyle w:val="BodyText"/>
@@ -61368,7 +62203,7 @@
           <w:b/>
           <w:bCs/>
         </w:rPr>
-        <w:t xml:space="preserve">Definition 41 (Fold-based standard error)</w:t>
+        <w:t xml:space="preserve">Definition 42 (Fold-based standard error)</w:t>
       </w:r>
       <w:r>
         <w:t xml:space="preserve"> </w:t>
@@ -61462,7 +62297,7 @@
       <w:r>
         <w:t xml:space="preserve"> </w:t>
       </w:r>
-      <w:hyperlink r:id="rId225">
+      <w:hyperlink r:id="rId228">
         <w:r>
           <w:rPr>
             <w:rStyle w:val="Hyperlink"/>
@@ -61528,7 +62363,7 @@
       <w:pPr>
         <w:pStyle w:val="BodyText"/>
       </w:pPr>
-      <w:bookmarkStart w:id="226" w:name="eq-cv-se"/>
+      <w:bookmarkStart w:id="229" w:name="eq-cv-se"/>
       <m:oMathPara>
         <m:oMathParaPr>
           <m:jc m:val="center"/>
@@ -61703,10 +62538,10 @@
           </m:r>
         </m:oMath>
       </m:oMathPara>
-      <w:bookmarkEnd w:id="226"/>
+      <w:bookmarkEnd w:id="229"/>
     </w:p>
-    <w:bookmarkEnd w:id="227"/>
-    <w:bookmarkStart w:id="228" w:name="rem-source-cv-se"/>
+    <w:bookmarkEnd w:id="230"/>
+    <w:bookmarkStart w:id="231" w:name="rem-source-cv-se"/>
     <w:p>
       <w:pPr>
         <w:pStyle w:val="FirstParagraph"/>
@@ -61728,8 +62563,8 @@
         <w:t xml:space="preserve">, who call the result a standard error.</w:t>
       </w:r>
     </w:p>
-    <w:bookmarkEnd w:id="228"/>
-    <w:bookmarkStart w:id="230" w:name="rem-cv-se"/>
+    <w:bookmarkEnd w:id="231"/>
+    <w:bookmarkStart w:id="233" w:name="rem-cv-se"/>
     <w:p>
       <w:pPr>
         <w:pStyle w:val="BodyText"/>
@@ -61952,7 +62787,7 @@
       <w:r>
         <w:t xml:space="preserve"> </w:t>
       </w:r>
-      <w:hyperlink r:id="rId229">
+      <w:hyperlink r:id="rId232">
         <w:r>
           <w:rPr>
             <w:rStyle w:val="Hyperlink"/>
@@ -62016,8 +62851,8 @@
         <w:t xml:space="preserve">.</w:t>
       </w:r>
     </w:p>
-    <w:bookmarkEnd w:id="230"/>
-    <w:bookmarkStart w:id="232" w:name="def-fold-mse-indexed"/>
+    <w:bookmarkEnd w:id="233"/>
+    <w:bookmarkStart w:id="235" w:name="def-fold-mse-indexed"/>
     <w:p>
       <w:pPr>
         <w:pStyle w:val="BodyText"/>
@@ -62027,7 +62862,7 @@
           <w:b/>
           <w:bCs/>
         </w:rPr>
-        <w:t xml:space="preserve">Definition 42 (Fold mean squared error of a named procedure)</w:t>
+        <w:t xml:space="preserve">Definition 43 (Fold mean squared error of a named procedure)</w:t>
       </w:r>
       <w:r>
         <w:t xml:space="preserve"> </w:t>
@@ -62195,7 +63030,7 @@
       <w:pPr>
         <w:pStyle w:val="BodyText"/>
       </w:pPr>
-      <w:bookmarkStart w:id="231" w:name="eq-fold-mse-indexed"/>
+      <w:bookmarkStart w:id="234" w:name="eq-fold-mse-indexed"/>
       <m:oMathPara>
         <m:oMathParaPr>
           <m:jc m:val="center"/>
@@ -62582,10 +63417,10 @@
           </m:r>
         </m:oMath>
       </m:oMathPara>
-      <w:bookmarkEnd w:id="231"/>
+      <w:bookmarkEnd w:id="234"/>
     </w:p>
-    <w:bookmarkEnd w:id="232"/>
-    <w:bookmarkStart w:id="234" w:name="def-cv-se-indexed"/>
+    <w:bookmarkEnd w:id="235"/>
+    <w:bookmarkStart w:id="237" w:name="def-cv-se-indexed"/>
     <w:p>
       <w:pPr>
         <w:pStyle w:val="FirstParagraph"/>
@@ -62595,7 +63430,7 @@
           <w:b/>
           <w:bCs/>
         </w:rPr>
-        <w:t xml:space="preserve">Definition 43 (Fold-based standard error of a named procedure)</w:t>
+        <w:t xml:space="preserve">Definition 44 (Fold-based standard error of a named procedure)</w:t>
       </w:r>
       <w:r>
         <w:t xml:space="preserve"> </w:t>
@@ -62791,7 +63626,7 @@
       <w:pPr>
         <w:pStyle w:val="BodyText"/>
       </w:pPr>
-      <w:bookmarkStart w:id="233" w:name="eq-cv-se-indexed"/>
+      <w:bookmarkStart w:id="236" w:name="eq-cv-se-indexed"/>
       <m:oMathPara>
         <m:oMathParaPr>
           <m:jc m:val="center"/>
@@ -63089,10 +63924,10 @@
           </m:r>
         </m:oMath>
       </m:oMathPara>
-      <w:bookmarkEnd w:id="233"/>
+      <w:bookmarkEnd w:id="236"/>
     </w:p>
-    <w:bookmarkEnd w:id="234"/>
-    <w:bookmarkStart w:id="236" w:name="def-one-se-rule"/>
+    <w:bookmarkEnd w:id="237"/>
+    <w:bookmarkStart w:id="239" w:name="def-one-se-rule"/>
     <w:p>
       <w:pPr>
         <w:pStyle w:val="FirstParagraph"/>
@@ -63102,7 +63937,7 @@
           <w:b/>
           <w:bCs/>
         </w:rPr>
-        <w:t xml:space="preserve">Definition 44 (One-standard-error rule)</w:t>
+        <w:t xml:space="preserve">Definition 45 (One-standard-error rule)</w:t>
       </w:r>
       <w:r>
         <w:t xml:space="preserve"> </w:t>
@@ -63350,7 +64185,7 @@
       <w:pPr>
         <w:pStyle w:val="BodyText"/>
       </w:pPr>
-      <w:bookmarkStart w:id="235" w:name="eq-one-se-rule"/>
+      <w:bookmarkStart w:id="238" w:name="eq-one-se-rule"/>
       <m:oMathPara>
         <m:oMathParaPr>
           <m:jc m:val="center"/>
@@ -63684,7 +64519,7 @@
           </m:r>
         </m:oMath>
       </m:oMathPara>
-      <w:bookmarkEnd w:id="235"/>
+      <w:bookmarkEnd w:id="238"/>
     </w:p>
     <w:p>
       <w:pPr>
@@ -63703,8 +64538,8 @@
         <w:t xml:space="preserve">.</w:t>
       </w:r>
     </w:p>
-    <w:bookmarkEnd w:id="236"/>
-    <w:bookmarkStart w:id="241" w:name="exm-one-se-rule"/>
+    <w:bookmarkEnd w:id="239"/>
+    <w:bookmarkStart w:id="244" w:name="exm-one-se-rule"/>
     <w:p>
       <w:pPr>
         <w:pStyle w:val="BodyText"/>
@@ -63714,7 +64549,7 @@
           <w:b/>
           <w:bCs/>
         </w:rPr>
-        <w:t xml:space="preserve">Example 12 (The one-standard-error rule for the simulated polynomials)</w:t>
+        <w:t xml:space="preserve">Example 13 (The one-standard-error rule for the simulated polynomials)</w:t>
       </w:r>
       <w:r>
         <w:t xml:space="preserve"> </w:t>
@@ -63736,7 +64571,7 @@
           <w:rPr>
             <w:rStyle w:val="Hyperlink"/>
           </w:rPr>
-          <w:t xml:space="preserve">Example 5</w:t>
+          <w:t xml:space="preserve">Example 6</w:t>
         </w:r>
       </w:hyperlink>
       <w:r>
@@ -63762,7 +64597,7 @@
           <w:rPr>
             <w:rStyle w:val="Hyperlink"/>
           </w:rPr>
-          <w:t xml:space="preserve">Definition 44</w:t>
+          <w:t xml:space="preserve">Definition 45</w:t>
         </w:r>
       </w:hyperlink>
       <w:r>
@@ -64776,7 +65611,7 @@
       <w:tr>
         <w:tc>
           <w:tcPr/>
-          <w:bookmarkStart w:id="240" w:name="fig-one-se-rule"/>
+          <w:bookmarkStart w:id="243" w:name="fig-one-se-rule"/>
           <w:p>
             <w:pPr>
               <w:pStyle w:val="SourceCode"/>
@@ -65389,18 +66224,18 @@
                 <wp:inline>
                   <wp:extent cx="4620126" cy="3696101"/>
                   <wp:effectExtent b="0" l="0" r="0" t="0"/>
-                  <wp:docPr descr="" title="" id="238" name="Picture"/>
+                  <wp:docPr descr="" title="" id="241" name="Picture"/>
                   <a:graphic>
                     <a:graphicData uri="http://schemas.openxmlformats.org/drawingml/2006/picture">
                       <pic:pic>
                         <pic:nvPicPr>
-                          <pic:cNvPr descr="model-validation_files/figure-docx/one-se-rule-plot-1.png" id="239" name="Picture"/>
+                          <pic:cNvPr descr="model-validation_files/figure-docx/one-se-rule-plot-1.png" id="242" name="Picture"/>
                           <pic:cNvPicPr>
                             <a:picLocks noChangeArrowheads="1" noChangeAspect="1"/>
                           </pic:cNvPicPr>
                         </pic:nvPicPr>
                         <pic:blipFill>
-                          <a:blip r:embed="rId237"/>
+                          <a:blip r:embed="rId240"/>
                           <a:stretch>
                             <a:fillRect/>
                           </a:stretch>
@@ -65480,7 +66315,7 @@
               <w:t xml:space="preserve">The dashed line is one fold-based standard error above the smallest estimate.</w:t>
             </w:r>
           </w:p>
-          <w:bookmarkEnd w:id="240"/>
+          <w:bookmarkEnd w:id="243"/>
         </w:tc>
       </w:tr>
     </w:tbl>
@@ -65547,7 +66382,7 @@
           <w:rPr>
             <w:rStyle w:val="Hyperlink"/>
           </w:rPr>
-          <w:t xml:space="preserve">Example 5</w:t>
+          <w:t xml:space="preserve">Example 6</w:t>
         </w:r>
       </w:hyperlink>
       <w:r>
@@ -65569,9 +66404,9 @@
         <w:t xml:space="preserve">and 0.315 for degree 3.</w:t>
       </w:r>
     </w:p>
-    <w:bookmarkEnd w:id="241"/>
-    <w:bookmarkEnd w:id="242"/>
-    <w:bookmarkStart w:id="249" w:name="sec-cv-whole-procedure"/>
+    <w:bookmarkEnd w:id="244"/>
+    <w:bookmarkEnd w:id="245"/>
+    <w:bookmarkStart w:id="252" w:name="sec-cv-whole-procedure"/>
     <w:p>
       <w:pPr>
         <w:pStyle w:val="Heading2"/>
@@ -65580,7 +66415,7 @@
         <w:t xml:space="preserve">9 Cross-validating the whole procedure</w:t>
       </w:r>
     </w:p>
-    <w:bookmarkStart w:id="245" w:name="exr-cv-screening"/>
+    <w:bookmarkStart w:id="248" w:name="exr-cv-screening"/>
     <w:p>
       <w:pPr>
         <w:pStyle w:val="FirstParagraph"/>
@@ -65880,18 +66715,18 @@
                 <wp:inline>
                   <wp:extent cx="152400" cy="152400"/>
                   <wp:effectExtent b="0" l="0" r="0" t="0"/>
-                  <wp:docPr descr="" title="" id="243" name="Picture"/>
+                  <wp:docPr descr="" title="" id="246" name="Picture"/>
                   <a:graphic>
                     <a:graphicData uri="http://schemas.openxmlformats.org/drawingml/2006/picture">
                       <pic:pic>
                         <pic:nvPicPr>
-                          <pic:cNvPr descr="/opt/quarto/share/formats/docx/note.png" id="244" name="Picture"/>
+                          <pic:cNvPr descr="/opt/quarto/share/formats/docx/note.png" id="247" name="Picture"/>
                           <pic:cNvPicPr>
                             <a:picLocks noChangeArrowheads="1" noChangeAspect="1"/>
                           </pic:cNvPicPr>
                         </pic:nvPicPr>
                         <pic:blipFill>
-                          <a:blip r:embed="rId146"/>
+                          <a:blip r:embed="rId149"/>
                           <a:stretch>
                             <a:fillRect/>
                           </a:stretch>
@@ -65973,8 +66808,8 @@
         </w:tc>
       </w:tr>
     </w:tbl>
-    <w:bookmarkEnd w:id="245"/>
-    <w:bookmarkStart w:id="246" w:name="sol-cv-screening"/>
+    <w:bookmarkEnd w:id="248"/>
+    <w:bookmarkStart w:id="249" w:name="sol-cv-screening"/>
     <w:p>
       <w:pPr>
         <w:pStyle w:val="BodyText"/>
@@ -67902,8 +68737,8 @@
         <w:t xml:space="preserve">needs fails.</w:t>
       </w:r>
     </w:p>
-    <w:bookmarkEnd w:id="246"/>
-    <w:bookmarkStart w:id="248" w:name="rem-cv-every-step"/>
+    <w:bookmarkEnd w:id="249"/>
+    <w:bookmarkStart w:id="251" w:name="rem-cv-every-step"/>
     <w:p>
       <w:pPr>
         <w:pStyle w:val="BodyText"/>
@@ -68059,7 +68894,7 @@
       <w:r>
         <w:t xml:space="preserve"> </w:t>
       </w:r>
-      <w:hyperlink r:id="rId247">
+      <w:hyperlink r:id="rId250">
         <w:r>
           <w:rPr>
             <w:rStyle w:val="Hyperlink"/>
@@ -68083,9 +68918,9 @@
         <w:t xml:space="preserve">when they are computed without the outcome.</w:t>
       </w:r>
     </w:p>
-    <w:bookmarkEnd w:id="248"/>
-    <w:bookmarkEnd w:id="249"/>
-    <w:bookmarkStart w:id="250" w:name="further-reading"/>
+    <w:bookmarkEnd w:id="251"/>
+    <w:bookmarkEnd w:id="252"/>
+    <w:bookmarkStart w:id="253" w:name="further-reading"/>
     <w:p>
       <w:pPr>
         <w:pStyle w:val="Heading2"/>
@@ -68114,8 +68949,8 @@
         <w:t xml:space="preserve">including the covariance and correlation matrices that cross-products produce.</w:t>
       </w:r>
     </w:p>
-    <w:bookmarkEnd w:id="250"/>
-    <w:bookmarkStart w:id="258" w:name="references"/>
+    <w:bookmarkEnd w:id="253"/>
+    <w:bookmarkStart w:id="261" w:name="references"/>
     <w:p>
       <w:pPr>
         <w:pStyle w:val="Heading2"/>
@@ -68124,8 +68959,8 @@
         <w:t xml:space="preserve">References</w:t>
       </w:r>
     </w:p>
-    <w:bookmarkStart w:id="257" w:name="refs"/>
-    <w:bookmarkStart w:id="252" w:name="ref-hastie2009elements"/>
+    <w:bookmarkStart w:id="260" w:name="refs"/>
+    <w:bookmarkStart w:id="255" w:name="ref-hastie2009elements"/>
     <w:p>
       <w:pPr>
         <w:pStyle w:val="Bibliography"/>
@@ -68149,7 +68984,7 @@
       <w:r>
         <w:t xml:space="preserve"> </w:t>
       </w:r>
-      <w:hyperlink r:id="rId251">
+      <w:hyperlink r:id="rId254">
         <w:r>
           <w:rPr>
             <w:rStyle w:val="Hyperlink"/>
@@ -68161,8 +68996,8 @@
         <w:t xml:space="preserve">.</w:t>
       </w:r>
     </w:p>
-    <w:bookmarkEnd w:id="252"/>
-    <w:bookmarkStart w:id="254" w:name="ref-james2021islr2e"/>
+    <w:bookmarkEnd w:id="255"/>
+    <w:bookmarkStart w:id="257" w:name="ref-james2021islr2e"/>
     <w:p>
       <w:pPr>
         <w:pStyle w:val="Bibliography"/>
@@ -68200,7 +69035,7 @@
       <w:r>
         <w:t xml:space="preserve"> </w:t>
       </w:r>
-      <w:hyperlink r:id="rId253">
+      <w:hyperlink r:id="rId256">
         <w:r>
           <w:rPr>
             <w:rStyle w:val="Hyperlink"/>
@@ -68212,8 +69047,8 @@
         <w:t xml:space="preserve">.</w:t>
       </w:r>
     </w:p>
-    <w:bookmarkEnd w:id="254"/>
-    <w:bookmarkStart w:id="256" w:name="ref-sanchez2020matrix4sl"/>
+    <w:bookmarkEnd w:id="257"/>
+    <w:bookmarkStart w:id="259" w:name="ref-sanchez2020matrix4sl"/>
     <w:p>
       <w:pPr>
         <w:pStyle w:val="Bibliography"/>
@@ -68251,7 +69086,7 @@
       <w:r>
         <w:t xml:space="preserve"> </w:t>
       </w:r>
-      <w:hyperlink r:id="rId255">
+      <w:hyperlink r:id="rId258">
         <w:r>
           <w:rPr>
             <w:rStyle w:val="Hyperlink"/>
@@ -68263,9 +69098,9 @@
         <w:t xml:space="preserve">.</w:t>
       </w:r>
     </w:p>
-    <w:bookmarkEnd w:id="256"/>
-    <w:bookmarkEnd w:id="257"/>
-    <w:bookmarkEnd w:id="258"/>
+    <w:bookmarkEnd w:id="259"/>
+    <w:bookmarkEnd w:id="260"/>
+    <w:bookmarkEnd w:id="261"/>
     <w:sectPr>
       <w:footnotePr>
         <w:numRestart w:val="eachSect"/>
